--- a/Phone_Book_Management_System.docx
+++ b/Phone_Book_Management_System.docx
@@ -9762,7 +9762,27 @@
           <w:lang w:val="en-US"/>
         </w:rPr>
         <w:lastRenderedPageBreak/>
-        <w:t>Usse case</w:t>
+        <w:t xml:space="preserve">Usse </w:t>
+      </w:r>
+      <w:r>
+        <w:rPr>
+          <w:b/>
+          <w:bCs/>
+          <w:sz w:val="32"/>
+          <w:szCs w:val="32"/>
+          <w:lang w:val="en-US"/>
+        </w:rPr>
+        <w:t>C</w:t>
+      </w:r>
+      <w:r>
+        <w:rPr>
+          <w:b/>
+          <w:bCs/>
+          <w:sz w:val="32"/>
+          <w:szCs w:val="32"/>
+          <w:lang w:val="en-US"/>
+        </w:rPr>
+        <w:t>ase</w:t>
       </w:r>
     </w:p>
     <w:p>
@@ -20576,6 +20596,11 @@
         <w:pStyle w:val="NormalWeb"/>
         <w:spacing w:before="240" w:beforeAutospacing="0" w:after="240" w:afterAutospacing="0"/>
         <w:ind w:left="697"/>
+        <w:rPr>
+          <w:color w:val="000000"/>
+          <w:sz w:val="28"/>
+          <w:szCs w:val="28"/>
+        </w:rPr>
       </w:pPr>
       <w:r>
         <w:rPr>
@@ -20584,6 +20609,130 @@
           <w:szCs w:val="28"/>
         </w:rPr>
         <w:t>Không có.</w:t>
+      </w:r>
+    </w:p>
+    <w:p>
+      <w:pPr>
+        <w:rPr>
+          <w:color w:val="000000"/>
+          <w:sz w:val="28"/>
+          <w:szCs w:val="28"/>
+          <w:lang w:val="en-US"/>
+        </w:rPr>
+      </w:pPr>
+      <w:r>
+        <w:rPr>
+          <w:color w:val="000000"/>
+          <w:sz w:val="28"/>
+          <w:szCs w:val="28"/>
+        </w:rPr>
+        <w:br w:type="page"/>
+      </w:r>
+    </w:p>
+    <w:p>
+      <w:pPr>
+        <w:pStyle w:val="NormalWeb"/>
+        <w:numPr>
+          <w:ilvl w:val="0"/>
+          <w:numId w:val="1"/>
+        </w:numPr>
+        <w:spacing w:before="240" w:beforeAutospacing="0" w:after="240" w:afterAutospacing="0"/>
+        <w:jc w:val="center"/>
+        <w:rPr>
+          <w:b/>
+          <w:bCs/>
+          <w:sz w:val="32"/>
+          <w:szCs w:val="32"/>
+        </w:rPr>
+      </w:pPr>
+      <w:r>
+        <w:rPr>
+          <w:b/>
+          <w:bCs/>
+          <w:sz w:val="32"/>
+          <w:szCs w:val="32"/>
+        </w:rPr>
+        <w:lastRenderedPageBreak/>
+        <w:t>Class Diagram</w:t>
+      </w:r>
+    </w:p>
+    <w:p>
+      <w:pPr>
+        <w:rPr>
+          <w:sz w:val="24"/>
+          <w:szCs w:val="24"/>
+          <w:lang w:val="en-US"/>
+        </w:rPr>
+      </w:pPr>
+      <w:r>
+        <w:br w:type="page"/>
+      </w:r>
+    </w:p>
+    <w:p>
+      <w:pPr>
+        <w:pStyle w:val="NormalWeb"/>
+        <w:numPr>
+          <w:ilvl w:val="0"/>
+          <w:numId w:val="1"/>
+        </w:numPr>
+        <w:spacing w:before="240" w:beforeAutospacing="0" w:after="240" w:afterAutospacing="0"/>
+        <w:jc w:val="center"/>
+        <w:rPr>
+          <w:b/>
+          <w:bCs/>
+          <w:sz w:val="32"/>
+          <w:szCs w:val="32"/>
+        </w:rPr>
+      </w:pPr>
+      <w:r>
+        <w:rPr>
+          <w:b/>
+          <w:bCs/>
+          <w:sz w:val="32"/>
+          <w:szCs w:val="32"/>
+        </w:rPr>
+        <w:lastRenderedPageBreak/>
+        <w:t>Data Model</w:t>
+      </w:r>
+    </w:p>
+    <w:p>
+      <w:pPr>
+        <w:rPr>
+          <w:sz w:val="24"/>
+          <w:szCs w:val="24"/>
+          <w:lang w:val="en-US"/>
+        </w:rPr>
+      </w:pPr>
+      <w:r>
+        <w:br w:type="page"/>
+      </w:r>
+    </w:p>
+    <w:p>
+      <w:pPr>
+        <w:pStyle w:val="NormalWeb"/>
+        <w:numPr>
+          <w:ilvl w:val="0"/>
+          <w:numId w:val="1"/>
+        </w:numPr>
+        <w:spacing w:before="240" w:beforeAutospacing="0" w:after="240" w:afterAutospacing="0"/>
+        <w:jc w:val="center"/>
+        <w:rPr>
+          <w:b/>
+          <w:bCs/>
+          <w:sz w:val="32"/>
+          <w:szCs w:val="32"/>
+        </w:rPr>
+      </w:pPr>
+      <w:r>
+        <w:rPr>
+          <w:b/>
+          <w:bCs/>
+          <w:sz w:val="32"/>
+          <w:szCs w:val="32"/>
+          <w:lang w:val="vi"/>
+        </w:rPr>
+        <w:lastRenderedPageBreak/>
+        <w:t>Interface Design Description</w:t>
       </w:r>
     </w:p>
     <w:p>

--- a/Phone_Book_Management_System.docx
+++ b/Phone_Book_Management_System.docx
@@ -2756,6 +2756,8 @@
     <w:p>
       <w:pPr>
         <w:rPr>
+          <w:b/>
+          <w:bCs/>
           <w:sz w:val="24"/>
           <w:szCs w:val="24"/>
           <w:lang w:val="en-US"/>
@@ -2800,6 +2802,22 @@
           <w:lang w:val="en-US"/>
         </w:rPr>
         <w:t xml:space="preserve"> Ngôn Ngữ phát triển C++</w:t>
+      </w:r>
+      <w:r>
+        <w:rPr>
+          <w:sz w:val="24"/>
+          <w:szCs w:val="24"/>
+          <w:lang w:val="en-US"/>
+        </w:rPr>
+        <w:t>.</w:t>
+      </w:r>
+      <w:r>
+        <w:rPr>
+          <w:sz w:val="24"/>
+          <w:szCs w:val="24"/>
+          <w:lang w:val="en-US"/>
+        </w:rPr>
+        <w:t xml:space="preserve"> Server Centos 6.0.</w:t>
       </w:r>
     </w:p>
     <w:p>
@@ -25865,6 +25883,7 @@
   <w:style w:type="character" w:default="1" w:styleId="DefaultParagraphFont">
     <w:name w:val="Default Paragraph Font"/>
     <w:uiPriority w:val="1"/>
+    <w:semiHidden/>
     <w:unhideWhenUsed/>
   </w:style>
   <w:style w:type="table" w:default="1" w:styleId="TableNormal">

--- a/Phone_Book_Management_System.docx
+++ b/Phone_Book_Management_System.docx
@@ -1,6 +1,6 @@
 
 <file path=word/document.xml><?xml version="1.0" encoding="utf-8"?>
-<w:document xmlns:wpc="http://schemas.microsoft.com/office/word/2010/wordprocessingCanvas" xmlns:cx="http://schemas.microsoft.com/office/drawing/2014/chartex" xmlns:cx1="http://schemas.microsoft.com/office/drawing/2015/9/8/chartex" xmlns:cx2="http://schemas.microsoft.com/office/drawing/2015/10/21/chartex" xmlns:cx3="http://schemas.microsoft.com/office/drawing/2016/5/9/chartex" xmlns:cx4="http://schemas.microsoft.com/office/drawing/2016/5/10/chartex" xmlns:cx5="http://schemas.microsoft.com/office/drawing/2016/5/11/chartex" xmlns:cx6="http://schemas.microsoft.com/office/drawing/2016/5/12/chartex" xmlns:cx7="http://schemas.microsoft.com/office/drawing/2016/5/13/chartex" xmlns:cx8="http://schemas.microsoft.com/office/drawing/2016/5/14/chartex" xmlns:mc="http://schemas.openxmlformats.org/markup-compatibility/2006" xmlns:aink="http://schemas.microsoft.com/office/drawing/2016/ink" xmlns:am3d="http://schemas.microsoft.com/office/drawing/2017/model3d" xmlns:o="urn:schemas-microsoft-com:office:office" xmlns:oel="http://schemas.microsoft.com/office/2019/extlst" xmlns:r="http://schemas.openxmlformats.org/officeDocument/2006/relationships" xmlns:m="http://schemas.openxmlformats.org/officeDocument/2006/math" xmlns:v="urn:schemas-microsoft-com:vml" xmlns:wp14="http://schemas.microsoft.com/office/word/2010/wordprocessingDrawing" xmlns:wp="http://schemas.openxmlformats.org/drawingml/2006/wordprocessingDrawing" xmlns:w10="urn:schemas-microsoft-com:office:word" xmlns:w="http://schemas.openxmlformats.org/wordprocessingml/2006/main" xmlns:w14="http://schemas.microsoft.com/office/word/2010/wordml" xmlns:w15="http://schemas.microsoft.com/office/word/2012/wordml" xmlns:w16cei="http://schemas.microsoft.com/office/word/2026/wordml/cei" xmlns:w16cex="http://schemas.microsoft.com/office/word/2018/wordml/cex" xmlns:w16cid="http://schemas.microsoft.com/office/word/2016/wordml/cid" xmlns:w16="http://schemas.microsoft.com/office/word/2018/wordml" xmlns:w16du="http://schemas.microsoft.com/office/word/2023/wordml/word16du" xmlns:w16sdtdh="http://schemas.microsoft.com/office/word/2020/wordml/sdtdatahash" xmlns:w16sdtfl="http://schemas.microsoft.com/office/word/2024/wordml/sdtformatlock" xmlns:w16se="http://schemas.microsoft.com/office/word/2015/wordml/symex" xmlns:wpg="http://schemas.microsoft.com/office/word/2010/wordprocessingGroup" xmlns:wpi="http://schemas.microsoft.com/office/word/2010/wordprocessingInk" xmlns:wne="http://schemas.microsoft.com/office/word/2006/wordml" xmlns:wps="http://schemas.microsoft.com/office/word/2010/wordprocessingShape" mc:Ignorable="w14 w15 w16se w16cid w16 w16cex w16sdtdh w16sdtfl w16du wp14">
+<w:document xmlns:wpc="http://schemas.microsoft.com/office/word/2010/wordprocessingCanvas" xmlns:cx="http://schemas.microsoft.com/office/drawing/2014/chartex" xmlns:cx1="http://schemas.microsoft.com/office/drawing/2015/9/8/chartex" xmlns:cx2="http://schemas.microsoft.com/office/drawing/2015/10/21/chartex" xmlns:cx3="http://schemas.microsoft.com/office/drawing/2016/5/9/chartex" xmlns:cx4="http://schemas.microsoft.com/office/drawing/2016/5/10/chartex" xmlns:cx5="http://schemas.microsoft.com/office/drawing/2016/5/11/chartex" xmlns:cx6="http://schemas.microsoft.com/office/drawing/2016/5/12/chartex" xmlns:cx7="http://schemas.microsoft.com/office/drawing/2016/5/13/chartex" xmlns:cx8="http://schemas.microsoft.com/office/drawing/2016/5/14/chartex" xmlns:mc="http://schemas.openxmlformats.org/markup-compatibility/2006" xmlns:aink="http://schemas.microsoft.com/office/drawing/2016/ink" xmlns:am3d="http://schemas.microsoft.com/office/drawing/2017/model3d" xmlns:o="urn:schemas-microsoft-com:office:office" xmlns:oel="http://schemas.microsoft.com/office/2019/extlst" xmlns:r="http://schemas.openxmlformats.org/officeDocument/2006/relationships" xmlns:m="http://schemas.openxmlformats.org/officeDocument/2006/math" xmlns:v="urn:schemas-microsoft-com:vml" xmlns:wp14="http://schemas.microsoft.com/office/word/2010/wordprocessingDrawing" xmlns:wp="http://schemas.openxmlformats.org/drawingml/2006/wordprocessingDrawing" xmlns:w10="urn:schemas-microsoft-com:office:word" xmlns:w="http://schemas.openxmlformats.org/wordprocessingml/2006/main" xmlns:w14="http://schemas.microsoft.com/office/word/2010/wordml" xmlns:w15="http://schemas.microsoft.com/office/word/2012/wordml" xmlns:w16cex="http://schemas.microsoft.com/office/word/2018/wordml/cex" xmlns:w16cid="http://schemas.microsoft.com/office/word/2016/wordml/cid" xmlns:w16="http://schemas.microsoft.com/office/word/2018/wordml" xmlns:w16du="http://schemas.microsoft.com/office/word/2023/wordml/word16du" xmlns:w16sdtdh="http://schemas.microsoft.com/office/word/2020/wordml/sdtdatahash" xmlns:w16sdtfl="http://schemas.microsoft.com/office/word/2024/wordml/sdtformatlock" xmlns:w16se="http://schemas.microsoft.com/office/word/2015/wordml/symex" xmlns:wpg="http://schemas.microsoft.com/office/word/2010/wordprocessingGroup" xmlns:wpi="http://schemas.microsoft.com/office/word/2010/wordprocessingInk" xmlns:wne="http://schemas.microsoft.com/office/word/2006/wordml" xmlns:wps="http://schemas.microsoft.com/office/word/2010/wordprocessingShape" mc:Ignorable="w14 w15 w16se w16cid w16 w16cex w16sdtdh w16sdtfl w16du wp14">
   <w:body>
     <w:p>
       <w:pPr>
@@ -20676,15 +20676,7395 @@
     </w:p>
     <w:p>
       <w:pPr>
+        <w:pStyle w:val="ListParagraph"/>
+        <w:numPr>
+          <w:ilvl w:val="0"/>
+          <w:numId w:val="42"/>
+        </w:numPr>
+        <w:rPr>
+          <w:b/>
+          <w:bCs/>
+          <w:lang w:val="en-US"/>
+        </w:rPr>
+      </w:pPr>
+      <w:r>
+        <w:rPr>
+          <w:b/>
+          <w:bCs/>
+          <w:lang w:val="en-US"/>
+        </w:rPr>
+        <w:t>Sơ đồ Class Diagram tổng quan</w:t>
+      </w:r>
+    </w:p>
+    <w:p>
+      <w:pPr>
+        <w:pStyle w:val="ListParagraph"/>
+        <w:ind w:left="720" w:firstLine="0"/>
+        <w:rPr>
+          <w:b/>
+          <w:bCs/>
+          <w:lang w:val="en-US"/>
+        </w:rPr>
+      </w:pPr>
+    </w:p>
+    <w:p>
+      <w:pPr>
+        <w:ind w:left="720"/>
+        <w:rPr>
+          <w:b/>
+          <w:bCs/>
+          <w:lang w:val="en-US"/>
+        </w:rPr>
+      </w:pPr>
+      <w:r>
+        <w:rPr>
+          <w:b/>
+          <w:bCs/>
+          <w:lang w:val="en-US"/>
+        </w:rPr>
+        <w:t>1.1. Danh sách các lớp</w:t>
+      </w:r>
+    </w:p>
+    <w:p>
+      <w:pPr>
+        <w:ind w:left="720"/>
+        <w:rPr>
+          <w:b/>
+          <w:bCs/>
+          <w:lang w:val="en-US"/>
+        </w:rPr>
+      </w:pPr>
+      <w:r>
+        <w:rPr>
+          <w:lang w:val="en-US"/>
+        </w:rPr>
+        <w:t>Dựa trên Class Diagram, hệ thống hiện tại gồm các lớp chính:</w:t>
+      </w:r>
+    </w:p>
+    <w:p>
+      <w:pPr>
+        <w:numPr>
+          <w:ilvl w:val="0"/>
+          <w:numId w:val="33"/>
+        </w:numPr>
+        <w:tabs>
+          <w:tab w:val="clear" w:pos="720"/>
+          <w:tab w:val="num" w:pos="1440"/>
+        </w:tabs>
+        <w:ind w:left="1440"/>
+        <w:rPr>
+          <w:b/>
+          <w:bCs/>
+          <w:lang w:val="en-US"/>
+        </w:rPr>
+      </w:pPr>
+      <w:r>
+        <w:rPr>
+          <w:lang w:val="en-US"/>
+        </w:rPr>
+        <w:t>Account</w:t>
+      </w:r>
+    </w:p>
+    <w:p>
+      <w:pPr>
+        <w:numPr>
+          <w:ilvl w:val="0"/>
+          <w:numId w:val="33"/>
+        </w:numPr>
+        <w:tabs>
+          <w:tab w:val="clear" w:pos="720"/>
+          <w:tab w:val="num" w:pos="1440"/>
+        </w:tabs>
+        <w:ind w:left="1440"/>
+        <w:rPr>
+          <w:b/>
+          <w:bCs/>
+          <w:lang w:val="en-US"/>
+        </w:rPr>
+      </w:pPr>
+      <w:r>
+        <w:rPr>
+          <w:lang w:val="en-US"/>
+        </w:rPr>
+        <w:t>User</w:t>
+      </w:r>
+    </w:p>
+    <w:p>
+      <w:pPr>
+        <w:numPr>
+          <w:ilvl w:val="0"/>
+          <w:numId w:val="33"/>
+        </w:numPr>
+        <w:tabs>
+          <w:tab w:val="clear" w:pos="720"/>
+          <w:tab w:val="num" w:pos="1440"/>
+        </w:tabs>
+        <w:ind w:left="1440"/>
+        <w:rPr>
+          <w:b/>
+          <w:bCs/>
+          <w:lang w:val="en-US"/>
+        </w:rPr>
+      </w:pPr>
+      <w:r>
+        <w:rPr>
+          <w:lang w:val="en-US"/>
+        </w:rPr>
+        <w:t>Admin</w:t>
+      </w:r>
+    </w:p>
+    <w:p>
+      <w:pPr>
+        <w:numPr>
+          <w:ilvl w:val="0"/>
+          <w:numId w:val="33"/>
+        </w:numPr>
+        <w:tabs>
+          <w:tab w:val="clear" w:pos="720"/>
+          <w:tab w:val="num" w:pos="1440"/>
+        </w:tabs>
+        <w:ind w:left="1440"/>
+        <w:rPr>
+          <w:b/>
+          <w:bCs/>
+          <w:lang w:val="en-US"/>
+        </w:rPr>
+      </w:pPr>
+      <w:r>
+        <w:rPr>
+          <w:lang w:val="en-US"/>
+        </w:rPr>
+        <w:t>Contact</w:t>
+      </w:r>
+    </w:p>
+    <w:p>
+      <w:pPr>
+        <w:numPr>
+          <w:ilvl w:val="0"/>
+          <w:numId w:val="33"/>
+        </w:numPr>
+        <w:tabs>
+          <w:tab w:val="clear" w:pos="720"/>
+          <w:tab w:val="num" w:pos="1440"/>
+        </w:tabs>
+        <w:ind w:left="1440"/>
+        <w:rPr>
+          <w:b/>
+          <w:bCs/>
+          <w:lang w:val="en-US"/>
+        </w:rPr>
+      </w:pPr>
+      <w:r>
+        <w:rPr>
+          <w:lang w:val="en-US"/>
+        </w:rPr>
+        <w:t>Group</w:t>
+      </w:r>
+    </w:p>
+    <w:p>
+      <w:pPr>
+        <w:ind w:left="720"/>
+        <w:rPr>
+          <w:b/>
+          <w:bCs/>
+          <w:lang w:val="en-US"/>
+        </w:rPr>
+      </w:pPr>
+      <w:r>
+        <w:rPr>
+          <w:lang w:val="en-US"/>
+        </w:rPr>
+        <w:t>Vai trò tổng quát của các lớp</w:t>
+      </w:r>
+    </w:p>
+    <w:p>
+      <w:pPr>
+        <w:numPr>
+          <w:ilvl w:val="0"/>
+          <w:numId w:val="34"/>
+        </w:numPr>
+        <w:tabs>
+          <w:tab w:val="clear" w:pos="720"/>
+          <w:tab w:val="num" w:pos="1440"/>
+        </w:tabs>
+        <w:ind w:left="1440"/>
+        <w:rPr>
+          <w:b/>
+          <w:bCs/>
+          <w:lang w:val="en-US"/>
+        </w:rPr>
+      </w:pPr>
+      <w:r>
+        <w:rPr>
+          <w:lang w:val="en-US"/>
+        </w:rPr>
+        <w:t>Account: Lớp cơ sở lưu trữ thông tin tài khoản và cung cấp các chức năng liên quan đến đăng nhập, đăng xuất và cập nhật tài khoản.</w:t>
+      </w:r>
+    </w:p>
+    <w:p>
+      <w:pPr>
+        <w:numPr>
+          <w:ilvl w:val="0"/>
+          <w:numId w:val="34"/>
+        </w:numPr>
+        <w:tabs>
+          <w:tab w:val="clear" w:pos="720"/>
+          <w:tab w:val="num" w:pos="1440"/>
+        </w:tabs>
+        <w:ind w:left="1440"/>
+        <w:rPr>
+          <w:b/>
+          <w:bCs/>
+          <w:lang w:val="en-US"/>
+        </w:rPr>
+      </w:pPr>
+      <w:r>
+        <w:rPr>
+          <w:lang w:val="en-US"/>
+        </w:rPr>
+        <w:t>User: Kế thừa từ Account, đại diện cho người dùng thông thường và cung cấp các chức năng quản lý Contact, Group và xem Contact yêu thích.</w:t>
+      </w:r>
+    </w:p>
+    <w:p>
+      <w:pPr>
+        <w:numPr>
+          <w:ilvl w:val="0"/>
+          <w:numId w:val="34"/>
+        </w:numPr>
+        <w:tabs>
+          <w:tab w:val="clear" w:pos="720"/>
+          <w:tab w:val="num" w:pos="1440"/>
+        </w:tabs>
+        <w:ind w:left="1440"/>
+        <w:rPr>
+          <w:b/>
+          <w:bCs/>
+          <w:lang w:val="en-US"/>
+        </w:rPr>
+      </w:pPr>
+      <w:r>
+        <w:rPr>
+          <w:lang w:val="en-US"/>
+        </w:rPr>
+        <w:t>Admin: Kế thừa từ Account, đại diện cho quản trị viên và có quyền quản lý các tài khoản User.</w:t>
+      </w:r>
+    </w:p>
+    <w:p>
+      <w:pPr>
+        <w:numPr>
+          <w:ilvl w:val="0"/>
+          <w:numId w:val="34"/>
+        </w:numPr>
+        <w:tabs>
+          <w:tab w:val="clear" w:pos="720"/>
+          <w:tab w:val="num" w:pos="1440"/>
+        </w:tabs>
+        <w:ind w:left="1440"/>
+        <w:rPr>
+          <w:b/>
+          <w:bCs/>
+          <w:lang w:val="en-US"/>
+        </w:rPr>
+      </w:pPr>
+      <w:r>
+        <w:rPr>
+          <w:lang w:val="en-US"/>
+        </w:rPr>
+        <w:t>Contact: Lưu thông tin của một liên hệ và cung cấp các chức năng thêm, sửa, xóa, tìm kiếm, lọc và sắp xếp Contact.</w:t>
+      </w:r>
+    </w:p>
+    <w:p>
+      <w:pPr>
+        <w:numPr>
+          <w:ilvl w:val="0"/>
+          <w:numId w:val="34"/>
+        </w:numPr>
+        <w:tabs>
+          <w:tab w:val="clear" w:pos="720"/>
+          <w:tab w:val="num" w:pos="1440"/>
+        </w:tabs>
+        <w:ind w:left="1440"/>
+        <w:rPr>
+          <w:b/>
+          <w:bCs/>
+          <w:lang w:val="en-US"/>
+        </w:rPr>
+      </w:pPr>
+      <w:r>
+        <w:rPr>
+          <w:lang w:val="en-US"/>
+        </w:rPr>
+        <w:t>Group: Lưu thông tin nhóm và cung cấp các chức năng tạo, sửa, xóa, xem Group và gán Contact vào Group.</w:t>
+      </w:r>
+    </w:p>
+    <w:p>
+      <w:pPr>
+        <w:ind w:left="720"/>
+        <w:rPr>
+          <w:b/>
+          <w:bCs/>
+          <w:lang w:val="en-US"/>
+        </w:rPr>
+      </w:pPr>
+      <w:r>
+        <w:rPr>
+          <w:b/>
+          <w:bCs/>
+          <w:lang w:val="en-US"/>
+        </w:rPr>
+        <w:t>1.2. Các mối quan hệ giữa các lớp</w:t>
+      </w:r>
+    </w:p>
+    <w:p>
+      <w:pPr>
+        <w:ind w:left="720"/>
+        <w:rPr>
+          <w:b/>
+          <w:bCs/>
+          <w:lang w:val="en-US"/>
+        </w:rPr>
+      </w:pPr>
+      <w:r>
+        <w:rPr>
+          <w:lang w:val="en-US"/>
+        </w:rPr>
+        <w:t>Class Diagram sử dụng các loại quan hệ chính sau:</w:t>
+      </w:r>
+    </w:p>
+    <w:p>
+      <w:pPr>
+        <w:numPr>
+          <w:ilvl w:val="0"/>
+          <w:numId w:val="35"/>
+        </w:numPr>
+        <w:tabs>
+          <w:tab w:val="clear" w:pos="720"/>
+          <w:tab w:val="num" w:pos="1440"/>
+        </w:tabs>
+        <w:ind w:left="1440"/>
+        <w:rPr>
+          <w:b/>
+          <w:bCs/>
+          <w:lang w:val="en-US"/>
+        </w:rPr>
+      </w:pPr>
+      <w:r>
+        <w:rPr>
+          <w:lang w:val="en-US"/>
+        </w:rPr>
+        <w:t>Inheritance: User và Admin kế thừa từ Account.</w:t>
+      </w:r>
+    </w:p>
+    <w:p>
+      <w:pPr>
+        <w:numPr>
+          <w:ilvl w:val="0"/>
+          <w:numId w:val="35"/>
+        </w:numPr>
+        <w:tabs>
+          <w:tab w:val="clear" w:pos="720"/>
+          <w:tab w:val="num" w:pos="1440"/>
+        </w:tabs>
+        <w:ind w:left="1440"/>
+        <w:rPr>
+          <w:b/>
+          <w:bCs/>
+          <w:lang w:val="en-US"/>
+        </w:rPr>
+      </w:pPr>
+      <w:r>
+        <w:rPr>
+          <w:lang w:val="en-US"/>
+        </w:rPr>
+        <w:t>Association: Account có quan hệ quản lý với Contact và Group; Contact có quan hệ chứa với Group.</w:t>
+      </w:r>
+    </w:p>
+    <w:p>
+      <w:pPr>
+        <w:numPr>
+          <w:ilvl w:val="0"/>
+          <w:numId w:val="35"/>
+        </w:numPr>
+        <w:tabs>
+          <w:tab w:val="clear" w:pos="720"/>
+          <w:tab w:val="num" w:pos="1440"/>
+        </w:tabs>
+        <w:ind w:left="1440"/>
+        <w:rPr>
+          <w:b/>
+          <w:bCs/>
+          <w:lang w:val="en-US"/>
+        </w:rPr>
+      </w:pPr>
+      <w:r>
+        <w:rPr>
+          <w:lang w:val="en-US"/>
+        </w:rPr>
+        <w:t>Composition: User sở hữu Contact và Group bằng quan hệ Composition, thể hiện bằng hình thoi đặc ở phía User.</w:t>
+      </w:r>
+    </w:p>
+    <w:p>
+      <w:pPr>
+        <w:rPr>
+          <w:b/>
+          <w:bCs/>
+          <w:lang w:val="en-US"/>
+        </w:rPr>
+      </w:pPr>
+      <w:r>
+        <w:rPr>
+          <w:b/>
+          <w:bCs/>
+          <w:lang w:val="en-US"/>
+        </w:rPr>
+        <w:t>2. Class Account</w:t>
+      </w:r>
+    </w:p>
+    <w:p>
+      <w:pPr>
+        <w:rPr>
+          <w:b/>
+          <w:bCs/>
+          <w:lang w:val="en-US"/>
+        </w:rPr>
+      </w:pPr>
+      <w:r>
+        <w:rPr>
+          <w:b/>
+          <w:bCs/>
+          <w:lang w:val="en-US"/>
+        </w:rPr>
+        <w:t>2.1. Mô tả lớp</w:t>
+      </w:r>
+    </w:p>
+    <w:p>
+      <w:pPr>
+        <w:rPr>
+          <w:lang w:val="en-US"/>
+        </w:rPr>
+      </w:pPr>
+      <w:r>
+        <w:rPr>
+          <w:lang w:val="en-US"/>
+        </w:rPr>
+        <w:t>Account là lớp cơ sở của hệ thống, dùng để lưu trữ các thông tin chung của một tài khoản.</w:t>
+      </w:r>
+    </w:p>
+    <w:p>
+      <w:pPr>
+        <w:rPr>
+          <w:lang w:val="en-US"/>
+        </w:rPr>
+      </w:pPr>
+      <w:r>
+        <w:rPr>
+          <w:lang w:val="en-US"/>
+        </w:rPr>
+        <w:t>Lớp này cung cấp những chức năng cơ bản liên quan đến tài khoản như đăng nhập, đăng xuất, thay đổi mật khẩu và cập nhật thông tin tài khoản.</w:t>
+      </w:r>
+    </w:p>
+    <w:p>
+      <w:pPr>
+        <w:rPr>
+          <w:lang w:val="en-US"/>
+        </w:rPr>
+      </w:pPr>
+      <w:r>
+        <w:rPr>
+          <w:lang w:val="en-US"/>
+        </w:rPr>
+        <w:t>Account đóng vai trò là lớp cha cho hai lớp User và Admin.</w:t>
+      </w:r>
+    </w:p>
+    <w:p>
+      <w:pPr>
+        <w:rPr>
+          <w:b/>
+          <w:bCs/>
+          <w:lang w:val="en-US"/>
+        </w:rPr>
+      </w:pPr>
+      <w:r>
+        <w:rPr>
+          <w:b/>
+          <w:bCs/>
+          <w:lang w:val="en-US"/>
+        </w:rPr>
+        <w:t>2.2. Thuộc tính</w:t>
+      </w:r>
+    </w:p>
+    <w:p>
+      <w:pPr>
+        <w:rPr>
+          <w:b/>
+          <w:bCs/>
+          <w:lang w:val="en-US"/>
+        </w:rPr>
+      </w:pPr>
+      <w:r>
+        <w:rPr>
+          <w:lang w:val="en-US"/>
+        </w:rPr>
+        <w:t>Các thuộc tính được đặt ở mức private, thể hiện bằng dấu - trong Class Diagram.</w:t>
+      </w:r>
+    </w:p>
+    <w:p>
+      <w:pPr>
+        <w:rPr>
+          <w:lang w:val="en-US"/>
+        </w:rPr>
+      </w:pPr>
+    </w:p>
+    <w:tbl>
+      <w:tblPr>
+        <w:tblW w:w="0" w:type="auto"/>
+        <w:tblCellMar>
+          <w:top w:w="15" w:type="dxa"/>
+          <w:left w:w="15" w:type="dxa"/>
+          <w:bottom w:w="15" w:type="dxa"/>
+          <w:right w:w="15" w:type="dxa"/>
+        </w:tblCellMar>
+        <w:tblLook w:val="04A0" w:firstRow="1" w:lastRow="0" w:firstColumn="1" w:lastColumn="0" w:noHBand="0" w:noVBand="1"/>
+      </w:tblPr>
+      <w:tblGrid>
+        <w:gridCol w:w="1289"/>
+        <w:gridCol w:w="1414"/>
+        <w:gridCol w:w="2705"/>
+      </w:tblGrid>
+      <w:tr>
+        <w:tc>
+          <w:tcPr>
+            <w:tcW w:w="0" w:type="auto"/>
+            <w:tcBorders>
+              <w:top w:val="single" w:sz="8" w:space="0" w:color="000000"/>
+              <w:left w:val="single" w:sz="8" w:space="0" w:color="000000"/>
+              <w:bottom w:val="single" w:sz="8" w:space="0" w:color="000000"/>
+              <w:right w:val="single" w:sz="8" w:space="0" w:color="000000"/>
+            </w:tcBorders>
+            <w:tcMar>
+              <w:top w:w="100" w:type="dxa"/>
+              <w:left w:w="100" w:type="dxa"/>
+              <w:bottom w:w="100" w:type="dxa"/>
+              <w:right w:w="100" w:type="dxa"/>
+            </w:tcMar>
+            <w:hideMark/>
+          </w:tcPr>
+          <w:p>
+            <w:pPr>
+              <w:rPr>
+                <w:lang w:val="en-US"/>
+              </w:rPr>
+            </w:pPr>
+            <w:r>
+              <w:rPr>
+                <w:b/>
+                <w:bCs/>
+                <w:lang w:val="en-US"/>
+              </w:rPr>
+              <w:t>Thuộc tính </w:t>
+            </w:r>
+          </w:p>
+        </w:tc>
+        <w:tc>
+          <w:tcPr>
+            <w:tcW w:w="0" w:type="auto"/>
+            <w:tcBorders>
+              <w:top w:val="single" w:sz="8" w:space="0" w:color="000000"/>
+              <w:left w:val="single" w:sz="8" w:space="0" w:color="000000"/>
+              <w:bottom w:val="single" w:sz="8" w:space="0" w:color="000000"/>
+              <w:right w:val="single" w:sz="8" w:space="0" w:color="000000"/>
+            </w:tcBorders>
+            <w:tcMar>
+              <w:top w:w="100" w:type="dxa"/>
+              <w:left w:w="100" w:type="dxa"/>
+              <w:bottom w:w="100" w:type="dxa"/>
+              <w:right w:w="100" w:type="dxa"/>
+            </w:tcMar>
+            <w:hideMark/>
+          </w:tcPr>
+          <w:p>
+            <w:pPr>
+              <w:rPr>
+                <w:lang w:val="en-US"/>
+              </w:rPr>
+            </w:pPr>
+            <w:r>
+              <w:rPr>
+                <w:b/>
+                <w:bCs/>
+                <w:lang w:val="en-US"/>
+              </w:rPr>
+              <w:t>Kiểu dữ liệu </w:t>
+            </w:r>
+          </w:p>
+        </w:tc>
+        <w:tc>
+          <w:tcPr>
+            <w:tcW w:w="0" w:type="auto"/>
+            <w:tcBorders>
+              <w:top w:val="single" w:sz="8" w:space="0" w:color="000000"/>
+              <w:left w:val="single" w:sz="8" w:space="0" w:color="000000"/>
+              <w:bottom w:val="single" w:sz="8" w:space="0" w:color="000000"/>
+              <w:right w:val="single" w:sz="8" w:space="0" w:color="000000"/>
+            </w:tcBorders>
+            <w:tcMar>
+              <w:top w:w="100" w:type="dxa"/>
+              <w:left w:w="100" w:type="dxa"/>
+              <w:bottom w:w="100" w:type="dxa"/>
+              <w:right w:w="100" w:type="dxa"/>
+            </w:tcMar>
+            <w:hideMark/>
+          </w:tcPr>
+          <w:p>
+            <w:pPr>
+              <w:rPr>
+                <w:lang w:val="en-US"/>
+              </w:rPr>
+            </w:pPr>
+            <w:r>
+              <w:rPr>
+                <w:b/>
+                <w:bCs/>
+                <w:lang w:val="en-US"/>
+              </w:rPr>
+              <w:t>Ý nghĩa </w:t>
+            </w:r>
+          </w:p>
+        </w:tc>
+      </w:tr>
+      <w:tr>
+        <w:tc>
+          <w:tcPr>
+            <w:tcW w:w="0" w:type="auto"/>
+            <w:tcBorders>
+              <w:top w:val="single" w:sz="8" w:space="0" w:color="000000"/>
+              <w:left w:val="single" w:sz="8" w:space="0" w:color="000000"/>
+              <w:bottom w:val="single" w:sz="8" w:space="0" w:color="000000"/>
+              <w:right w:val="single" w:sz="8" w:space="0" w:color="000000"/>
+            </w:tcBorders>
+            <w:tcMar>
+              <w:top w:w="100" w:type="dxa"/>
+              <w:left w:w="100" w:type="dxa"/>
+              <w:bottom w:w="100" w:type="dxa"/>
+              <w:right w:w="100" w:type="dxa"/>
+            </w:tcMar>
+            <w:hideMark/>
+          </w:tcPr>
+          <w:p>
+            <w:pPr>
+              <w:rPr>
+                <w:lang w:val="en-US"/>
+              </w:rPr>
+            </w:pPr>
+            <w:r>
+              <w:rPr>
+                <w:lang w:val="en-US"/>
+              </w:rPr>
+              <w:t>accountId </w:t>
+            </w:r>
+          </w:p>
+        </w:tc>
+        <w:tc>
+          <w:tcPr>
+            <w:tcW w:w="0" w:type="auto"/>
+            <w:tcBorders>
+              <w:top w:val="single" w:sz="8" w:space="0" w:color="000000"/>
+              <w:left w:val="single" w:sz="8" w:space="0" w:color="000000"/>
+              <w:bottom w:val="single" w:sz="8" w:space="0" w:color="000000"/>
+              <w:right w:val="single" w:sz="8" w:space="0" w:color="000000"/>
+            </w:tcBorders>
+            <w:tcMar>
+              <w:top w:w="100" w:type="dxa"/>
+              <w:left w:w="100" w:type="dxa"/>
+              <w:bottom w:w="100" w:type="dxa"/>
+              <w:right w:w="100" w:type="dxa"/>
+            </w:tcMar>
+            <w:hideMark/>
+          </w:tcPr>
+          <w:p>
+            <w:pPr>
+              <w:rPr>
+                <w:lang w:val="en-US"/>
+              </w:rPr>
+            </w:pPr>
+            <w:r>
+              <w:rPr>
+                <w:lang w:val="en-US"/>
+              </w:rPr>
+              <w:t>int </w:t>
+            </w:r>
+          </w:p>
+        </w:tc>
+        <w:tc>
+          <w:tcPr>
+            <w:tcW w:w="0" w:type="auto"/>
+            <w:tcBorders>
+              <w:top w:val="single" w:sz="8" w:space="0" w:color="000000"/>
+              <w:left w:val="single" w:sz="8" w:space="0" w:color="000000"/>
+              <w:bottom w:val="single" w:sz="8" w:space="0" w:color="000000"/>
+              <w:right w:val="single" w:sz="8" w:space="0" w:color="000000"/>
+            </w:tcBorders>
+            <w:tcMar>
+              <w:top w:w="100" w:type="dxa"/>
+              <w:left w:w="100" w:type="dxa"/>
+              <w:bottom w:w="100" w:type="dxa"/>
+              <w:right w:w="100" w:type="dxa"/>
+            </w:tcMar>
+            <w:hideMark/>
+          </w:tcPr>
+          <w:p>
+            <w:pPr>
+              <w:rPr>
+                <w:lang w:val="en-US"/>
+              </w:rPr>
+            </w:pPr>
+            <w:r>
+              <w:rPr>
+                <w:lang w:val="en-US"/>
+              </w:rPr>
+              <w:t>Mã định danh của tài khoản </w:t>
+            </w:r>
+          </w:p>
+        </w:tc>
+      </w:tr>
+      <w:tr>
+        <w:tc>
+          <w:tcPr>
+            <w:tcW w:w="0" w:type="auto"/>
+            <w:tcBorders>
+              <w:top w:val="single" w:sz="8" w:space="0" w:color="000000"/>
+              <w:left w:val="single" w:sz="8" w:space="0" w:color="000000"/>
+              <w:bottom w:val="single" w:sz="8" w:space="0" w:color="000000"/>
+              <w:right w:val="single" w:sz="8" w:space="0" w:color="000000"/>
+            </w:tcBorders>
+            <w:tcMar>
+              <w:top w:w="100" w:type="dxa"/>
+              <w:left w:w="100" w:type="dxa"/>
+              <w:bottom w:w="100" w:type="dxa"/>
+              <w:right w:w="100" w:type="dxa"/>
+            </w:tcMar>
+            <w:hideMark/>
+          </w:tcPr>
+          <w:p>
+            <w:pPr>
+              <w:rPr>
+                <w:lang w:val="en-US"/>
+              </w:rPr>
+            </w:pPr>
+            <w:r>
+              <w:rPr>
+                <w:lang w:val="en-US"/>
+              </w:rPr>
+              <w:t>username </w:t>
+            </w:r>
+          </w:p>
+        </w:tc>
+        <w:tc>
+          <w:tcPr>
+            <w:tcW w:w="0" w:type="auto"/>
+            <w:tcBorders>
+              <w:top w:val="single" w:sz="8" w:space="0" w:color="000000"/>
+              <w:left w:val="single" w:sz="8" w:space="0" w:color="000000"/>
+              <w:bottom w:val="single" w:sz="8" w:space="0" w:color="000000"/>
+              <w:right w:val="single" w:sz="8" w:space="0" w:color="000000"/>
+            </w:tcBorders>
+            <w:tcMar>
+              <w:top w:w="100" w:type="dxa"/>
+              <w:left w:w="100" w:type="dxa"/>
+              <w:bottom w:w="100" w:type="dxa"/>
+              <w:right w:w="100" w:type="dxa"/>
+            </w:tcMar>
+            <w:hideMark/>
+          </w:tcPr>
+          <w:p>
+            <w:pPr>
+              <w:rPr>
+                <w:lang w:val="en-US"/>
+              </w:rPr>
+            </w:pPr>
+            <w:r>
+              <w:rPr>
+                <w:lang w:val="en-US"/>
+              </w:rPr>
+              <w:t>string</w:t>
+            </w:r>
+          </w:p>
+        </w:tc>
+        <w:tc>
+          <w:tcPr>
+            <w:tcW w:w="0" w:type="auto"/>
+            <w:tcBorders>
+              <w:top w:val="single" w:sz="8" w:space="0" w:color="000000"/>
+              <w:left w:val="single" w:sz="8" w:space="0" w:color="000000"/>
+              <w:bottom w:val="single" w:sz="8" w:space="0" w:color="000000"/>
+              <w:right w:val="single" w:sz="8" w:space="0" w:color="000000"/>
+            </w:tcBorders>
+            <w:tcMar>
+              <w:top w:w="100" w:type="dxa"/>
+              <w:left w:w="100" w:type="dxa"/>
+              <w:bottom w:w="100" w:type="dxa"/>
+              <w:right w:w="100" w:type="dxa"/>
+            </w:tcMar>
+            <w:hideMark/>
+          </w:tcPr>
+          <w:p>
+            <w:pPr>
+              <w:rPr>
+                <w:lang w:val="en-US"/>
+              </w:rPr>
+            </w:pPr>
+            <w:r>
+              <w:rPr>
+                <w:lang w:val="en-US"/>
+              </w:rPr>
+              <w:t>Tên đăng nhập </w:t>
+            </w:r>
+          </w:p>
+        </w:tc>
+      </w:tr>
+      <w:tr>
+        <w:tc>
+          <w:tcPr>
+            <w:tcW w:w="0" w:type="auto"/>
+            <w:tcBorders>
+              <w:top w:val="single" w:sz="8" w:space="0" w:color="000000"/>
+              <w:left w:val="single" w:sz="8" w:space="0" w:color="000000"/>
+              <w:bottom w:val="single" w:sz="8" w:space="0" w:color="000000"/>
+              <w:right w:val="single" w:sz="8" w:space="0" w:color="000000"/>
+            </w:tcBorders>
+            <w:tcMar>
+              <w:top w:w="100" w:type="dxa"/>
+              <w:left w:w="100" w:type="dxa"/>
+              <w:bottom w:w="100" w:type="dxa"/>
+              <w:right w:w="100" w:type="dxa"/>
+            </w:tcMar>
+            <w:hideMark/>
+          </w:tcPr>
+          <w:p>
+            <w:pPr>
+              <w:rPr>
+                <w:lang w:val="en-US"/>
+              </w:rPr>
+            </w:pPr>
+            <w:r>
+              <w:rPr>
+                <w:lang w:val="en-US"/>
+              </w:rPr>
+              <w:t>password </w:t>
+            </w:r>
+          </w:p>
+        </w:tc>
+        <w:tc>
+          <w:tcPr>
+            <w:tcW w:w="0" w:type="auto"/>
+            <w:tcBorders>
+              <w:top w:val="single" w:sz="8" w:space="0" w:color="000000"/>
+              <w:left w:val="single" w:sz="8" w:space="0" w:color="000000"/>
+              <w:bottom w:val="single" w:sz="8" w:space="0" w:color="000000"/>
+              <w:right w:val="single" w:sz="8" w:space="0" w:color="000000"/>
+            </w:tcBorders>
+            <w:tcMar>
+              <w:top w:w="100" w:type="dxa"/>
+              <w:left w:w="100" w:type="dxa"/>
+              <w:bottom w:w="100" w:type="dxa"/>
+              <w:right w:w="100" w:type="dxa"/>
+            </w:tcMar>
+            <w:hideMark/>
+          </w:tcPr>
+          <w:p>
+            <w:pPr>
+              <w:rPr>
+                <w:lang w:val="en-US"/>
+              </w:rPr>
+            </w:pPr>
+            <w:r>
+              <w:rPr>
+                <w:lang w:val="en-US"/>
+              </w:rPr>
+              <w:t>string</w:t>
+            </w:r>
+          </w:p>
+        </w:tc>
+        <w:tc>
+          <w:tcPr>
+            <w:tcW w:w="0" w:type="auto"/>
+            <w:tcBorders>
+              <w:top w:val="single" w:sz="8" w:space="0" w:color="000000"/>
+              <w:left w:val="single" w:sz="8" w:space="0" w:color="000000"/>
+              <w:bottom w:val="single" w:sz="8" w:space="0" w:color="000000"/>
+              <w:right w:val="single" w:sz="8" w:space="0" w:color="000000"/>
+            </w:tcBorders>
+            <w:tcMar>
+              <w:top w:w="100" w:type="dxa"/>
+              <w:left w:w="100" w:type="dxa"/>
+              <w:bottom w:w="100" w:type="dxa"/>
+              <w:right w:w="100" w:type="dxa"/>
+            </w:tcMar>
+            <w:hideMark/>
+          </w:tcPr>
+          <w:p>
+            <w:pPr>
+              <w:rPr>
+                <w:lang w:val="en-US"/>
+              </w:rPr>
+            </w:pPr>
+            <w:r>
+              <w:rPr>
+                <w:lang w:val="en-US"/>
+              </w:rPr>
+              <w:t>Mật khẩu</w:t>
+            </w:r>
+          </w:p>
+        </w:tc>
+      </w:tr>
+      <w:tr>
+        <w:tc>
+          <w:tcPr>
+            <w:tcW w:w="0" w:type="auto"/>
+            <w:tcBorders>
+              <w:top w:val="single" w:sz="8" w:space="0" w:color="000000"/>
+              <w:left w:val="single" w:sz="8" w:space="0" w:color="000000"/>
+              <w:bottom w:val="single" w:sz="8" w:space="0" w:color="000000"/>
+              <w:right w:val="single" w:sz="8" w:space="0" w:color="000000"/>
+            </w:tcBorders>
+            <w:tcMar>
+              <w:top w:w="100" w:type="dxa"/>
+              <w:left w:w="100" w:type="dxa"/>
+              <w:bottom w:w="100" w:type="dxa"/>
+              <w:right w:w="100" w:type="dxa"/>
+            </w:tcMar>
+            <w:hideMark/>
+          </w:tcPr>
+          <w:p>
+            <w:pPr>
+              <w:rPr>
+                <w:lang w:val="en-US"/>
+              </w:rPr>
+            </w:pPr>
+            <w:r>
+              <w:rPr>
+                <w:lang w:val="en-US"/>
+              </w:rPr>
+              <w:t>fullName</w:t>
+            </w:r>
+          </w:p>
+        </w:tc>
+        <w:tc>
+          <w:tcPr>
+            <w:tcW w:w="0" w:type="auto"/>
+            <w:tcBorders>
+              <w:top w:val="single" w:sz="8" w:space="0" w:color="000000"/>
+              <w:left w:val="single" w:sz="8" w:space="0" w:color="000000"/>
+              <w:bottom w:val="single" w:sz="8" w:space="0" w:color="000000"/>
+              <w:right w:val="single" w:sz="8" w:space="0" w:color="000000"/>
+            </w:tcBorders>
+            <w:tcMar>
+              <w:top w:w="100" w:type="dxa"/>
+              <w:left w:w="100" w:type="dxa"/>
+              <w:bottom w:w="100" w:type="dxa"/>
+              <w:right w:w="100" w:type="dxa"/>
+            </w:tcMar>
+            <w:hideMark/>
+          </w:tcPr>
+          <w:p>
+            <w:pPr>
+              <w:rPr>
+                <w:lang w:val="en-US"/>
+              </w:rPr>
+            </w:pPr>
+            <w:r>
+              <w:rPr>
+                <w:lang w:val="en-US"/>
+              </w:rPr>
+              <w:t>string</w:t>
+            </w:r>
+          </w:p>
+        </w:tc>
+        <w:tc>
+          <w:tcPr>
+            <w:tcW w:w="0" w:type="auto"/>
+            <w:tcBorders>
+              <w:top w:val="single" w:sz="8" w:space="0" w:color="000000"/>
+              <w:left w:val="single" w:sz="8" w:space="0" w:color="000000"/>
+              <w:bottom w:val="single" w:sz="8" w:space="0" w:color="000000"/>
+              <w:right w:val="single" w:sz="8" w:space="0" w:color="000000"/>
+            </w:tcBorders>
+            <w:tcMar>
+              <w:top w:w="100" w:type="dxa"/>
+              <w:left w:w="100" w:type="dxa"/>
+              <w:bottom w:w="100" w:type="dxa"/>
+              <w:right w:w="100" w:type="dxa"/>
+            </w:tcMar>
+            <w:hideMark/>
+          </w:tcPr>
+          <w:p>
+            <w:pPr>
+              <w:rPr>
+                <w:lang w:val="en-US"/>
+              </w:rPr>
+            </w:pPr>
+            <w:r>
+              <w:rPr>
+                <w:lang w:val="en-US"/>
+              </w:rPr>
+              <w:t>Họ và tên</w:t>
+            </w:r>
+          </w:p>
+        </w:tc>
+      </w:tr>
+      <w:tr>
+        <w:tc>
+          <w:tcPr>
+            <w:tcW w:w="0" w:type="auto"/>
+            <w:tcBorders>
+              <w:top w:val="single" w:sz="8" w:space="0" w:color="000000"/>
+              <w:left w:val="single" w:sz="8" w:space="0" w:color="000000"/>
+              <w:bottom w:val="single" w:sz="8" w:space="0" w:color="000000"/>
+              <w:right w:val="single" w:sz="8" w:space="0" w:color="000000"/>
+            </w:tcBorders>
+            <w:tcMar>
+              <w:top w:w="100" w:type="dxa"/>
+              <w:left w:w="100" w:type="dxa"/>
+              <w:bottom w:w="100" w:type="dxa"/>
+              <w:right w:w="100" w:type="dxa"/>
+            </w:tcMar>
+            <w:hideMark/>
+          </w:tcPr>
+          <w:p>
+            <w:pPr>
+              <w:rPr>
+                <w:lang w:val="en-US"/>
+              </w:rPr>
+            </w:pPr>
+            <w:r>
+              <w:rPr>
+                <w:lang w:val="en-US"/>
+              </w:rPr>
+              <w:t>email </w:t>
+            </w:r>
+          </w:p>
+        </w:tc>
+        <w:tc>
+          <w:tcPr>
+            <w:tcW w:w="0" w:type="auto"/>
+            <w:tcBorders>
+              <w:top w:val="single" w:sz="8" w:space="0" w:color="000000"/>
+              <w:left w:val="single" w:sz="8" w:space="0" w:color="000000"/>
+              <w:bottom w:val="single" w:sz="8" w:space="0" w:color="000000"/>
+              <w:right w:val="single" w:sz="8" w:space="0" w:color="000000"/>
+            </w:tcBorders>
+            <w:tcMar>
+              <w:top w:w="100" w:type="dxa"/>
+              <w:left w:w="100" w:type="dxa"/>
+              <w:bottom w:w="100" w:type="dxa"/>
+              <w:right w:w="100" w:type="dxa"/>
+            </w:tcMar>
+            <w:hideMark/>
+          </w:tcPr>
+          <w:p>
+            <w:pPr>
+              <w:rPr>
+                <w:lang w:val="en-US"/>
+              </w:rPr>
+            </w:pPr>
+            <w:r>
+              <w:rPr>
+                <w:lang w:val="en-US"/>
+              </w:rPr>
+              <w:t>string</w:t>
+            </w:r>
+          </w:p>
+        </w:tc>
+        <w:tc>
+          <w:tcPr>
+            <w:tcW w:w="0" w:type="auto"/>
+            <w:tcBorders>
+              <w:top w:val="single" w:sz="8" w:space="0" w:color="000000"/>
+              <w:left w:val="single" w:sz="8" w:space="0" w:color="000000"/>
+              <w:bottom w:val="single" w:sz="8" w:space="0" w:color="000000"/>
+              <w:right w:val="single" w:sz="8" w:space="0" w:color="000000"/>
+            </w:tcBorders>
+            <w:tcMar>
+              <w:top w:w="100" w:type="dxa"/>
+              <w:left w:w="100" w:type="dxa"/>
+              <w:bottom w:w="100" w:type="dxa"/>
+              <w:right w:w="100" w:type="dxa"/>
+            </w:tcMar>
+            <w:hideMark/>
+          </w:tcPr>
+          <w:p>
+            <w:pPr>
+              <w:rPr>
+                <w:lang w:val="en-US"/>
+              </w:rPr>
+            </w:pPr>
+            <w:r>
+              <w:rPr>
+                <w:lang w:val="en-US"/>
+              </w:rPr>
+              <w:t>Địa chỉ email </w:t>
+            </w:r>
+          </w:p>
+        </w:tc>
+      </w:tr>
+      <w:tr>
+        <w:tc>
+          <w:tcPr>
+            <w:tcW w:w="0" w:type="auto"/>
+            <w:tcBorders>
+              <w:top w:val="single" w:sz="8" w:space="0" w:color="000000"/>
+              <w:left w:val="single" w:sz="8" w:space="0" w:color="000000"/>
+              <w:bottom w:val="single" w:sz="8" w:space="0" w:color="000000"/>
+              <w:right w:val="single" w:sz="8" w:space="0" w:color="000000"/>
+            </w:tcBorders>
+            <w:tcMar>
+              <w:top w:w="100" w:type="dxa"/>
+              <w:left w:w="100" w:type="dxa"/>
+              <w:bottom w:w="100" w:type="dxa"/>
+              <w:right w:w="100" w:type="dxa"/>
+            </w:tcMar>
+            <w:hideMark/>
+          </w:tcPr>
+          <w:p>
+            <w:pPr>
+              <w:rPr>
+                <w:lang w:val="en-US"/>
+              </w:rPr>
+            </w:pPr>
+            <w:r>
+              <w:rPr>
+                <w:lang w:val="en-US"/>
+              </w:rPr>
+              <w:t>Phone</w:t>
+            </w:r>
+          </w:p>
+        </w:tc>
+        <w:tc>
+          <w:tcPr>
+            <w:tcW w:w="0" w:type="auto"/>
+            <w:tcBorders>
+              <w:top w:val="single" w:sz="8" w:space="0" w:color="000000"/>
+              <w:left w:val="single" w:sz="8" w:space="0" w:color="000000"/>
+              <w:bottom w:val="single" w:sz="8" w:space="0" w:color="000000"/>
+              <w:right w:val="single" w:sz="8" w:space="0" w:color="000000"/>
+            </w:tcBorders>
+            <w:tcMar>
+              <w:top w:w="100" w:type="dxa"/>
+              <w:left w:w="100" w:type="dxa"/>
+              <w:bottom w:w="100" w:type="dxa"/>
+              <w:right w:w="100" w:type="dxa"/>
+            </w:tcMar>
+            <w:hideMark/>
+          </w:tcPr>
+          <w:p>
+            <w:pPr>
+              <w:rPr>
+                <w:lang w:val="en-US"/>
+              </w:rPr>
+            </w:pPr>
+            <w:r>
+              <w:rPr>
+                <w:lang w:val="en-US"/>
+              </w:rPr>
+              <w:t>string</w:t>
+            </w:r>
+          </w:p>
+        </w:tc>
+        <w:tc>
+          <w:tcPr>
+            <w:tcW w:w="0" w:type="auto"/>
+            <w:tcBorders>
+              <w:top w:val="single" w:sz="8" w:space="0" w:color="000000"/>
+              <w:left w:val="single" w:sz="8" w:space="0" w:color="000000"/>
+              <w:bottom w:val="single" w:sz="8" w:space="0" w:color="000000"/>
+              <w:right w:val="single" w:sz="8" w:space="0" w:color="000000"/>
+            </w:tcBorders>
+            <w:tcMar>
+              <w:top w:w="100" w:type="dxa"/>
+              <w:left w:w="100" w:type="dxa"/>
+              <w:bottom w:w="100" w:type="dxa"/>
+              <w:right w:w="100" w:type="dxa"/>
+            </w:tcMar>
+            <w:hideMark/>
+          </w:tcPr>
+          <w:p>
+            <w:pPr>
+              <w:rPr>
+                <w:lang w:val="en-US"/>
+              </w:rPr>
+            </w:pPr>
+            <w:r>
+              <w:rPr>
+                <w:lang w:val="en-US"/>
+              </w:rPr>
+              <w:t>Số điện thoại</w:t>
+            </w:r>
+          </w:p>
+        </w:tc>
+      </w:tr>
+      <w:tr>
+        <w:tc>
+          <w:tcPr>
+            <w:tcW w:w="0" w:type="auto"/>
+            <w:tcBorders>
+              <w:top w:val="single" w:sz="8" w:space="0" w:color="000000"/>
+              <w:left w:val="single" w:sz="8" w:space="0" w:color="000000"/>
+              <w:bottom w:val="single" w:sz="8" w:space="0" w:color="000000"/>
+              <w:right w:val="single" w:sz="8" w:space="0" w:color="000000"/>
+            </w:tcBorders>
+            <w:tcMar>
+              <w:top w:w="100" w:type="dxa"/>
+              <w:left w:w="100" w:type="dxa"/>
+              <w:bottom w:w="100" w:type="dxa"/>
+              <w:right w:w="100" w:type="dxa"/>
+            </w:tcMar>
+            <w:hideMark/>
+          </w:tcPr>
+          <w:p>
+            <w:pPr>
+              <w:rPr>
+                <w:lang w:val="en-US"/>
+              </w:rPr>
+            </w:pPr>
+            <w:r>
+              <w:rPr>
+                <w:lang w:val="en-US"/>
+              </w:rPr>
+              <w:t>role</w:t>
+            </w:r>
+          </w:p>
+        </w:tc>
+        <w:tc>
+          <w:tcPr>
+            <w:tcW w:w="0" w:type="auto"/>
+            <w:tcBorders>
+              <w:top w:val="single" w:sz="8" w:space="0" w:color="000000"/>
+              <w:left w:val="single" w:sz="8" w:space="0" w:color="000000"/>
+              <w:bottom w:val="single" w:sz="8" w:space="0" w:color="000000"/>
+              <w:right w:val="single" w:sz="8" w:space="0" w:color="000000"/>
+            </w:tcBorders>
+            <w:tcMar>
+              <w:top w:w="100" w:type="dxa"/>
+              <w:left w:w="100" w:type="dxa"/>
+              <w:bottom w:w="100" w:type="dxa"/>
+              <w:right w:w="100" w:type="dxa"/>
+            </w:tcMar>
+            <w:hideMark/>
+          </w:tcPr>
+          <w:p>
+            <w:pPr>
+              <w:rPr>
+                <w:lang w:val="en-US"/>
+              </w:rPr>
+            </w:pPr>
+            <w:r>
+              <w:rPr>
+                <w:lang w:val="en-US"/>
+              </w:rPr>
+              <w:t>string</w:t>
+            </w:r>
+          </w:p>
+        </w:tc>
+        <w:tc>
+          <w:tcPr>
+            <w:tcW w:w="0" w:type="auto"/>
+            <w:tcBorders>
+              <w:top w:val="single" w:sz="8" w:space="0" w:color="000000"/>
+              <w:left w:val="single" w:sz="8" w:space="0" w:color="000000"/>
+              <w:bottom w:val="single" w:sz="8" w:space="0" w:color="000000"/>
+              <w:right w:val="single" w:sz="8" w:space="0" w:color="000000"/>
+            </w:tcBorders>
+            <w:tcMar>
+              <w:top w:w="100" w:type="dxa"/>
+              <w:left w:w="100" w:type="dxa"/>
+              <w:bottom w:w="100" w:type="dxa"/>
+              <w:right w:w="100" w:type="dxa"/>
+            </w:tcMar>
+            <w:hideMark/>
+          </w:tcPr>
+          <w:p>
+            <w:pPr>
+              <w:rPr>
+                <w:lang w:val="en-US"/>
+              </w:rPr>
+            </w:pPr>
+            <w:r>
+              <w:rPr>
+                <w:lang w:val="en-US"/>
+              </w:rPr>
+              <w:t>Vai trò của tài khoản</w:t>
+            </w:r>
+          </w:p>
+        </w:tc>
+      </w:tr>
+    </w:tbl>
+    <w:p>
+      <w:pPr>
+        <w:rPr>
+          <w:lang w:val="en-US"/>
+        </w:rPr>
+      </w:pPr>
+    </w:p>
+    <w:p>
+      <w:pPr>
+        <w:rPr>
+          <w:b/>
+          <w:bCs/>
+          <w:lang w:val="en-US"/>
+        </w:rPr>
+      </w:pPr>
+      <w:r>
+        <w:rPr>
+          <w:b/>
+          <w:bCs/>
+          <w:lang w:val="en-US"/>
+        </w:rPr>
+        <w:t>2.3. Phương thức</w:t>
+      </w:r>
+    </w:p>
+    <w:p>
+      <w:pPr>
+        <w:rPr>
+          <w:lang w:val="en-US"/>
+        </w:rPr>
+      </w:pPr>
+    </w:p>
+    <w:tbl>
+      <w:tblPr>
+        <w:tblW w:w="9026" w:type="dxa"/>
+        <w:tblCellMar>
+          <w:top w:w="15" w:type="dxa"/>
+          <w:left w:w="15" w:type="dxa"/>
+          <w:bottom w:w="15" w:type="dxa"/>
+          <w:right w:w="15" w:type="dxa"/>
+        </w:tblCellMar>
+        <w:tblLook w:val="04A0" w:firstRow="1" w:lastRow="0" w:firstColumn="1" w:lastColumn="0" w:noHBand="0" w:noVBand="1"/>
+      </w:tblPr>
+      <w:tblGrid>
+        <w:gridCol w:w="4360"/>
+        <w:gridCol w:w="1162"/>
+        <w:gridCol w:w="3504"/>
+      </w:tblGrid>
+      <w:tr>
+        <w:tc>
+          <w:tcPr>
+            <w:tcW w:w="0" w:type="auto"/>
+            <w:tcBorders>
+              <w:top w:val="single" w:sz="8" w:space="0" w:color="000000"/>
+              <w:left w:val="single" w:sz="8" w:space="0" w:color="000000"/>
+              <w:bottom w:val="single" w:sz="8" w:space="0" w:color="000000"/>
+              <w:right w:val="single" w:sz="8" w:space="0" w:color="000000"/>
+            </w:tcBorders>
+            <w:tcMar>
+              <w:top w:w="100" w:type="dxa"/>
+              <w:left w:w="100" w:type="dxa"/>
+              <w:bottom w:w="100" w:type="dxa"/>
+              <w:right w:w="100" w:type="dxa"/>
+            </w:tcMar>
+            <w:hideMark/>
+          </w:tcPr>
+          <w:p>
+            <w:pPr>
+              <w:rPr>
+                <w:lang w:val="en-US"/>
+              </w:rPr>
+            </w:pPr>
+            <w:r>
+              <w:rPr>
+                <w:b/>
+                <w:bCs/>
+                <w:lang w:val="en-US"/>
+              </w:rPr>
+              <w:t>Phương thức</w:t>
+            </w:r>
+          </w:p>
+        </w:tc>
+        <w:tc>
+          <w:tcPr>
+            <w:tcW w:w="0" w:type="auto"/>
+            <w:tcBorders>
+              <w:top w:val="single" w:sz="8" w:space="0" w:color="000000"/>
+              <w:left w:val="single" w:sz="8" w:space="0" w:color="000000"/>
+              <w:bottom w:val="single" w:sz="8" w:space="0" w:color="000000"/>
+              <w:right w:val="single" w:sz="8" w:space="0" w:color="000000"/>
+            </w:tcBorders>
+            <w:tcMar>
+              <w:top w:w="100" w:type="dxa"/>
+              <w:left w:w="100" w:type="dxa"/>
+              <w:bottom w:w="100" w:type="dxa"/>
+              <w:right w:w="100" w:type="dxa"/>
+            </w:tcMar>
+            <w:hideMark/>
+          </w:tcPr>
+          <w:p>
+            <w:pPr>
+              <w:rPr>
+                <w:lang w:val="en-US"/>
+              </w:rPr>
+            </w:pPr>
+            <w:r>
+              <w:rPr>
+                <w:b/>
+                <w:bCs/>
+                <w:lang w:val="en-US"/>
+              </w:rPr>
+              <w:t>Kiểu trả về</w:t>
+            </w:r>
+          </w:p>
+        </w:tc>
+        <w:tc>
+          <w:tcPr>
+            <w:tcW w:w="0" w:type="auto"/>
+            <w:tcBorders>
+              <w:top w:val="single" w:sz="8" w:space="0" w:color="000000"/>
+              <w:left w:val="single" w:sz="8" w:space="0" w:color="000000"/>
+              <w:bottom w:val="single" w:sz="8" w:space="0" w:color="000000"/>
+              <w:right w:val="single" w:sz="8" w:space="0" w:color="000000"/>
+            </w:tcBorders>
+            <w:tcMar>
+              <w:top w:w="100" w:type="dxa"/>
+              <w:left w:w="100" w:type="dxa"/>
+              <w:bottom w:w="100" w:type="dxa"/>
+              <w:right w:w="100" w:type="dxa"/>
+            </w:tcMar>
+            <w:hideMark/>
+          </w:tcPr>
+          <w:p>
+            <w:pPr>
+              <w:rPr>
+                <w:lang w:val="en-US"/>
+              </w:rPr>
+            </w:pPr>
+            <w:r>
+              <w:rPr>
+                <w:b/>
+                <w:bCs/>
+                <w:lang w:val="en-US"/>
+              </w:rPr>
+              <w:t>Ý nghĩa</w:t>
+            </w:r>
+          </w:p>
+        </w:tc>
+      </w:tr>
+      <w:tr>
+        <w:tc>
+          <w:tcPr>
+            <w:tcW w:w="0" w:type="auto"/>
+            <w:tcBorders>
+              <w:top w:val="single" w:sz="8" w:space="0" w:color="000000"/>
+              <w:left w:val="single" w:sz="8" w:space="0" w:color="000000"/>
+              <w:bottom w:val="single" w:sz="8" w:space="0" w:color="000000"/>
+              <w:right w:val="single" w:sz="8" w:space="0" w:color="000000"/>
+            </w:tcBorders>
+            <w:tcMar>
+              <w:top w:w="100" w:type="dxa"/>
+              <w:left w:w="100" w:type="dxa"/>
+              <w:bottom w:w="100" w:type="dxa"/>
+              <w:right w:w="100" w:type="dxa"/>
+            </w:tcMar>
+            <w:hideMark/>
+          </w:tcPr>
+          <w:p>
+            <w:pPr>
+              <w:rPr>
+                <w:lang w:val="en-US"/>
+              </w:rPr>
+            </w:pPr>
+            <w:r>
+              <w:rPr>
+                <w:lang w:val="en-US"/>
+              </w:rPr>
+              <w:lastRenderedPageBreak/>
+              <w:t>login(username: String, password: String) </w:t>
+            </w:r>
+          </w:p>
+        </w:tc>
+        <w:tc>
+          <w:tcPr>
+            <w:tcW w:w="0" w:type="auto"/>
+            <w:tcBorders>
+              <w:top w:val="single" w:sz="8" w:space="0" w:color="000000"/>
+              <w:left w:val="single" w:sz="8" w:space="0" w:color="000000"/>
+              <w:bottom w:val="single" w:sz="8" w:space="0" w:color="000000"/>
+              <w:right w:val="single" w:sz="8" w:space="0" w:color="000000"/>
+            </w:tcBorders>
+            <w:tcMar>
+              <w:top w:w="100" w:type="dxa"/>
+              <w:left w:w="100" w:type="dxa"/>
+              <w:bottom w:w="100" w:type="dxa"/>
+              <w:right w:w="100" w:type="dxa"/>
+            </w:tcMar>
+            <w:hideMark/>
+          </w:tcPr>
+          <w:p>
+            <w:pPr>
+              <w:rPr>
+                <w:lang w:val="en-US"/>
+              </w:rPr>
+            </w:pPr>
+            <w:r>
+              <w:rPr>
+                <w:lang w:val="en-US"/>
+              </w:rPr>
+              <w:t>bool</w:t>
+            </w:r>
+          </w:p>
+        </w:tc>
+        <w:tc>
+          <w:tcPr>
+            <w:tcW w:w="0" w:type="auto"/>
+            <w:tcBorders>
+              <w:top w:val="single" w:sz="8" w:space="0" w:color="000000"/>
+              <w:left w:val="single" w:sz="8" w:space="0" w:color="000000"/>
+              <w:bottom w:val="single" w:sz="8" w:space="0" w:color="000000"/>
+              <w:right w:val="single" w:sz="8" w:space="0" w:color="000000"/>
+            </w:tcBorders>
+            <w:tcMar>
+              <w:top w:w="100" w:type="dxa"/>
+              <w:left w:w="100" w:type="dxa"/>
+              <w:bottom w:w="100" w:type="dxa"/>
+              <w:right w:w="100" w:type="dxa"/>
+            </w:tcMar>
+            <w:hideMark/>
+          </w:tcPr>
+          <w:p>
+            <w:pPr>
+              <w:rPr>
+                <w:lang w:val="en-US"/>
+              </w:rPr>
+            </w:pPr>
+            <w:r>
+              <w:rPr>
+                <w:lang w:val="en-US"/>
+              </w:rPr>
+              <w:t>Kiểm tra thông tin và thực hiện đăng nhập </w:t>
+            </w:r>
+          </w:p>
+        </w:tc>
+      </w:tr>
+      <w:tr>
+        <w:tc>
+          <w:tcPr>
+            <w:tcW w:w="0" w:type="auto"/>
+            <w:tcBorders>
+              <w:top w:val="single" w:sz="8" w:space="0" w:color="000000"/>
+              <w:left w:val="single" w:sz="8" w:space="0" w:color="000000"/>
+              <w:bottom w:val="single" w:sz="8" w:space="0" w:color="000000"/>
+              <w:right w:val="single" w:sz="8" w:space="0" w:color="000000"/>
+            </w:tcBorders>
+            <w:tcMar>
+              <w:top w:w="100" w:type="dxa"/>
+              <w:left w:w="100" w:type="dxa"/>
+              <w:bottom w:w="100" w:type="dxa"/>
+              <w:right w:w="100" w:type="dxa"/>
+            </w:tcMar>
+            <w:hideMark/>
+          </w:tcPr>
+          <w:p>
+            <w:pPr>
+              <w:rPr>
+                <w:lang w:val="en-US"/>
+              </w:rPr>
+            </w:pPr>
+            <w:r>
+              <w:rPr>
+                <w:lang w:val="en-US"/>
+              </w:rPr>
+              <w:t>logout() </w:t>
+            </w:r>
+          </w:p>
+        </w:tc>
+        <w:tc>
+          <w:tcPr>
+            <w:tcW w:w="0" w:type="auto"/>
+            <w:tcBorders>
+              <w:top w:val="single" w:sz="8" w:space="0" w:color="000000"/>
+              <w:left w:val="single" w:sz="8" w:space="0" w:color="000000"/>
+              <w:bottom w:val="single" w:sz="8" w:space="0" w:color="000000"/>
+              <w:right w:val="single" w:sz="8" w:space="0" w:color="000000"/>
+            </w:tcBorders>
+            <w:tcMar>
+              <w:top w:w="100" w:type="dxa"/>
+              <w:left w:w="100" w:type="dxa"/>
+              <w:bottom w:w="100" w:type="dxa"/>
+              <w:right w:w="100" w:type="dxa"/>
+            </w:tcMar>
+            <w:hideMark/>
+          </w:tcPr>
+          <w:p>
+            <w:pPr>
+              <w:rPr>
+                <w:lang w:val="en-US"/>
+              </w:rPr>
+            </w:pPr>
+            <w:r>
+              <w:rPr>
+                <w:lang w:val="en-US"/>
+              </w:rPr>
+              <w:t>void</w:t>
+            </w:r>
+          </w:p>
+        </w:tc>
+        <w:tc>
+          <w:tcPr>
+            <w:tcW w:w="0" w:type="auto"/>
+            <w:tcBorders>
+              <w:top w:val="single" w:sz="8" w:space="0" w:color="000000"/>
+              <w:left w:val="single" w:sz="8" w:space="0" w:color="000000"/>
+              <w:bottom w:val="single" w:sz="8" w:space="0" w:color="000000"/>
+              <w:right w:val="single" w:sz="8" w:space="0" w:color="000000"/>
+            </w:tcBorders>
+            <w:tcMar>
+              <w:top w:w="100" w:type="dxa"/>
+              <w:left w:w="100" w:type="dxa"/>
+              <w:bottom w:w="100" w:type="dxa"/>
+              <w:right w:w="100" w:type="dxa"/>
+            </w:tcMar>
+            <w:hideMark/>
+          </w:tcPr>
+          <w:p>
+            <w:pPr>
+              <w:rPr>
+                <w:lang w:val="en-US"/>
+              </w:rPr>
+            </w:pPr>
+            <w:r>
+              <w:rPr>
+                <w:lang w:val="en-US"/>
+              </w:rPr>
+              <w:t>Đăng xuất tài khoản </w:t>
+            </w:r>
+          </w:p>
+        </w:tc>
+      </w:tr>
+      <w:tr>
+        <w:tc>
+          <w:tcPr>
+            <w:tcW w:w="0" w:type="auto"/>
+            <w:tcBorders>
+              <w:top w:val="single" w:sz="8" w:space="0" w:color="000000"/>
+              <w:left w:val="single" w:sz="8" w:space="0" w:color="000000"/>
+              <w:bottom w:val="single" w:sz="8" w:space="0" w:color="000000"/>
+              <w:right w:val="single" w:sz="8" w:space="0" w:color="000000"/>
+            </w:tcBorders>
+            <w:tcMar>
+              <w:top w:w="100" w:type="dxa"/>
+              <w:left w:w="100" w:type="dxa"/>
+              <w:bottom w:w="100" w:type="dxa"/>
+              <w:right w:w="100" w:type="dxa"/>
+            </w:tcMar>
+            <w:hideMark/>
+          </w:tcPr>
+          <w:p>
+            <w:pPr>
+              <w:rPr>
+                <w:lang w:val="en-US"/>
+              </w:rPr>
+            </w:pPr>
+            <w:r>
+              <w:rPr>
+                <w:lang w:val="en-US"/>
+              </w:rPr>
+              <w:t>changePassword(oldpass: String, newpass: String) </w:t>
+            </w:r>
+          </w:p>
+        </w:tc>
+        <w:tc>
+          <w:tcPr>
+            <w:tcW w:w="0" w:type="auto"/>
+            <w:tcBorders>
+              <w:top w:val="single" w:sz="8" w:space="0" w:color="000000"/>
+              <w:left w:val="single" w:sz="8" w:space="0" w:color="000000"/>
+              <w:bottom w:val="single" w:sz="8" w:space="0" w:color="000000"/>
+              <w:right w:val="single" w:sz="8" w:space="0" w:color="000000"/>
+            </w:tcBorders>
+            <w:tcMar>
+              <w:top w:w="100" w:type="dxa"/>
+              <w:left w:w="100" w:type="dxa"/>
+              <w:bottom w:w="100" w:type="dxa"/>
+              <w:right w:w="100" w:type="dxa"/>
+            </w:tcMar>
+            <w:hideMark/>
+          </w:tcPr>
+          <w:p>
+            <w:pPr>
+              <w:rPr>
+                <w:lang w:val="en-US"/>
+              </w:rPr>
+            </w:pPr>
+            <w:r>
+              <w:rPr>
+                <w:lang w:val="en-US"/>
+              </w:rPr>
+              <w:t>bool</w:t>
+            </w:r>
+          </w:p>
+        </w:tc>
+        <w:tc>
+          <w:tcPr>
+            <w:tcW w:w="0" w:type="auto"/>
+            <w:tcBorders>
+              <w:top w:val="single" w:sz="8" w:space="0" w:color="000000"/>
+              <w:left w:val="single" w:sz="8" w:space="0" w:color="000000"/>
+              <w:bottom w:val="single" w:sz="8" w:space="0" w:color="000000"/>
+              <w:right w:val="single" w:sz="8" w:space="0" w:color="000000"/>
+            </w:tcBorders>
+            <w:tcMar>
+              <w:top w:w="100" w:type="dxa"/>
+              <w:left w:w="100" w:type="dxa"/>
+              <w:bottom w:w="100" w:type="dxa"/>
+              <w:right w:w="100" w:type="dxa"/>
+            </w:tcMar>
+            <w:hideMark/>
+          </w:tcPr>
+          <w:p>
+            <w:pPr>
+              <w:rPr>
+                <w:lang w:val="en-US"/>
+              </w:rPr>
+            </w:pPr>
+            <w:r>
+              <w:rPr>
+                <w:lang w:val="en-US"/>
+              </w:rPr>
+              <w:t>Đổi mật khẩu</w:t>
+            </w:r>
+          </w:p>
+        </w:tc>
+      </w:tr>
+      <w:tr>
+        <w:tc>
+          <w:tcPr>
+            <w:tcW w:w="0" w:type="auto"/>
+            <w:tcBorders>
+              <w:top w:val="single" w:sz="8" w:space="0" w:color="000000"/>
+              <w:left w:val="single" w:sz="8" w:space="0" w:color="000000"/>
+              <w:bottom w:val="single" w:sz="8" w:space="0" w:color="000000"/>
+              <w:right w:val="single" w:sz="8" w:space="0" w:color="000000"/>
+            </w:tcBorders>
+            <w:tcMar>
+              <w:top w:w="100" w:type="dxa"/>
+              <w:left w:w="100" w:type="dxa"/>
+              <w:bottom w:w="100" w:type="dxa"/>
+              <w:right w:w="100" w:type="dxa"/>
+            </w:tcMar>
+            <w:hideMark/>
+          </w:tcPr>
+          <w:p>
+            <w:pPr>
+              <w:rPr>
+                <w:lang w:val="en-US"/>
+              </w:rPr>
+            </w:pPr>
+            <w:r>
+              <w:rPr>
+                <w:lang w:val="en-US"/>
+              </w:rPr>
+              <w:t>updateAccount() </w:t>
+            </w:r>
+          </w:p>
+        </w:tc>
+        <w:tc>
+          <w:tcPr>
+            <w:tcW w:w="0" w:type="auto"/>
+            <w:tcBorders>
+              <w:top w:val="single" w:sz="8" w:space="0" w:color="000000"/>
+              <w:left w:val="single" w:sz="8" w:space="0" w:color="000000"/>
+              <w:bottom w:val="single" w:sz="8" w:space="0" w:color="000000"/>
+              <w:right w:val="single" w:sz="8" w:space="0" w:color="000000"/>
+            </w:tcBorders>
+            <w:tcMar>
+              <w:top w:w="100" w:type="dxa"/>
+              <w:left w:w="100" w:type="dxa"/>
+              <w:bottom w:w="100" w:type="dxa"/>
+              <w:right w:w="100" w:type="dxa"/>
+            </w:tcMar>
+            <w:hideMark/>
+          </w:tcPr>
+          <w:p>
+            <w:pPr>
+              <w:rPr>
+                <w:lang w:val="en-US"/>
+              </w:rPr>
+            </w:pPr>
+            <w:r>
+              <w:rPr>
+                <w:lang w:val="en-US"/>
+              </w:rPr>
+              <w:t>void</w:t>
+            </w:r>
+          </w:p>
+        </w:tc>
+        <w:tc>
+          <w:tcPr>
+            <w:tcW w:w="0" w:type="auto"/>
+            <w:tcBorders>
+              <w:top w:val="single" w:sz="8" w:space="0" w:color="000000"/>
+              <w:left w:val="single" w:sz="8" w:space="0" w:color="000000"/>
+              <w:bottom w:val="single" w:sz="8" w:space="0" w:color="000000"/>
+              <w:right w:val="single" w:sz="8" w:space="0" w:color="000000"/>
+            </w:tcBorders>
+            <w:tcMar>
+              <w:top w:w="100" w:type="dxa"/>
+              <w:left w:w="100" w:type="dxa"/>
+              <w:bottom w:w="100" w:type="dxa"/>
+              <w:right w:w="100" w:type="dxa"/>
+            </w:tcMar>
+            <w:hideMark/>
+          </w:tcPr>
+          <w:p>
+            <w:pPr>
+              <w:rPr>
+                <w:lang w:val="en-US"/>
+              </w:rPr>
+            </w:pPr>
+            <w:r>
+              <w:rPr>
+                <w:lang w:val="en-US"/>
+              </w:rPr>
+              <w:t>Cập nhật tài khoản</w:t>
+            </w:r>
+          </w:p>
+        </w:tc>
+      </w:tr>
+    </w:tbl>
+    <w:p>
+      <w:pPr>
+        <w:rPr>
+          <w:lang w:val="en-US"/>
+        </w:rPr>
+      </w:pPr>
+    </w:p>
+    <w:p>
+      <w:pPr>
+        <w:rPr>
+          <w:b/>
+          <w:bCs/>
+          <w:lang w:val="en-US"/>
+        </w:rPr>
+      </w:pPr>
+      <w:r>
+        <w:rPr>
+          <w:b/>
+          <w:bCs/>
+          <w:lang w:val="en-US"/>
+        </w:rPr>
+        <w:t>3.1. Mô tả lớp</w:t>
+      </w:r>
+    </w:p>
+    <w:p>
+      <w:pPr>
+        <w:rPr>
+          <w:b/>
+          <w:bCs/>
+          <w:lang w:val="en-US"/>
+        </w:rPr>
+      </w:pPr>
+      <w:r>
+        <w:rPr>
+          <w:lang w:val="en-US"/>
+        </w:rPr>
+        <w:t>User đại diện cho người dùng thông thường của hệ thống.</w:t>
+      </w:r>
+    </w:p>
+    <w:p>
+      <w:pPr>
+        <w:rPr>
+          <w:b/>
+          <w:bCs/>
+          <w:lang w:val="en-US"/>
+        </w:rPr>
+      </w:pPr>
+      <w:r>
+        <w:rPr>
+          <w:lang w:val="en-US"/>
+        </w:rPr>
+        <w:t>User kế thừa từ Account, do đó User có thể sử dụng các thông tin và chức năng chung của tài khoản như username, password, email, đăng nhập và đăng xuất.</w:t>
+      </w:r>
+    </w:p>
+    <w:p>
+      <w:pPr>
+        <w:rPr>
+          <w:b/>
+          <w:bCs/>
+          <w:lang w:val="en-US"/>
+        </w:rPr>
+      </w:pPr>
+      <w:r>
+        <w:rPr>
+          <w:lang w:val="en-US"/>
+        </w:rPr>
+        <w:t>Ngoài ra, User có thêm các chức năng quản lý Contact, quản lý Group và xem các Contact được đánh dấu yêu thích.</w:t>
+      </w:r>
+    </w:p>
+    <w:p>
+      <w:pPr>
+        <w:rPr>
+          <w:b/>
+          <w:bCs/>
+          <w:lang w:val="en-US"/>
+        </w:rPr>
+      </w:pPr>
+      <w:r>
+        <w:rPr>
+          <w:b/>
+          <w:bCs/>
+          <w:lang w:val="en-US"/>
+        </w:rPr>
+        <w:t>3.2. Thuộc tính</w:t>
+      </w:r>
+    </w:p>
+    <w:p>
+      <w:pPr>
+        <w:rPr>
+          <w:b/>
+          <w:bCs/>
+          <w:lang w:val="en-US"/>
+        </w:rPr>
+      </w:pPr>
+      <w:r>
+        <w:rPr>
+          <w:lang w:val="en-US"/>
+        </w:rPr>
+        <w:t>Trong Class Diagram hiện tại, User không khai báo thêm thuộc tính riêng.</w:t>
+      </w:r>
+    </w:p>
+    <w:p>
+      <w:pPr>
+        <w:rPr>
+          <w:b/>
+          <w:bCs/>
+          <w:lang w:val="en-US"/>
+        </w:rPr>
+      </w:pPr>
+      <w:r>
+        <w:rPr>
+          <w:lang w:val="en-US"/>
+        </w:rPr>
+        <w:t>Các thuộc tính chung của User được kế thừa từ lớp Account.</w:t>
+      </w:r>
+    </w:p>
+    <w:p>
+      <w:pPr>
+        <w:rPr>
+          <w:b/>
+          <w:bCs/>
+          <w:lang w:val="en-US"/>
+        </w:rPr>
+      </w:pPr>
+      <w:r>
+        <w:rPr>
+          <w:b/>
+          <w:bCs/>
+          <w:lang w:val="en-US"/>
+        </w:rPr>
+        <w:t>3.3. Phương thức</w:t>
+      </w:r>
+    </w:p>
+    <w:p>
+      <w:pPr>
+        <w:rPr>
+          <w:lang w:val="en-US"/>
+        </w:rPr>
+      </w:pPr>
+    </w:p>
+    <w:tbl>
+      <w:tblPr>
+        <w:tblW w:w="9026" w:type="dxa"/>
+        <w:tblCellMar>
+          <w:top w:w="15" w:type="dxa"/>
+          <w:left w:w="15" w:type="dxa"/>
+          <w:bottom w:w="15" w:type="dxa"/>
+          <w:right w:w="15" w:type="dxa"/>
+        </w:tblCellMar>
+        <w:tblLook w:val="04A0" w:firstRow="1" w:lastRow="0" w:firstColumn="1" w:lastColumn="0" w:noHBand="0" w:noVBand="1"/>
+      </w:tblPr>
+      <w:tblGrid>
+        <w:gridCol w:w="2648"/>
+        <w:gridCol w:w="1785"/>
+        <w:gridCol w:w="4593"/>
+      </w:tblGrid>
+      <w:tr>
+        <w:tc>
+          <w:tcPr>
+            <w:tcW w:w="0" w:type="auto"/>
+            <w:tcBorders>
+              <w:top w:val="single" w:sz="8" w:space="0" w:color="000000"/>
+              <w:left w:val="single" w:sz="8" w:space="0" w:color="000000"/>
+              <w:bottom w:val="single" w:sz="8" w:space="0" w:color="000000"/>
+              <w:right w:val="single" w:sz="8" w:space="0" w:color="000000"/>
+            </w:tcBorders>
+            <w:tcMar>
+              <w:top w:w="100" w:type="dxa"/>
+              <w:left w:w="100" w:type="dxa"/>
+              <w:bottom w:w="100" w:type="dxa"/>
+              <w:right w:w="100" w:type="dxa"/>
+            </w:tcMar>
+            <w:hideMark/>
+          </w:tcPr>
+          <w:p>
+            <w:pPr>
+              <w:rPr>
+                <w:lang w:val="en-US"/>
+              </w:rPr>
+            </w:pPr>
+            <w:r>
+              <w:rPr>
+                <w:b/>
+                <w:bCs/>
+                <w:lang w:val="en-US"/>
+              </w:rPr>
+              <w:t>Phương thức</w:t>
+            </w:r>
+          </w:p>
+        </w:tc>
+        <w:tc>
+          <w:tcPr>
+            <w:tcW w:w="0" w:type="auto"/>
+            <w:tcBorders>
+              <w:top w:val="single" w:sz="8" w:space="0" w:color="000000"/>
+              <w:left w:val="single" w:sz="8" w:space="0" w:color="000000"/>
+              <w:bottom w:val="single" w:sz="8" w:space="0" w:color="000000"/>
+              <w:right w:val="single" w:sz="8" w:space="0" w:color="000000"/>
+            </w:tcBorders>
+            <w:tcMar>
+              <w:top w:w="100" w:type="dxa"/>
+              <w:left w:w="100" w:type="dxa"/>
+              <w:bottom w:w="100" w:type="dxa"/>
+              <w:right w:w="100" w:type="dxa"/>
+            </w:tcMar>
+            <w:hideMark/>
+          </w:tcPr>
+          <w:p>
+            <w:pPr>
+              <w:rPr>
+                <w:lang w:val="en-US"/>
+              </w:rPr>
+            </w:pPr>
+            <w:r>
+              <w:rPr>
+                <w:b/>
+                <w:bCs/>
+                <w:lang w:val="en-US"/>
+              </w:rPr>
+              <w:t>Kiểu trả về</w:t>
+            </w:r>
+          </w:p>
+        </w:tc>
+        <w:tc>
+          <w:tcPr>
+            <w:tcW w:w="0" w:type="auto"/>
+            <w:tcBorders>
+              <w:top w:val="single" w:sz="8" w:space="0" w:color="000000"/>
+              <w:left w:val="single" w:sz="8" w:space="0" w:color="000000"/>
+              <w:bottom w:val="single" w:sz="8" w:space="0" w:color="000000"/>
+              <w:right w:val="single" w:sz="8" w:space="0" w:color="000000"/>
+            </w:tcBorders>
+            <w:tcMar>
+              <w:top w:w="100" w:type="dxa"/>
+              <w:left w:w="100" w:type="dxa"/>
+              <w:bottom w:w="100" w:type="dxa"/>
+              <w:right w:w="100" w:type="dxa"/>
+            </w:tcMar>
+            <w:hideMark/>
+          </w:tcPr>
+          <w:p>
+            <w:pPr>
+              <w:rPr>
+                <w:lang w:val="en-US"/>
+              </w:rPr>
+            </w:pPr>
+            <w:r>
+              <w:rPr>
+                <w:b/>
+                <w:bCs/>
+                <w:lang w:val="en-US"/>
+              </w:rPr>
+              <w:t>Ý nghĩa</w:t>
+            </w:r>
+          </w:p>
+        </w:tc>
+      </w:tr>
+      <w:tr>
+        <w:tc>
+          <w:tcPr>
+            <w:tcW w:w="0" w:type="auto"/>
+            <w:tcBorders>
+              <w:top w:val="single" w:sz="8" w:space="0" w:color="000000"/>
+              <w:left w:val="single" w:sz="8" w:space="0" w:color="000000"/>
+              <w:bottom w:val="single" w:sz="8" w:space="0" w:color="000000"/>
+              <w:right w:val="single" w:sz="8" w:space="0" w:color="000000"/>
+            </w:tcBorders>
+            <w:tcMar>
+              <w:top w:w="100" w:type="dxa"/>
+              <w:left w:w="100" w:type="dxa"/>
+              <w:bottom w:w="100" w:type="dxa"/>
+              <w:right w:w="100" w:type="dxa"/>
+            </w:tcMar>
+            <w:hideMark/>
+          </w:tcPr>
+          <w:p>
+            <w:pPr>
+              <w:rPr>
+                <w:lang w:val="en-US"/>
+              </w:rPr>
+            </w:pPr>
+            <w:r>
+              <w:rPr>
+                <w:lang w:val="en-US"/>
+              </w:rPr>
+              <w:t>manageContacts() </w:t>
+            </w:r>
+          </w:p>
+        </w:tc>
+        <w:tc>
+          <w:tcPr>
+            <w:tcW w:w="0" w:type="auto"/>
+            <w:tcBorders>
+              <w:top w:val="single" w:sz="8" w:space="0" w:color="000000"/>
+              <w:left w:val="single" w:sz="8" w:space="0" w:color="000000"/>
+              <w:bottom w:val="single" w:sz="8" w:space="0" w:color="000000"/>
+              <w:right w:val="single" w:sz="8" w:space="0" w:color="000000"/>
+            </w:tcBorders>
+            <w:tcMar>
+              <w:top w:w="100" w:type="dxa"/>
+              <w:left w:w="100" w:type="dxa"/>
+              <w:bottom w:w="100" w:type="dxa"/>
+              <w:right w:w="100" w:type="dxa"/>
+            </w:tcMar>
+            <w:hideMark/>
+          </w:tcPr>
+          <w:p>
+            <w:pPr>
+              <w:rPr>
+                <w:lang w:val="en-US"/>
+              </w:rPr>
+            </w:pPr>
+            <w:r>
+              <w:rPr>
+                <w:lang w:val="en-US"/>
+              </w:rPr>
+              <w:t>void</w:t>
+            </w:r>
+          </w:p>
+        </w:tc>
+        <w:tc>
+          <w:tcPr>
+            <w:tcW w:w="0" w:type="auto"/>
+            <w:tcBorders>
+              <w:top w:val="single" w:sz="8" w:space="0" w:color="000000"/>
+              <w:left w:val="single" w:sz="8" w:space="0" w:color="000000"/>
+              <w:bottom w:val="single" w:sz="8" w:space="0" w:color="000000"/>
+              <w:right w:val="single" w:sz="8" w:space="0" w:color="000000"/>
+            </w:tcBorders>
+            <w:tcMar>
+              <w:top w:w="100" w:type="dxa"/>
+              <w:left w:w="100" w:type="dxa"/>
+              <w:bottom w:w="100" w:type="dxa"/>
+              <w:right w:w="100" w:type="dxa"/>
+            </w:tcMar>
+            <w:hideMark/>
+          </w:tcPr>
+          <w:p>
+            <w:pPr>
+              <w:rPr>
+                <w:lang w:val="en-US"/>
+              </w:rPr>
+            </w:pPr>
+            <w:r>
+              <w:rPr>
+                <w:lang w:val="en-US"/>
+              </w:rPr>
+              <w:t>Quản lý danh sách Contact </w:t>
+            </w:r>
+          </w:p>
+        </w:tc>
+      </w:tr>
+      <w:tr>
+        <w:tc>
+          <w:tcPr>
+            <w:tcW w:w="0" w:type="auto"/>
+            <w:tcBorders>
+              <w:top w:val="single" w:sz="8" w:space="0" w:color="000000"/>
+              <w:left w:val="single" w:sz="8" w:space="0" w:color="000000"/>
+              <w:bottom w:val="single" w:sz="8" w:space="0" w:color="000000"/>
+              <w:right w:val="single" w:sz="8" w:space="0" w:color="000000"/>
+            </w:tcBorders>
+            <w:tcMar>
+              <w:top w:w="100" w:type="dxa"/>
+              <w:left w:w="100" w:type="dxa"/>
+              <w:bottom w:w="100" w:type="dxa"/>
+              <w:right w:w="100" w:type="dxa"/>
+            </w:tcMar>
+            <w:hideMark/>
+          </w:tcPr>
+          <w:p>
+            <w:pPr>
+              <w:rPr>
+                <w:lang w:val="en-US"/>
+              </w:rPr>
+            </w:pPr>
+            <w:r>
+              <w:rPr>
+                <w:lang w:val="en-US"/>
+              </w:rPr>
+              <w:t>manageGroups() </w:t>
+            </w:r>
+          </w:p>
+        </w:tc>
+        <w:tc>
+          <w:tcPr>
+            <w:tcW w:w="0" w:type="auto"/>
+            <w:tcBorders>
+              <w:top w:val="single" w:sz="8" w:space="0" w:color="000000"/>
+              <w:left w:val="single" w:sz="8" w:space="0" w:color="000000"/>
+              <w:bottom w:val="single" w:sz="8" w:space="0" w:color="000000"/>
+              <w:right w:val="single" w:sz="8" w:space="0" w:color="000000"/>
+            </w:tcBorders>
+            <w:tcMar>
+              <w:top w:w="100" w:type="dxa"/>
+              <w:left w:w="100" w:type="dxa"/>
+              <w:bottom w:w="100" w:type="dxa"/>
+              <w:right w:w="100" w:type="dxa"/>
+            </w:tcMar>
+            <w:hideMark/>
+          </w:tcPr>
+          <w:p>
+            <w:pPr>
+              <w:rPr>
+                <w:lang w:val="en-US"/>
+              </w:rPr>
+            </w:pPr>
+            <w:r>
+              <w:rPr>
+                <w:lang w:val="en-US"/>
+              </w:rPr>
+              <w:t>void</w:t>
+            </w:r>
+          </w:p>
+        </w:tc>
+        <w:tc>
+          <w:tcPr>
+            <w:tcW w:w="0" w:type="auto"/>
+            <w:tcBorders>
+              <w:top w:val="single" w:sz="8" w:space="0" w:color="000000"/>
+              <w:left w:val="single" w:sz="8" w:space="0" w:color="000000"/>
+              <w:bottom w:val="single" w:sz="8" w:space="0" w:color="000000"/>
+              <w:right w:val="single" w:sz="8" w:space="0" w:color="000000"/>
+            </w:tcBorders>
+            <w:tcMar>
+              <w:top w:w="100" w:type="dxa"/>
+              <w:left w:w="100" w:type="dxa"/>
+              <w:bottom w:w="100" w:type="dxa"/>
+              <w:right w:w="100" w:type="dxa"/>
+            </w:tcMar>
+            <w:hideMark/>
+          </w:tcPr>
+          <w:p>
+            <w:pPr>
+              <w:rPr>
+                <w:lang w:val="en-US"/>
+              </w:rPr>
+            </w:pPr>
+            <w:r>
+              <w:rPr>
+                <w:lang w:val="en-US"/>
+              </w:rPr>
+              <w:t>Quản lý các Group </w:t>
+            </w:r>
+          </w:p>
+        </w:tc>
+      </w:tr>
+      <w:tr>
+        <w:tc>
+          <w:tcPr>
+            <w:tcW w:w="0" w:type="auto"/>
+            <w:tcBorders>
+              <w:top w:val="single" w:sz="8" w:space="0" w:color="000000"/>
+              <w:left w:val="single" w:sz="8" w:space="0" w:color="000000"/>
+              <w:bottom w:val="single" w:sz="8" w:space="0" w:color="000000"/>
+              <w:right w:val="single" w:sz="8" w:space="0" w:color="000000"/>
+            </w:tcBorders>
+            <w:tcMar>
+              <w:top w:w="100" w:type="dxa"/>
+              <w:left w:w="100" w:type="dxa"/>
+              <w:bottom w:w="100" w:type="dxa"/>
+              <w:right w:w="100" w:type="dxa"/>
+            </w:tcMar>
+            <w:hideMark/>
+          </w:tcPr>
+          <w:p>
+            <w:pPr>
+              <w:rPr>
+                <w:lang w:val="en-US"/>
+              </w:rPr>
+            </w:pPr>
+            <w:r>
+              <w:rPr>
+                <w:lang w:val="en-US"/>
+              </w:rPr>
+              <w:t>viewFavorite() </w:t>
+            </w:r>
+          </w:p>
+        </w:tc>
+        <w:tc>
+          <w:tcPr>
+            <w:tcW w:w="0" w:type="auto"/>
+            <w:tcBorders>
+              <w:top w:val="single" w:sz="8" w:space="0" w:color="000000"/>
+              <w:left w:val="single" w:sz="8" w:space="0" w:color="000000"/>
+              <w:bottom w:val="single" w:sz="8" w:space="0" w:color="000000"/>
+              <w:right w:val="single" w:sz="8" w:space="0" w:color="000000"/>
+            </w:tcBorders>
+            <w:tcMar>
+              <w:top w:w="100" w:type="dxa"/>
+              <w:left w:w="100" w:type="dxa"/>
+              <w:bottom w:w="100" w:type="dxa"/>
+              <w:right w:w="100" w:type="dxa"/>
+            </w:tcMar>
+            <w:hideMark/>
+          </w:tcPr>
+          <w:p>
+            <w:pPr>
+              <w:rPr>
+                <w:lang w:val="en-US"/>
+              </w:rPr>
+            </w:pPr>
+            <w:r>
+              <w:rPr>
+                <w:lang w:val="en-US"/>
+              </w:rPr>
+              <w:t>void </w:t>
+            </w:r>
+          </w:p>
+        </w:tc>
+        <w:tc>
+          <w:tcPr>
+            <w:tcW w:w="0" w:type="auto"/>
+            <w:tcBorders>
+              <w:top w:val="single" w:sz="8" w:space="0" w:color="000000"/>
+              <w:left w:val="single" w:sz="8" w:space="0" w:color="000000"/>
+              <w:bottom w:val="single" w:sz="8" w:space="0" w:color="000000"/>
+              <w:right w:val="single" w:sz="8" w:space="0" w:color="000000"/>
+            </w:tcBorders>
+            <w:tcMar>
+              <w:top w:w="100" w:type="dxa"/>
+              <w:left w:w="100" w:type="dxa"/>
+              <w:bottom w:w="100" w:type="dxa"/>
+              <w:right w:w="100" w:type="dxa"/>
+            </w:tcMar>
+            <w:hideMark/>
+          </w:tcPr>
+          <w:p>
+            <w:pPr>
+              <w:rPr>
+                <w:lang w:val="en-US"/>
+              </w:rPr>
+            </w:pPr>
+            <w:r>
+              <w:rPr>
+                <w:lang w:val="en-US"/>
+              </w:rPr>
+              <w:t>Xem danh sách Contact yêu thích </w:t>
+            </w:r>
+          </w:p>
+        </w:tc>
+      </w:tr>
+    </w:tbl>
+    <w:p>
+      <w:pPr>
+        <w:rPr>
+          <w:lang w:val="en-US"/>
+        </w:rPr>
+      </w:pPr>
+    </w:p>
+    <w:p>
+      <w:pPr>
+        <w:rPr>
+          <w:b/>
+          <w:bCs/>
+          <w:lang w:val="en-US"/>
+        </w:rPr>
+      </w:pPr>
+      <w:r>
+        <w:rPr>
+          <w:b/>
+          <w:bCs/>
+          <w:lang w:val="en-US"/>
+        </w:rPr>
+        <w:t>4. Class Admin</w:t>
+      </w:r>
+    </w:p>
+    <w:p>
+      <w:pPr>
+        <w:rPr>
+          <w:b/>
+          <w:bCs/>
+          <w:lang w:val="en-US"/>
+        </w:rPr>
+      </w:pPr>
+      <w:r>
+        <w:rPr>
+          <w:b/>
+          <w:bCs/>
+          <w:lang w:val="en-US"/>
+        </w:rPr>
+        <w:t>4.1. Mô tả lớp</w:t>
+      </w:r>
+    </w:p>
+    <w:p>
+      <w:pPr>
+        <w:rPr>
+          <w:lang w:val="en-US"/>
+        </w:rPr>
+      </w:pPr>
+      <w:r>
+        <w:rPr>
+          <w:lang w:val="en-US"/>
+        </w:rPr>
+        <w:t>Admin đại diện cho quản trị viên của hệ thống. Admin kế thừa từ Account, vì vậy Admin cũng có các thông tin và chức năng cơ bản của một tài khoản.</w:t>
+      </w:r>
+    </w:p>
+    <w:p>
+      <w:pPr>
+        <w:rPr>
+          <w:lang w:val="en-US"/>
+        </w:rPr>
+      </w:pPr>
+      <w:r>
+        <w:rPr>
+          <w:lang w:val="en-US"/>
+        </w:rPr>
+        <w:t>Khác với User, Admin có quyền quản lý các tài khoản User, bao gồm thêm, cập nhật, xóa và xem danh sách User.</w:t>
+      </w:r>
+    </w:p>
+    <w:p>
+      <w:pPr>
+        <w:rPr>
+          <w:b/>
+          <w:bCs/>
+          <w:lang w:val="en-US"/>
+        </w:rPr>
+      </w:pPr>
+      <w:r>
+        <w:rPr>
+          <w:b/>
+          <w:bCs/>
+          <w:lang w:val="en-US"/>
+        </w:rPr>
+        <w:t>4.2. Thuộc tính</w:t>
+      </w:r>
+    </w:p>
+    <w:p>
+      <w:pPr>
+        <w:rPr>
+          <w:lang w:val="en-US"/>
+        </w:rPr>
+      </w:pPr>
+      <w:r>
+        <w:rPr>
+          <w:lang w:val="en-US"/>
+        </w:rPr>
+        <w:t>Trong Class Diagram hiện tại, Admin không có thuộc tính riêng. Admin sử dụng các thuộc tính được kế thừa từ Account.</w:t>
+      </w:r>
+    </w:p>
+    <w:p>
+      <w:pPr>
+        <w:rPr>
+          <w:b/>
+          <w:bCs/>
+          <w:lang w:val="en-US"/>
+        </w:rPr>
+      </w:pPr>
+      <w:r>
+        <w:rPr>
+          <w:b/>
+          <w:bCs/>
+          <w:lang w:val="en-US"/>
+        </w:rPr>
+        <w:t>4.3. Phương thức</w:t>
+      </w:r>
+    </w:p>
+    <w:p>
+      <w:pPr>
+        <w:rPr>
+          <w:lang w:val="en-US"/>
+        </w:rPr>
+      </w:pPr>
+    </w:p>
+    <w:tbl>
+      <w:tblPr>
+        <w:tblW w:w="9026" w:type="dxa"/>
+        <w:tblCellMar>
+          <w:top w:w="15" w:type="dxa"/>
+          <w:left w:w="15" w:type="dxa"/>
+          <w:bottom w:w="15" w:type="dxa"/>
+          <w:right w:w="15" w:type="dxa"/>
+        </w:tblCellMar>
+        <w:tblLook w:val="04A0" w:firstRow="1" w:lastRow="0" w:firstColumn="1" w:lastColumn="0" w:noHBand="0" w:noVBand="1"/>
+      </w:tblPr>
+      <w:tblGrid>
+        <w:gridCol w:w="3360"/>
+        <w:gridCol w:w="1643"/>
+        <w:gridCol w:w="4023"/>
+      </w:tblGrid>
+      <w:tr>
+        <w:tc>
+          <w:tcPr>
+            <w:tcW w:w="0" w:type="auto"/>
+            <w:tcBorders>
+              <w:top w:val="single" w:sz="8" w:space="0" w:color="000000"/>
+              <w:left w:val="single" w:sz="8" w:space="0" w:color="000000"/>
+              <w:bottom w:val="single" w:sz="8" w:space="0" w:color="000000"/>
+              <w:right w:val="single" w:sz="8" w:space="0" w:color="000000"/>
+            </w:tcBorders>
+            <w:tcMar>
+              <w:top w:w="100" w:type="dxa"/>
+              <w:left w:w="100" w:type="dxa"/>
+              <w:bottom w:w="100" w:type="dxa"/>
+              <w:right w:w="100" w:type="dxa"/>
+            </w:tcMar>
+            <w:hideMark/>
+          </w:tcPr>
+          <w:p>
+            <w:pPr>
+              <w:rPr>
+                <w:lang w:val="en-US"/>
+              </w:rPr>
+            </w:pPr>
+            <w:r>
+              <w:rPr>
+                <w:b/>
+                <w:bCs/>
+                <w:lang w:val="en-US"/>
+              </w:rPr>
+              <w:t>Phương thức</w:t>
+            </w:r>
+          </w:p>
+        </w:tc>
+        <w:tc>
+          <w:tcPr>
+            <w:tcW w:w="0" w:type="auto"/>
+            <w:tcBorders>
+              <w:top w:val="single" w:sz="8" w:space="0" w:color="000000"/>
+              <w:left w:val="single" w:sz="8" w:space="0" w:color="000000"/>
+              <w:bottom w:val="single" w:sz="8" w:space="0" w:color="000000"/>
+              <w:right w:val="single" w:sz="8" w:space="0" w:color="000000"/>
+            </w:tcBorders>
+            <w:tcMar>
+              <w:top w:w="100" w:type="dxa"/>
+              <w:left w:w="100" w:type="dxa"/>
+              <w:bottom w:w="100" w:type="dxa"/>
+              <w:right w:w="100" w:type="dxa"/>
+            </w:tcMar>
+            <w:hideMark/>
+          </w:tcPr>
+          <w:p>
+            <w:pPr>
+              <w:rPr>
+                <w:lang w:val="en-US"/>
+              </w:rPr>
+            </w:pPr>
+            <w:r>
+              <w:rPr>
+                <w:b/>
+                <w:bCs/>
+                <w:lang w:val="en-US"/>
+              </w:rPr>
+              <w:t>Kiểu trả về</w:t>
+            </w:r>
+          </w:p>
+        </w:tc>
+        <w:tc>
+          <w:tcPr>
+            <w:tcW w:w="0" w:type="auto"/>
+            <w:tcBorders>
+              <w:top w:val="single" w:sz="8" w:space="0" w:color="000000"/>
+              <w:left w:val="single" w:sz="8" w:space="0" w:color="000000"/>
+              <w:bottom w:val="single" w:sz="8" w:space="0" w:color="000000"/>
+              <w:right w:val="single" w:sz="8" w:space="0" w:color="000000"/>
+            </w:tcBorders>
+            <w:tcMar>
+              <w:top w:w="100" w:type="dxa"/>
+              <w:left w:w="100" w:type="dxa"/>
+              <w:bottom w:w="100" w:type="dxa"/>
+              <w:right w:w="100" w:type="dxa"/>
+            </w:tcMar>
+            <w:hideMark/>
+          </w:tcPr>
+          <w:p>
+            <w:pPr>
+              <w:rPr>
+                <w:lang w:val="en-US"/>
+              </w:rPr>
+            </w:pPr>
+            <w:r>
+              <w:rPr>
+                <w:b/>
+                <w:bCs/>
+                <w:lang w:val="en-US"/>
+              </w:rPr>
+              <w:t>Ý nghĩa</w:t>
+            </w:r>
+          </w:p>
+        </w:tc>
+      </w:tr>
+      <w:tr>
+        <w:tc>
+          <w:tcPr>
+            <w:tcW w:w="0" w:type="auto"/>
+            <w:tcBorders>
+              <w:top w:val="single" w:sz="8" w:space="0" w:color="000000"/>
+              <w:left w:val="single" w:sz="8" w:space="0" w:color="000000"/>
+              <w:bottom w:val="single" w:sz="8" w:space="0" w:color="000000"/>
+              <w:right w:val="single" w:sz="8" w:space="0" w:color="000000"/>
+            </w:tcBorders>
+            <w:tcMar>
+              <w:top w:w="100" w:type="dxa"/>
+              <w:left w:w="100" w:type="dxa"/>
+              <w:bottom w:w="100" w:type="dxa"/>
+              <w:right w:w="100" w:type="dxa"/>
+            </w:tcMar>
+            <w:hideMark/>
+          </w:tcPr>
+          <w:p>
+            <w:pPr>
+              <w:rPr>
+                <w:lang w:val="en-US"/>
+              </w:rPr>
+            </w:pPr>
+            <w:r>
+              <w:rPr>
+                <w:lang w:val="en-US"/>
+              </w:rPr>
+              <w:t>manageAccounts() </w:t>
+            </w:r>
+          </w:p>
+        </w:tc>
+        <w:tc>
+          <w:tcPr>
+            <w:tcW w:w="0" w:type="auto"/>
+            <w:tcBorders>
+              <w:top w:val="single" w:sz="8" w:space="0" w:color="000000"/>
+              <w:left w:val="single" w:sz="8" w:space="0" w:color="000000"/>
+              <w:bottom w:val="single" w:sz="8" w:space="0" w:color="000000"/>
+              <w:right w:val="single" w:sz="8" w:space="0" w:color="000000"/>
+            </w:tcBorders>
+            <w:tcMar>
+              <w:top w:w="100" w:type="dxa"/>
+              <w:left w:w="100" w:type="dxa"/>
+              <w:bottom w:w="100" w:type="dxa"/>
+              <w:right w:w="100" w:type="dxa"/>
+            </w:tcMar>
+            <w:hideMark/>
+          </w:tcPr>
+          <w:p>
+            <w:pPr>
+              <w:rPr>
+                <w:lang w:val="en-US"/>
+              </w:rPr>
+            </w:pPr>
+            <w:r>
+              <w:rPr>
+                <w:lang w:val="en-US"/>
+              </w:rPr>
+              <w:t>void</w:t>
+            </w:r>
+          </w:p>
+        </w:tc>
+        <w:tc>
+          <w:tcPr>
+            <w:tcW w:w="0" w:type="auto"/>
+            <w:tcBorders>
+              <w:top w:val="single" w:sz="8" w:space="0" w:color="000000"/>
+              <w:left w:val="single" w:sz="8" w:space="0" w:color="000000"/>
+              <w:bottom w:val="single" w:sz="8" w:space="0" w:color="000000"/>
+              <w:right w:val="single" w:sz="8" w:space="0" w:color="000000"/>
+            </w:tcBorders>
+            <w:tcMar>
+              <w:top w:w="100" w:type="dxa"/>
+              <w:left w:w="100" w:type="dxa"/>
+              <w:bottom w:w="100" w:type="dxa"/>
+              <w:right w:w="100" w:type="dxa"/>
+            </w:tcMar>
+            <w:hideMark/>
+          </w:tcPr>
+          <w:p>
+            <w:pPr>
+              <w:rPr>
+                <w:lang w:val="en-US"/>
+              </w:rPr>
+            </w:pPr>
+            <w:r>
+              <w:rPr>
+                <w:lang w:val="en-US"/>
+              </w:rPr>
+              <w:t>Quản lí tài khoản</w:t>
+            </w:r>
+          </w:p>
+        </w:tc>
+      </w:tr>
+      <w:tr>
+        <w:tc>
+          <w:tcPr>
+            <w:tcW w:w="0" w:type="auto"/>
+            <w:tcBorders>
+              <w:top w:val="single" w:sz="8" w:space="0" w:color="000000"/>
+              <w:left w:val="single" w:sz="8" w:space="0" w:color="000000"/>
+              <w:bottom w:val="single" w:sz="8" w:space="0" w:color="000000"/>
+              <w:right w:val="single" w:sz="8" w:space="0" w:color="000000"/>
+            </w:tcBorders>
+            <w:tcMar>
+              <w:top w:w="100" w:type="dxa"/>
+              <w:left w:w="100" w:type="dxa"/>
+              <w:bottom w:w="100" w:type="dxa"/>
+              <w:right w:w="100" w:type="dxa"/>
+            </w:tcMar>
+            <w:hideMark/>
+          </w:tcPr>
+          <w:p>
+            <w:pPr>
+              <w:rPr>
+                <w:lang w:val="en-US"/>
+              </w:rPr>
+            </w:pPr>
+            <w:r>
+              <w:rPr>
+                <w:lang w:val="en-US"/>
+              </w:rPr>
+              <w:t>addUser(user: User) </w:t>
+            </w:r>
+          </w:p>
+        </w:tc>
+        <w:tc>
+          <w:tcPr>
+            <w:tcW w:w="0" w:type="auto"/>
+            <w:tcBorders>
+              <w:top w:val="single" w:sz="8" w:space="0" w:color="000000"/>
+              <w:left w:val="single" w:sz="8" w:space="0" w:color="000000"/>
+              <w:bottom w:val="single" w:sz="8" w:space="0" w:color="000000"/>
+              <w:right w:val="single" w:sz="8" w:space="0" w:color="000000"/>
+            </w:tcBorders>
+            <w:tcMar>
+              <w:top w:w="100" w:type="dxa"/>
+              <w:left w:w="100" w:type="dxa"/>
+              <w:bottom w:w="100" w:type="dxa"/>
+              <w:right w:w="100" w:type="dxa"/>
+            </w:tcMar>
+            <w:hideMark/>
+          </w:tcPr>
+          <w:p>
+            <w:pPr>
+              <w:rPr>
+                <w:lang w:val="en-US"/>
+              </w:rPr>
+            </w:pPr>
+            <w:r>
+              <w:rPr>
+                <w:lang w:val="en-US"/>
+              </w:rPr>
+              <w:t>bool</w:t>
+            </w:r>
+          </w:p>
+        </w:tc>
+        <w:tc>
+          <w:tcPr>
+            <w:tcW w:w="0" w:type="auto"/>
+            <w:tcBorders>
+              <w:top w:val="single" w:sz="8" w:space="0" w:color="000000"/>
+              <w:left w:val="single" w:sz="8" w:space="0" w:color="000000"/>
+              <w:bottom w:val="single" w:sz="8" w:space="0" w:color="000000"/>
+              <w:right w:val="single" w:sz="8" w:space="0" w:color="000000"/>
+            </w:tcBorders>
+            <w:tcMar>
+              <w:top w:w="100" w:type="dxa"/>
+              <w:left w:w="100" w:type="dxa"/>
+              <w:bottom w:w="100" w:type="dxa"/>
+              <w:right w:w="100" w:type="dxa"/>
+            </w:tcMar>
+            <w:hideMark/>
+          </w:tcPr>
+          <w:p>
+            <w:pPr>
+              <w:rPr>
+                <w:lang w:val="en-US"/>
+              </w:rPr>
+            </w:pPr>
+            <w:r>
+              <w:rPr>
+                <w:lang w:val="en-US"/>
+              </w:rPr>
+              <w:t>Thêm User mới </w:t>
+            </w:r>
+          </w:p>
+        </w:tc>
+      </w:tr>
+      <w:tr>
+        <w:tc>
+          <w:tcPr>
+            <w:tcW w:w="0" w:type="auto"/>
+            <w:tcBorders>
+              <w:top w:val="single" w:sz="8" w:space="0" w:color="000000"/>
+              <w:left w:val="single" w:sz="8" w:space="0" w:color="000000"/>
+              <w:bottom w:val="single" w:sz="8" w:space="0" w:color="000000"/>
+              <w:right w:val="single" w:sz="8" w:space="0" w:color="000000"/>
+            </w:tcBorders>
+            <w:tcMar>
+              <w:top w:w="100" w:type="dxa"/>
+              <w:left w:w="100" w:type="dxa"/>
+              <w:bottom w:w="100" w:type="dxa"/>
+              <w:right w:w="100" w:type="dxa"/>
+            </w:tcMar>
+            <w:hideMark/>
+          </w:tcPr>
+          <w:p>
+            <w:pPr>
+              <w:rPr>
+                <w:lang w:val="en-US"/>
+              </w:rPr>
+            </w:pPr>
+            <w:r>
+              <w:rPr>
+                <w:lang w:val="en-US"/>
+              </w:rPr>
+              <w:t>updateUser(user: User) </w:t>
+            </w:r>
+          </w:p>
+        </w:tc>
+        <w:tc>
+          <w:tcPr>
+            <w:tcW w:w="0" w:type="auto"/>
+            <w:tcBorders>
+              <w:top w:val="single" w:sz="8" w:space="0" w:color="000000"/>
+              <w:left w:val="single" w:sz="8" w:space="0" w:color="000000"/>
+              <w:bottom w:val="single" w:sz="8" w:space="0" w:color="000000"/>
+              <w:right w:val="single" w:sz="8" w:space="0" w:color="000000"/>
+            </w:tcBorders>
+            <w:tcMar>
+              <w:top w:w="100" w:type="dxa"/>
+              <w:left w:w="100" w:type="dxa"/>
+              <w:bottom w:w="100" w:type="dxa"/>
+              <w:right w:w="100" w:type="dxa"/>
+            </w:tcMar>
+            <w:hideMark/>
+          </w:tcPr>
+          <w:p>
+            <w:pPr>
+              <w:rPr>
+                <w:lang w:val="en-US"/>
+              </w:rPr>
+            </w:pPr>
+            <w:r>
+              <w:rPr>
+                <w:lang w:val="en-US"/>
+              </w:rPr>
+              <w:t>bool</w:t>
+            </w:r>
+          </w:p>
+        </w:tc>
+        <w:tc>
+          <w:tcPr>
+            <w:tcW w:w="0" w:type="auto"/>
+            <w:tcBorders>
+              <w:top w:val="single" w:sz="8" w:space="0" w:color="000000"/>
+              <w:left w:val="single" w:sz="8" w:space="0" w:color="000000"/>
+              <w:bottom w:val="single" w:sz="8" w:space="0" w:color="000000"/>
+              <w:right w:val="single" w:sz="8" w:space="0" w:color="000000"/>
+            </w:tcBorders>
+            <w:tcMar>
+              <w:top w:w="100" w:type="dxa"/>
+              <w:left w:w="100" w:type="dxa"/>
+              <w:bottom w:w="100" w:type="dxa"/>
+              <w:right w:w="100" w:type="dxa"/>
+            </w:tcMar>
+            <w:hideMark/>
+          </w:tcPr>
+          <w:p>
+            <w:pPr>
+              <w:rPr>
+                <w:lang w:val="en-US"/>
+              </w:rPr>
+            </w:pPr>
+            <w:r>
+              <w:rPr>
+                <w:lang w:val="en-US"/>
+              </w:rPr>
+              <w:t>Cập nhật thông tin User </w:t>
+            </w:r>
+          </w:p>
+        </w:tc>
+      </w:tr>
+      <w:tr>
+        <w:tc>
+          <w:tcPr>
+            <w:tcW w:w="0" w:type="auto"/>
+            <w:tcBorders>
+              <w:top w:val="single" w:sz="8" w:space="0" w:color="000000"/>
+              <w:left w:val="single" w:sz="8" w:space="0" w:color="000000"/>
+              <w:bottom w:val="single" w:sz="8" w:space="0" w:color="000000"/>
+              <w:right w:val="single" w:sz="8" w:space="0" w:color="000000"/>
+            </w:tcBorders>
+            <w:tcMar>
+              <w:top w:w="100" w:type="dxa"/>
+              <w:left w:w="100" w:type="dxa"/>
+              <w:bottom w:w="100" w:type="dxa"/>
+              <w:right w:w="100" w:type="dxa"/>
+            </w:tcMar>
+            <w:hideMark/>
+          </w:tcPr>
+          <w:p>
+            <w:pPr>
+              <w:rPr>
+                <w:lang w:val="en-US"/>
+              </w:rPr>
+            </w:pPr>
+            <w:r>
+              <w:rPr>
+                <w:lang w:val="en-US"/>
+              </w:rPr>
+              <w:t>deleteUser(accountId: int) </w:t>
+            </w:r>
+          </w:p>
+        </w:tc>
+        <w:tc>
+          <w:tcPr>
+            <w:tcW w:w="0" w:type="auto"/>
+            <w:tcBorders>
+              <w:top w:val="single" w:sz="8" w:space="0" w:color="000000"/>
+              <w:left w:val="single" w:sz="8" w:space="0" w:color="000000"/>
+              <w:bottom w:val="single" w:sz="8" w:space="0" w:color="000000"/>
+              <w:right w:val="single" w:sz="8" w:space="0" w:color="000000"/>
+            </w:tcBorders>
+            <w:tcMar>
+              <w:top w:w="100" w:type="dxa"/>
+              <w:left w:w="100" w:type="dxa"/>
+              <w:bottom w:w="100" w:type="dxa"/>
+              <w:right w:w="100" w:type="dxa"/>
+            </w:tcMar>
+            <w:hideMark/>
+          </w:tcPr>
+          <w:p>
+            <w:pPr>
+              <w:rPr>
+                <w:lang w:val="en-US"/>
+              </w:rPr>
+            </w:pPr>
+            <w:r>
+              <w:rPr>
+                <w:lang w:val="en-US"/>
+              </w:rPr>
+              <w:t>bool</w:t>
+            </w:r>
+          </w:p>
+        </w:tc>
+        <w:tc>
+          <w:tcPr>
+            <w:tcW w:w="0" w:type="auto"/>
+            <w:tcBorders>
+              <w:top w:val="single" w:sz="8" w:space="0" w:color="000000"/>
+              <w:left w:val="single" w:sz="8" w:space="0" w:color="000000"/>
+              <w:bottom w:val="single" w:sz="8" w:space="0" w:color="000000"/>
+              <w:right w:val="single" w:sz="8" w:space="0" w:color="000000"/>
+            </w:tcBorders>
+            <w:tcMar>
+              <w:top w:w="100" w:type="dxa"/>
+              <w:left w:w="100" w:type="dxa"/>
+              <w:bottom w:w="100" w:type="dxa"/>
+              <w:right w:w="100" w:type="dxa"/>
+            </w:tcMar>
+            <w:hideMark/>
+          </w:tcPr>
+          <w:p>
+            <w:pPr>
+              <w:rPr>
+                <w:lang w:val="en-US"/>
+              </w:rPr>
+            </w:pPr>
+            <w:r>
+              <w:rPr>
+                <w:lang w:val="en-US"/>
+              </w:rPr>
+              <w:t>Xóa User dựa trên mã tài khoản </w:t>
+            </w:r>
+          </w:p>
+        </w:tc>
+      </w:tr>
+      <w:tr>
+        <w:tc>
+          <w:tcPr>
+            <w:tcW w:w="0" w:type="auto"/>
+            <w:tcBorders>
+              <w:top w:val="single" w:sz="8" w:space="0" w:color="000000"/>
+              <w:left w:val="single" w:sz="8" w:space="0" w:color="000000"/>
+              <w:bottom w:val="single" w:sz="8" w:space="0" w:color="000000"/>
+              <w:right w:val="single" w:sz="8" w:space="0" w:color="000000"/>
+            </w:tcBorders>
+            <w:tcMar>
+              <w:top w:w="100" w:type="dxa"/>
+              <w:left w:w="100" w:type="dxa"/>
+              <w:bottom w:w="100" w:type="dxa"/>
+              <w:right w:w="100" w:type="dxa"/>
+            </w:tcMar>
+            <w:hideMark/>
+          </w:tcPr>
+          <w:p>
+            <w:pPr>
+              <w:rPr>
+                <w:lang w:val="en-US"/>
+              </w:rPr>
+            </w:pPr>
+            <w:r>
+              <w:rPr>
+                <w:lang w:val="en-US"/>
+              </w:rPr>
+              <w:t>viewUsers() </w:t>
+            </w:r>
+          </w:p>
+        </w:tc>
+        <w:tc>
+          <w:tcPr>
+            <w:tcW w:w="0" w:type="auto"/>
+            <w:tcBorders>
+              <w:top w:val="single" w:sz="8" w:space="0" w:color="000000"/>
+              <w:left w:val="single" w:sz="8" w:space="0" w:color="000000"/>
+              <w:bottom w:val="single" w:sz="8" w:space="0" w:color="000000"/>
+              <w:right w:val="single" w:sz="8" w:space="0" w:color="000000"/>
+            </w:tcBorders>
+            <w:tcMar>
+              <w:top w:w="100" w:type="dxa"/>
+              <w:left w:w="100" w:type="dxa"/>
+              <w:bottom w:w="100" w:type="dxa"/>
+              <w:right w:w="100" w:type="dxa"/>
+            </w:tcMar>
+            <w:hideMark/>
+          </w:tcPr>
+          <w:p>
+            <w:pPr>
+              <w:rPr>
+                <w:lang w:val="en-US"/>
+              </w:rPr>
+            </w:pPr>
+            <w:r>
+              <w:rPr>
+                <w:lang w:val="en-US"/>
+              </w:rPr>
+              <w:t>void</w:t>
+            </w:r>
+          </w:p>
+        </w:tc>
+        <w:tc>
+          <w:tcPr>
+            <w:tcW w:w="0" w:type="auto"/>
+            <w:tcBorders>
+              <w:top w:val="single" w:sz="8" w:space="0" w:color="000000"/>
+              <w:left w:val="single" w:sz="8" w:space="0" w:color="000000"/>
+              <w:bottom w:val="single" w:sz="8" w:space="0" w:color="000000"/>
+              <w:right w:val="single" w:sz="8" w:space="0" w:color="000000"/>
+            </w:tcBorders>
+            <w:tcMar>
+              <w:top w:w="100" w:type="dxa"/>
+              <w:left w:w="100" w:type="dxa"/>
+              <w:bottom w:w="100" w:type="dxa"/>
+              <w:right w:w="100" w:type="dxa"/>
+            </w:tcMar>
+            <w:hideMark/>
+          </w:tcPr>
+          <w:p>
+            <w:pPr>
+              <w:rPr>
+                <w:lang w:val="en-US"/>
+              </w:rPr>
+            </w:pPr>
+            <w:r>
+              <w:rPr>
+                <w:lang w:val="en-US"/>
+              </w:rPr>
+              <w:t>Xem danh sách User </w:t>
+            </w:r>
+          </w:p>
+        </w:tc>
+      </w:tr>
+    </w:tbl>
+    <w:p>
+      <w:pPr>
+        <w:rPr>
+          <w:lang w:val="en-US"/>
+        </w:rPr>
+      </w:pPr>
+    </w:p>
+    <w:p>
+      <w:pPr>
+        <w:rPr>
+          <w:b/>
+          <w:bCs/>
+          <w:lang w:val="en-US"/>
+        </w:rPr>
+      </w:pPr>
+      <w:r>
+        <w:rPr>
+          <w:b/>
+          <w:bCs/>
+          <w:lang w:val="en-US"/>
+        </w:rPr>
+        <w:t>5. Class Contact</w:t>
+      </w:r>
+    </w:p>
+    <w:p>
+      <w:pPr>
+        <w:rPr>
+          <w:b/>
+          <w:bCs/>
+          <w:lang w:val="en-US"/>
+        </w:rPr>
+      </w:pPr>
+      <w:r>
+        <w:rPr>
+          <w:b/>
+          <w:bCs/>
+          <w:lang w:val="en-US"/>
+        </w:rPr>
+        <w:t>5.1. Mô tả lớp</w:t>
+      </w:r>
+    </w:p>
+    <w:p>
+      <w:pPr>
+        <w:rPr>
+          <w:lang w:val="en-US"/>
+        </w:rPr>
+      </w:pPr>
+      <w:r>
+        <w:rPr>
+          <w:lang w:val="en-US"/>
+        </w:rPr>
+        <w:t>Contact đại diện cho một liên hệ được lưu trong hệ thống.</w:t>
+      </w:r>
+    </w:p>
+    <w:p>
+      <w:pPr>
+        <w:rPr>
+          <w:lang w:val="en-US"/>
+        </w:rPr>
+      </w:pPr>
+      <w:r>
+        <w:rPr>
+          <w:lang w:val="en-US"/>
+        </w:rPr>
+        <w:t>Lớp này lưu trữ các thông tin như mã Contact, tên, số điện thoại, email, địa chỉ và trạng thái yêu thích.</w:t>
+      </w:r>
+    </w:p>
+    <w:p>
+      <w:pPr>
+        <w:rPr>
+          <w:lang w:val="en-US"/>
+        </w:rPr>
+      </w:pPr>
+      <w:r>
+        <w:rPr>
+          <w:lang w:val="en-US"/>
+        </w:rPr>
+        <w:t>Ngoài việc lưu trữ dữ liệu, Contact còn chứa các chức năng xử lý danh sách Contact như thêm, xem, cập nhật, xóa, tìm kiếm, lọc, sắp xếp và đánh dấu yêu thích.</w:t>
+      </w:r>
+    </w:p>
+    <w:p>
+      <w:pPr>
+        <w:rPr>
+          <w:b/>
+          <w:bCs/>
+          <w:lang w:val="en-US"/>
+        </w:rPr>
+      </w:pPr>
+      <w:r>
+        <w:rPr>
+          <w:b/>
+          <w:bCs/>
+          <w:lang w:val="en-US"/>
+        </w:rPr>
+        <w:t>5.2. Thuộc tính</w:t>
+      </w:r>
+    </w:p>
+    <w:p>
+      <w:pPr>
+        <w:rPr>
+          <w:lang w:val="en-US"/>
+        </w:rPr>
+      </w:pPr>
+    </w:p>
+    <w:tbl>
+      <w:tblPr>
+        <w:tblW w:w="9026" w:type="dxa"/>
+        <w:tblCellMar>
+          <w:top w:w="15" w:type="dxa"/>
+          <w:left w:w="15" w:type="dxa"/>
+          <w:bottom w:w="15" w:type="dxa"/>
+          <w:right w:w="15" w:type="dxa"/>
+        </w:tblCellMar>
+        <w:tblLook w:val="04A0" w:firstRow="1" w:lastRow="0" w:firstColumn="1" w:lastColumn="0" w:noHBand="0" w:noVBand="1"/>
+      </w:tblPr>
+      <w:tblGrid>
+        <w:gridCol w:w="1592"/>
+        <w:gridCol w:w="1754"/>
+        <w:gridCol w:w="5680"/>
+      </w:tblGrid>
+      <w:tr>
+        <w:tc>
+          <w:tcPr>
+            <w:tcW w:w="0" w:type="auto"/>
+            <w:tcBorders>
+              <w:top w:val="single" w:sz="8" w:space="0" w:color="000000"/>
+              <w:left w:val="single" w:sz="8" w:space="0" w:color="000000"/>
+              <w:bottom w:val="single" w:sz="8" w:space="0" w:color="000000"/>
+              <w:right w:val="single" w:sz="8" w:space="0" w:color="000000"/>
+            </w:tcBorders>
+            <w:tcMar>
+              <w:top w:w="100" w:type="dxa"/>
+              <w:left w:w="100" w:type="dxa"/>
+              <w:bottom w:w="100" w:type="dxa"/>
+              <w:right w:w="100" w:type="dxa"/>
+            </w:tcMar>
+            <w:hideMark/>
+          </w:tcPr>
+          <w:p>
+            <w:pPr>
+              <w:rPr>
+                <w:lang w:val="en-US"/>
+              </w:rPr>
+            </w:pPr>
+            <w:r>
+              <w:rPr>
+                <w:b/>
+                <w:bCs/>
+                <w:lang w:val="en-US"/>
+              </w:rPr>
+              <w:t>Thuộc tính</w:t>
+            </w:r>
+          </w:p>
+        </w:tc>
+        <w:tc>
+          <w:tcPr>
+            <w:tcW w:w="0" w:type="auto"/>
+            <w:tcBorders>
+              <w:top w:val="single" w:sz="8" w:space="0" w:color="000000"/>
+              <w:left w:val="single" w:sz="8" w:space="0" w:color="000000"/>
+              <w:bottom w:val="single" w:sz="8" w:space="0" w:color="000000"/>
+              <w:right w:val="single" w:sz="8" w:space="0" w:color="000000"/>
+            </w:tcBorders>
+            <w:tcMar>
+              <w:top w:w="100" w:type="dxa"/>
+              <w:left w:w="100" w:type="dxa"/>
+              <w:bottom w:w="100" w:type="dxa"/>
+              <w:right w:w="100" w:type="dxa"/>
+            </w:tcMar>
+            <w:hideMark/>
+          </w:tcPr>
+          <w:p>
+            <w:pPr>
+              <w:rPr>
+                <w:lang w:val="en-US"/>
+              </w:rPr>
+            </w:pPr>
+            <w:r>
+              <w:rPr>
+                <w:b/>
+                <w:bCs/>
+                <w:lang w:val="en-US"/>
+              </w:rPr>
+              <w:t>Kiểu dữ liệu</w:t>
+            </w:r>
+          </w:p>
+        </w:tc>
+        <w:tc>
+          <w:tcPr>
+            <w:tcW w:w="0" w:type="auto"/>
+            <w:tcBorders>
+              <w:top w:val="single" w:sz="8" w:space="0" w:color="000000"/>
+              <w:left w:val="single" w:sz="8" w:space="0" w:color="000000"/>
+              <w:bottom w:val="single" w:sz="8" w:space="0" w:color="000000"/>
+              <w:right w:val="single" w:sz="8" w:space="0" w:color="000000"/>
+            </w:tcBorders>
+            <w:tcMar>
+              <w:top w:w="100" w:type="dxa"/>
+              <w:left w:w="100" w:type="dxa"/>
+              <w:bottom w:w="100" w:type="dxa"/>
+              <w:right w:w="100" w:type="dxa"/>
+            </w:tcMar>
+            <w:hideMark/>
+          </w:tcPr>
+          <w:p>
+            <w:pPr>
+              <w:rPr>
+                <w:lang w:val="en-US"/>
+              </w:rPr>
+            </w:pPr>
+            <w:r>
+              <w:rPr>
+                <w:b/>
+                <w:bCs/>
+                <w:lang w:val="en-US"/>
+              </w:rPr>
+              <w:t>Ý nghĩa</w:t>
+            </w:r>
+          </w:p>
+        </w:tc>
+      </w:tr>
+      <w:tr>
+        <w:tc>
+          <w:tcPr>
+            <w:tcW w:w="0" w:type="auto"/>
+            <w:tcBorders>
+              <w:top w:val="single" w:sz="8" w:space="0" w:color="000000"/>
+              <w:left w:val="single" w:sz="8" w:space="0" w:color="000000"/>
+              <w:bottom w:val="single" w:sz="8" w:space="0" w:color="000000"/>
+              <w:right w:val="single" w:sz="8" w:space="0" w:color="000000"/>
+            </w:tcBorders>
+            <w:tcMar>
+              <w:top w:w="100" w:type="dxa"/>
+              <w:left w:w="100" w:type="dxa"/>
+              <w:bottom w:w="100" w:type="dxa"/>
+              <w:right w:w="100" w:type="dxa"/>
+            </w:tcMar>
+            <w:hideMark/>
+          </w:tcPr>
+          <w:p>
+            <w:pPr>
+              <w:rPr>
+                <w:lang w:val="en-US"/>
+              </w:rPr>
+            </w:pPr>
+            <w:r>
+              <w:rPr>
+                <w:lang w:val="en-US"/>
+              </w:rPr>
+              <w:t>contactId </w:t>
+            </w:r>
+          </w:p>
+        </w:tc>
+        <w:tc>
+          <w:tcPr>
+            <w:tcW w:w="0" w:type="auto"/>
+            <w:tcBorders>
+              <w:top w:val="single" w:sz="8" w:space="0" w:color="000000"/>
+              <w:left w:val="single" w:sz="8" w:space="0" w:color="000000"/>
+              <w:bottom w:val="single" w:sz="8" w:space="0" w:color="000000"/>
+              <w:right w:val="single" w:sz="8" w:space="0" w:color="000000"/>
+            </w:tcBorders>
+            <w:tcMar>
+              <w:top w:w="100" w:type="dxa"/>
+              <w:left w:w="100" w:type="dxa"/>
+              <w:bottom w:w="100" w:type="dxa"/>
+              <w:right w:w="100" w:type="dxa"/>
+            </w:tcMar>
+            <w:hideMark/>
+          </w:tcPr>
+          <w:p>
+            <w:pPr>
+              <w:rPr>
+                <w:lang w:val="en-US"/>
+              </w:rPr>
+            </w:pPr>
+            <w:r>
+              <w:rPr>
+                <w:lang w:val="en-US"/>
+              </w:rPr>
+              <w:t>int</w:t>
+            </w:r>
+          </w:p>
+        </w:tc>
+        <w:tc>
+          <w:tcPr>
+            <w:tcW w:w="0" w:type="auto"/>
+            <w:tcBorders>
+              <w:top w:val="single" w:sz="8" w:space="0" w:color="000000"/>
+              <w:left w:val="single" w:sz="8" w:space="0" w:color="000000"/>
+              <w:bottom w:val="single" w:sz="8" w:space="0" w:color="000000"/>
+              <w:right w:val="single" w:sz="8" w:space="0" w:color="000000"/>
+            </w:tcBorders>
+            <w:tcMar>
+              <w:top w:w="100" w:type="dxa"/>
+              <w:left w:w="100" w:type="dxa"/>
+              <w:bottom w:w="100" w:type="dxa"/>
+              <w:right w:w="100" w:type="dxa"/>
+            </w:tcMar>
+            <w:hideMark/>
+          </w:tcPr>
+          <w:p>
+            <w:pPr>
+              <w:rPr>
+                <w:lang w:val="en-US"/>
+              </w:rPr>
+            </w:pPr>
+            <w:r>
+              <w:rPr>
+                <w:lang w:val="en-US"/>
+              </w:rPr>
+              <w:t>Mã Contact </w:t>
+            </w:r>
+          </w:p>
+        </w:tc>
+      </w:tr>
+      <w:tr>
+        <w:tc>
+          <w:tcPr>
+            <w:tcW w:w="0" w:type="auto"/>
+            <w:tcBorders>
+              <w:top w:val="single" w:sz="8" w:space="0" w:color="000000"/>
+              <w:left w:val="single" w:sz="8" w:space="0" w:color="000000"/>
+              <w:bottom w:val="single" w:sz="8" w:space="0" w:color="000000"/>
+              <w:right w:val="single" w:sz="8" w:space="0" w:color="000000"/>
+            </w:tcBorders>
+            <w:tcMar>
+              <w:top w:w="100" w:type="dxa"/>
+              <w:left w:w="100" w:type="dxa"/>
+              <w:bottom w:w="100" w:type="dxa"/>
+              <w:right w:w="100" w:type="dxa"/>
+            </w:tcMar>
+            <w:hideMark/>
+          </w:tcPr>
+          <w:p>
+            <w:pPr>
+              <w:rPr>
+                <w:lang w:val="en-US"/>
+              </w:rPr>
+            </w:pPr>
+            <w:r>
+              <w:rPr>
+                <w:lang w:val="en-US"/>
+              </w:rPr>
+              <w:t>name</w:t>
+            </w:r>
+          </w:p>
+        </w:tc>
+        <w:tc>
+          <w:tcPr>
+            <w:tcW w:w="0" w:type="auto"/>
+            <w:tcBorders>
+              <w:top w:val="single" w:sz="8" w:space="0" w:color="000000"/>
+              <w:left w:val="single" w:sz="8" w:space="0" w:color="000000"/>
+              <w:bottom w:val="single" w:sz="8" w:space="0" w:color="000000"/>
+              <w:right w:val="single" w:sz="8" w:space="0" w:color="000000"/>
+            </w:tcBorders>
+            <w:tcMar>
+              <w:top w:w="100" w:type="dxa"/>
+              <w:left w:w="100" w:type="dxa"/>
+              <w:bottom w:w="100" w:type="dxa"/>
+              <w:right w:w="100" w:type="dxa"/>
+            </w:tcMar>
+            <w:hideMark/>
+          </w:tcPr>
+          <w:p>
+            <w:pPr>
+              <w:rPr>
+                <w:lang w:val="en-US"/>
+              </w:rPr>
+            </w:pPr>
+            <w:r>
+              <w:rPr>
+                <w:lang w:val="en-US"/>
+              </w:rPr>
+              <w:t>string</w:t>
+            </w:r>
+          </w:p>
+        </w:tc>
+        <w:tc>
+          <w:tcPr>
+            <w:tcW w:w="0" w:type="auto"/>
+            <w:tcBorders>
+              <w:top w:val="single" w:sz="8" w:space="0" w:color="000000"/>
+              <w:left w:val="single" w:sz="8" w:space="0" w:color="000000"/>
+              <w:bottom w:val="single" w:sz="8" w:space="0" w:color="000000"/>
+              <w:right w:val="single" w:sz="8" w:space="0" w:color="000000"/>
+            </w:tcBorders>
+            <w:tcMar>
+              <w:top w:w="100" w:type="dxa"/>
+              <w:left w:w="100" w:type="dxa"/>
+              <w:bottom w:w="100" w:type="dxa"/>
+              <w:right w:w="100" w:type="dxa"/>
+            </w:tcMar>
+            <w:hideMark/>
+          </w:tcPr>
+          <w:p>
+            <w:pPr>
+              <w:rPr>
+                <w:lang w:val="en-US"/>
+              </w:rPr>
+            </w:pPr>
+            <w:r>
+              <w:rPr>
+                <w:lang w:val="en-US"/>
+              </w:rPr>
+              <w:t>Tên của liên hệ</w:t>
+            </w:r>
+          </w:p>
+        </w:tc>
+      </w:tr>
+      <w:tr>
+        <w:tc>
+          <w:tcPr>
+            <w:tcW w:w="0" w:type="auto"/>
+            <w:tcBorders>
+              <w:top w:val="single" w:sz="8" w:space="0" w:color="000000"/>
+              <w:left w:val="single" w:sz="8" w:space="0" w:color="000000"/>
+              <w:bottom w:val="single" w:sz="8" w:space="0" w:color="000000"/>
+              <w:right w:val="single" w:sz="8" w:space="0" w:color="000000"/>
+            </w:tcBorders>
+            <w:tcMar>
+              <w:top w:w="100" w:type="dxa"/>
+              <w:left w:w="100" w:type="dxa"/>
+              <w:bottom w:w="100" w:type="dxa"/>
+              <w:right w:w="100" w:type="dxa"/>
+            </w:tcMar>
+            <w:hideMark/>
+          </w:tcPr>
+          <w:p>
+            <w:pPr>
+              <w:rPr>
+                <w:lang w:val="en-US"/>
+              </w:rPr>
+            </w:pPr>
+            <w:r>
+              <w:rPr>
+                <w:lang w:val="en-US"/>
+              </w:rPr>
+              <w:t>phone</w:t>
+            </w:r>
+          </w:p>
+        </w:tc>
+        <w:tc>
+          <w:tcPr>
+            <w:tcW w:w="0" w:type="auto"/>
+            <w:tcBorders>
+              <w:top w:val="single" w:sz="8" w:space="0" w:color="000000"/>
+              <w:left w:val="single" w:sz="8" w:space="0" w:color="000000"/>
+              <w:bottom w:val="single" w:sz="8" w:space="0" w:color="000000"/>
+              <w:right w:val="single" w:sz="8" w:space="0" w:color="000000"/>
+            </w:tcBorders>
+            <w:tcMar>
+              <w:top w:w="100" w:type="dxa"/>
+              <w:left w:w="100" w:type="dxa"/>
+              <w:bottom w:w="100" w:type="dxa"/>
+              <w:right w:w="100" w:type="dxa"/>
+            </w:tcMar>
+            <w:hideMark/>
+          </w:tcPr>
+          <w:p>
+            <w:pPr>
+              <w:rPr>
+                <w:lang w:val="en-US"/>
+              </w:rPr>
+            </w:pPr>
+            <w:r>
+              <w:rPr>
+                <w:lang w:val="en-US"/>
+              </w:rPr>
+              <w:t>string</w:t>
+            </w:r>
+          </w:p>
+        </w:tc>
+        <w:tc>
+          <w:tcPr>
+            <w:tcW w:w="0" w:type="auto"/>
+            <w:tcBorders>
+              <w:top w:val="single" w:sz="8" w:space="0" w:color="000000"/>
+              <w:left w:val="single" w:sz="8" w:space="0" w:color="000000"/>
+              <w:bottom w:val="single" w:sz="8" w:space="0" w:color="000000"/>
+              <w:right w:val="single" w:sz="8" w:space="0" w:color="000000"/>
+            </w:tcBorders>
+            <w:tcMar>
+              <w:top w:w="100" w:type="dxa"/>
+              <w:left w:w="100" w:type="dxa"/>
+              <w:bottom w:w="100" w:type="dxa"/>
+              <w:right w:w="100" w:type="dxa"/>
+            </w:tcMar>
+            <w:hideMark/>
+          </w:tcPr>
+          <w:p>
+            <w:pPr>
+              <w:rPr>
+                <w:lang w:val="en-US"/>
+              </w:rPr>
+            </w:pPr>
+            <w:r>
+              <w:rPr>
+                <w:lang w:val="en-US"/>
+              </w:rPr>
+              <w:t>Số điện thoại</w:t>
+            </w:r>
+          </w:p>
+        </w:tc>
+      </w:tr>
+      <w:tr>
+        <w:tc>
+          <w:tcPr>
+            <w:tcW w:w="0" w:type="auto"/>
+            <w:tcBorders>
+              <w:top w:val="single" w:sz="8" w:space="0" w:color="000000"/>
+              <w:left w:val="single" w:sz="8" w:space="0" w:color="000000"/>
+              <w:bottom w:val="single" w:sz="8" w:space="0" w:color="000000"/>
+              <w:right w:val="single" w:sz="8" w:space="0" w:color="000000"/>
+            </w:tcBorders>
+            <w:tcMar>
+              <w:top w:w="100" w:type="dxa"/>
+              <w:left w:w="100" w:type="dxa"/>
+              <w:bottom w:w="100" w:type="dxa"/>
+              <w:right w:w="100" w:type="dxa"/>
+            </w:tcMar>
+            <w:hideMark/>
+          </w:tcPr>
+          <w:p>
+            <w:pPr>
+              <w:rPr>
+                <w:lang w:val="en-US"/>
+              </w:rPr>
+            </w:pPr>
+            <w:r>
+              <w:rPr>
+                <w:lang w:val="en-US"/>
+              </w:rPr>
+              <w:t>email</w:t>
+            </w:r>
+          </w:p>
+        </w:tc>
+        <w:tc>
+          <w:tcPr>
+            <w:tcW w:w="0" w:type="auto"/>
+            <w:tcBorders>
+              <w:top w:val="single" w:sz="8" w:space="0" w:color="000000"/>
+              <w:left w:val="single" w:sz="8" w:space="0" w:color="000000"/>
+              <w:bottom w:val="single" w:sz="8" w:space="0" w:color="000000"/>
+              <w:right w:val="single" w:sz="8" w:space="0" w:color="000000"/>
+            </w:tcBorders>
+            <w:tcMar>
+              <w:top w:w="100" w:type="dxa"/>
+              <w:left w:w="100" w:type="dxa"/>
+              <w:bottom w:w="100" w:type="dxa"/>
+              <w:right w:w="100" w:type="dxa"/>
+            </w:tcMar>
+            <w:hideMark/>
+          </w:tcPr>
+          <w:p>
+            <w:pPr>
+              <w:rPr>
+                <w:lang w:val="en-US"/>
+              </w:rPr>
+            </w:pPr>
+            <w:r>
+              <w:rPr>
+                <w:lang w:val="en-US"/>
+              </w:rPr>
+              <w:t>string</w:t>
+            </w:r>
+          </w:p>
+        </w:tc>
+        <w:tc>
+          <w:tcPr>
+            <w:tcW w:w="0" w:type="auto"/>
+            <w:tcBorders>
+              <w:top w:val="single" w:sz="8" w:space="0" w:color="000000"/>
+              <w:left w:val="single" w:sz="8" w:space="0" w:color="000000"/>
+              <w:bottom w:val="single" w:sz="8" w:space="0" w:color="000000"/>
+              <w:right w:val="single" w:sz="8" w:space="0" w:color="000000"/>
+            </w:tcBorders>
+            <w:tcMar>
+              <w:top w:w="100" w:type="dxa"/>
+              <w:left w:w="100" w:type="dxa"/>
+              <w:bottom w:w="100" w:type="dxa"/>
+              <w:right w:w="100" w:type="dxa"/>
+            </w:tcMar>
+            <w:hideMark/>
+          </w:tcPr>
+          <w:p>
+            <w:pPr>
+              <w:rPr>
+                <w:lang w:val="en-US"/>
+              </w:rPr>
+            </w:pPr>
+            <w:r>
+              <w:rPr>
+                <w:lang w:val="en-US"/>
+              </w:rPr>
+              <w:t>Địa chỉ email</w:t>
+            </w:r>
+          </w:p>
+        </w:tc>
+      </w:tr>
+      <w:tr>
+        <w:trPr>
+          <w:trHeight w:val="471"/>
+        </w:trPr>
+        <w:tc>
+          <w:tcPr>
+            <w:tcW w:w="0" w:type="auto"/>
+            <w:tcBorders>
+              <w:top w:val="single" w:sz="8" w:space="0" w:color="000000"/>
+              <w:left w:val="single" w:sz="8" w:space="0" w:color="000000"/>
+              <w:bottom w:val="single" w:sz="8" w:space="0" w:color="000000"/>
+              <w:right w:val="single" w:sz="8" w:space="0" w:color="000000"/>
+            </w:tcBorders>
+            <w:tcMar>
+              <w:top w:w="100" w:type="dxa"/>
+              <w:left w:w="100" w:type="dxa"/>
+              <w:bottom w:w="100" w:type="dxa"/>
+              <w:right w:w="100" w:type="dxa"/>
+            </w:tcMar>
+            <w:hideMark/>
+          </w:tcPr>
+          <w:p>
+            <w:pPr>
+              <w:rPr>
+                <w:lang w:val="en-US"/>
+              </w:rPr>
+            </w:pPr>
+            <w:r>
+              <w:rPr>
+                <w:lang w:val="en-US"/>
+              </w:rPr>
+              <w:t>address </w:t>
+            </w:r>
+          </w:p>
+        </w:tc>
+        <w:tc>
+          <w:tcPr>
+            <w:tcW w:w="0" w:type="auto"/>
+            <w:tcBorders>
+              <w:top w:val="single" w:sz="8" w:space="0" w:color="000000"/>
+              <w:left w:val="single" w:sz="8" w:space="0" w:color="000000"/>
+              <w:bottom w:val="single" w:sz="8" w:space="0" w:color="000000"/>
+              <w:right w:val="single" w:sz="8" w:space="0" w:color="000000"/>
+            </w:tcBorders>
+            <w:tcMar>
+              <w:top w:w="100" w:type="dxa"/>
+              <w:left w:w="100" w:type="dxa"/>
+              <w:bottom w:w="100" w:type="dxa"/>
+              <w:right w:w="100" w:type="dxa"/>
+            </w:tcMar>
+            <w:hideMark/>
+          </w:tcPr>
+          <w:p>
+            <w:pPr>
+              <w:rPr>
+                <w:lang w:val="en-US"/>
+              </w:rPr>
+            </w:pPr>
+            <w:r>
+              <w:rPr>
+                <w:lang w:val="en-US"/>
+              </w:rPr>
+              <w:t>string</w:t>
+            </w:r>
+          </w:p>
+        </w:tc>
+        <w:tc>
+          <w:tcPr>
+            <w:tcW w:w="0" w:type="auto"/>
+            <w:tcBorders>
+              <w:top w:val="single" w:sz="8" w:space="0" w:color="000000"/>
+              <w:left w:val="single" w:sz="8" w:space="0" w:color="000000"/>
+              <w:bottom w:val="single" w:sz="8" w:space="0" w:color="000000"/>
+              <w:right w:val="single" w:sz="8" w:space="0" w:color="000000"/>
+            </w:tcBorders>
+            <w:tcMar>
+              <w:top w:w="100" w:type="dxa"/>
+              <w:left w:w="100" w:type="dxa"/>
+              <w:bottom w:w="100" w:type="dxa"/>
+              <w:right w:w="100" w:type="dxa"/>
+            </w:tcMar>
+            <w:hideMark/>
+          </w:tcPr>
+          <w:p>
+            <w:pPr>
+              <w:rPr>
+                <w:lang w:val="en-US"/>
+              </w:rPr>
+            </w:pPr>
+            <w:r>
+              <w:rPr>
+                <w:lang w:val="en-US"/>
+              </w:rPr>
+              <w:t>Địa chỉ</w:t>
+            </w:r>
+          </w:p>
+        </w:tc>
+      </w:tr>
+      <w:tr>
+        <w:trPr>
+          <w:trHeight w:val="471"/>
+        </w:trPr>
+        <w:tc>
+          <w:tcPr>
+            <w:tcW w:w="0" w:type="auto"/>
+            <w:tcBorders>
+              <w:top w:val="single" w:sz="8" w:space="0" w:color="000000"/>
+              <w:left w:val="single" w:sz="8" w:space="0" w:color="000000"/>
+              <w:bottom w:val="single" w:sz="8" w:space="0" w:color="000000"/>
+              <w:right w:val="single" w:sz="8" w:space="0" w:color="000000"/>
+            </w:tcBorders>
+            <w:tcMar>
+              <w:top w:w="100" w:type="dxa"/>
+              <w:left w:w="100" w:type="dxa"/>
+              <w:bottom w:w="100" w:type="dxa"/>
+              <w:right w:w="100" w:type="dxa"/>
+            </w:tcMar>
+            <w:hideMark/>
+          </w:tcPr>
+          <w:p>
+            <w:pPr>
+              <w:rPr>
+                <w:lang w:val="en-US"/>
+              </w:rPr>
+            </w:pPr>
+            <w:r>
+              <w:rPr>
+                <w:lang w:val="en-US"/>
+              </w:rPr>
+              <w:t>isFavorite </w:t>
+            </w:r>
+          </w:p>
+        </w:tc>
+        <w:tc>
+          <w:tcPr>
+            <w:tcW w:w="0" w:type="auto"/>
+            <w:tcBorders>
+              <w:top w:val="single" w:sz="8" w:space="0" w:color="000000"/>
+              <w:left w:val="single" w:sz="8" w:space="0" w:color="000000"/>
+              <w:bottom w:val="single" w:sz="8" w:space="0" w:color="000000"/>
+              <w:right w:val="single" w:sz="8" w:space="0" w:color="000000"/>
+            </w:tcBorders>
+            <w:tcMar>
+              <w:top w:w="100" w:type="dxa"/>
+              <w:left w:w="100" w:type="dxa"/>
+              <w:bottom w:w="100" w:type="dxa"/>
+              <w:right w:w="100" w:type="dxa"/>
+            </w:tcMar>
+            <w:hideMark/>
+          </w:tcPr>
+          <w:p>
+            <w:pPr>
+              <w:rPr>
+                <w:lang w:val="en-US"/>
+              </w:rPr>
+            </w:pPr>
+            <w:r>
+              <w:rPr>
+                <w:lang w:val="en-US"/>
+              </w:rPr>
+              <w:t>bool</w:t>
+            </w:r>
+          </w:p>
+        </w:tc>
+        <w:tc>
+          <w:tcPr>
+            <w:tcW w:w="0" w:type="auto"/>
+            <w:tcBorders>
+              <w:top w:val="single" w:sz="8" w:space="0" w:color="000000"/>
+              <w:left w:val="single" w:sz="8" w:space="0" w:color="000000"/>
+              <w:bottom w:val="single" w:sz="8" w:space="0" w:color="000000"/>
+              <w:right w:val="single" w:sz="8" w:space="0" w:color="000000"/>
+            </w:tcBorders>
+            <w:tcMar>
+              <w:top w:w="100" w:type="dxa"/>
+              <w:left w:w="100" w:type="dxa"/>
+              <w:bottom w:w="100" w:type="dxa"/>
+              <w:right w:w="100" w:type="dxa"/>
+            </w:tcMar>
+            <w:hideMark/>
+          </w:tcPr>
+          <w:p>
+            <w:pPr>
+              <w:rPr>
+                <w:lang w:val="en-US"/>
+              </w:rPr>
+            </w:pPr>
+            <w:r>
+              <w:rPr>
+                <w:lang w:val="en-US"/>
+              </w:rPr>
+              <w:t>Xác định Contact có được yêu thích hay không </w:t>
+            </w:r>
+          </w:p>
+        </w:tc>
+      </w:tr>
+    </w:tbl>
+    <w:p>
+      <w:pPr>
+        <w:rPr>
+          <w:lang w:val="en-US"/>
+        </w:rPr>
+      </w:pPr>
+    </w:p>
+    <w:p>
+      <w:pPr>
+        <w:rPr>
+          <w:b/>
+          <w:bCs/>
+          <w:lang w:val="en-US"/>
+        </w:rPr>
+      </w:pPr>
+      <w:r>
+        <w:rPr>
+          <w:b/>
+          <w:bCs/>
+          <w:lang w:val="en-US"/>
+        </w:rPr>
+        <w:t>5.3. Phương thức</w:t>
+      </w:r>
+    </w:p>
+    <w:p>
+      <w:pPr>
+        <w:rPr>
+          <w:lang w:val="en-US"/>
+        </w:rPr>
+      </w:pPr>
+    </w:p>
+    <w:tbl>
+      <w:tblPr>
+        <w:tblW w:w="9026" w:type="dxa"/>
+        <w:tblCellMar>
+          <w:top w:w="15" w:type="dxa"/>
+          <w:left w:w="15" w:type="dxa"/>
+          <w:bottom w:w="15" w:type="dxa"/>
+          <w:right w:w="15" w:type="dxa"/>
+        </w:tblCellMar>
+        <w:tblLook w:val="04A0" w:firstRow="1" w:lastRow="0" w:firstColumn="1" w:lastColumn="0" w:noHBand="0" w:noVBand="1"/>
+      </w:tblPr>
+      <w:tblGrid>
+        <w:gridCol w:w="3728"/>
+        <w:gridCol w:w="1635"/>
+        <w:gridCol w:w="3663"/>
+      </w:tblGrid>
+      <w:tr>
+        <w:tc>
+          <w:tcPr>
+            <w:tcW w:w="0" w:type="auto"/>
+            <w:tcBorders>
+              <w:top w:val="single" w:sz="8" w:space="0" w:color="000000"/>
+              <w:left w:val="single" w:sz="8" w:space="0" w:color="000000"/>
+              <w:bottom w:val="single" w:sz="8" w:space="0" w:color="000000"/>
+              <w:right w:val="single" w:sz="8" w:space="0" w:color="000000"/>
+            </w:tcBorders>
+            <w:tcMar>
+              <w:top w:w="100" w:type="dxa"/>
+              <w:left w:w="100" w:type="dxa"/>
+              <w:bottom w:w="100" w:type="dxa"/>
+              <w:right w:w="100" w:type="dxa"/>
+            </w:tcMar>
+            <w:hideMark/>
+          </w:tcPr>
+          <w:p>
+            <w:pPr>
+              <w:rPr>
+                <w:lang w:val="en-US"/>
+              </w:rPr>
+            </w:pPr>
+            <w:r>
+              <w:rPr>
+                <w:b/>
+                <w:bCs/>
+                <w:lang w:val="en-US"/>
+              </w:rPr>
+              <w:t>Phương thức</w:t>
+            </w:r>
+          </w:p>
+        </w:tc>
+        <w:tc>
+          <w:tcPr>
+            <w:tcW w:w="0" w:type="auto"/>
+            <w:tcBorders>
+              <w:top w:val="single" w:sz="8" w:space="0" w:color="000000"/>
+              <w:left w:val="single" w:sz="8" w:space="0" w:color="000000"/>
+              <w:bottom w:val="single" w:sz="8" w:space="0" w:color="000000"/>
+              <w:right w:val="single" w:sz="8" w:space="0" w:color="000000"/>
+            </w:tcBorders>
+            <w:tcMar>
+              <w:top w:w="100" w:type="dxa"/>
+              <w:left w:w="100" w:type="dxa"/>
+              <w:bottom w:w="100" w:type="dxa"/>
+              <w:right w:w="100" w:type="dxa"/>
+            </w:tcMar>
+            <w:hideMark/>
+          </w:tcPr>
+          <w:p>
+            <w:pPr>
+              <w:rPr>
+                <w:lang w:val="en-US"/>
+              </w:rPr>
+            </w:pPr>
+            <w:r>
+              <w:rPr>
+                <w:b/>
+                <w:bCs/>
+                <w:lang w:val="en-US"/>
+              </w:rPr>
+              <w:t>Kiểu trả về</w:t>
+            </w:r>
+          </w:p>
+        </w:tc>
+        <w:tc>
+          <w:tcPr>
+            <w:tcW w:w="0" w:type="auto"/>
+            <w:tcBorders>
+              <w:top w:val="single" w:sz="8" w:space="0" w:color="000000"/>
+              <w:left w:val="single" w:sz="8" w:space="0" w:color="000000"/>
+              <w:bottom w:val="single" w:sz="8" w:space="0" w:color="000000"/>
+              <w:right w:val="single" w:sz="8" w:space="0" w:color="000000"/>
+            </w:tcBorders>
+            <w:tcMar>
+              <w:top w:w="100" w:type="dxa"/>
+              <w:left w:w="100" w:type="dxa"/>
+              <w:bottom w:w="100" w:type="dxa"/>
+              <w:right w:w="100" w:type="dxa"/>
+            </w:tcMar>
+            <w:hideMark/>
+          </w:tcPr>
+          <w:p>
+            <w:pPr>
+              <w:rPr>
+                <w:lang w:val="en-US"/>
+              </w:rPr>
+            </w:pPr>
+            <w:r>
+              <w:rPr>
+                <w:b/>
+                <w:bCs/>
+                <w:lang w:val="en-US"/>
+              </w:rPr>
+              <w:t>Ý nghĩa</w:t>
+            </w:r>
+          </w:p>
+        </w:tc>
+      </w:tr>
+      <w:tr>
+        <w:tc>
+          <w:tcPr>
+            <w:tcW w:w="0" w:type="auto"/>
+            <w:tcBorders>
+              <w:top w:val="single" w:sz="8" w:space="0" w:color="000000"/>
+              <w:left w:val="single" w:sz="8" w:space="0" w:color="000000"/>
+              <w:bottom w:val="single" w:sz="8" w:space="0" w:color="000000"/>
+              <w:right w:val="single" w:sz="8" w:space="0" w:color="000000"/>
+            </w:tcBorders>
+            <w:tcMar>
+              <w:top w:w="100" w:type="dxa"/>
+              <w:left w:w="100" w:type="dxa"/>
+              <w:bottom w:w="100" w:type="dxa"/>
+              <w:right w:w="100" w:type="dxa"/>
+            </w:tcMar>
+            <w:hideMark/>
+          </w:tcPr>
+          <w:p>
+            <w:pPr>
+              <w:rPr>
+                <w:lang w:val="en-US"/>
+              </w:rPr>
+            </w:pPr>
+            <w:r>
+              <w:rPr>
+                <w:lang w:val="en-US"/>
+              </w:rPr>
+              <w:t>add(contact: Contact) </w:t>
+            </w:r>
+          </w:p>
+        </w:tc>
+        <w:tc>
+          <w:tcPr>
+            <w:tcW w:w="0" w:type="auto"/>
+            <w:tcBorders>
+              <w:top w:val="single" w:sz="8" w:space="0" w:color="000000"/>
+              <w:left w:val="single" w:sz="8" w:space="0" w:color="000000"/>
+              <w:bottom w:val="single" w:sz="8" w:space="0" w:color="000000"/>
+              <w:right w:val="single" w:sz="8" w:space="0" w:color="000000"/>
+            </w:tcBorders>
+            <w:tcMar>
+              <w:top w:w="100" w:type="dxa"/>
+              <w:left w:w="100" w:type="dxa"/>
+              <w:bottom w:w="100" w:type="dxa"/>
+              <w:right w:w="100" w:type="dxa"/>
+            </w:tcMar>
+            <w:hideMark/>
+          </w:tcPr>
+          <w:p>
+            <w:pPr>
+              <w:rPr>
+                <w:lang w:val="en-US"/>
+              </w:rPr>
+            </w:pPr>
+            <w:r>
+              <w:rPr>
+                <w:lang w:val="en-US"/>
+              </w:rPr>
+              <w:t>bool</w:t>
+            </w:r>
+          </w:p>
+        </w:tc>
+        <w:tc>
+          <w:tcPr>
+            <w:tcW w:w="0" w:type="auto"/>
+            <w:tcBorders>
+              <w:top w:val="single" w:sz="8" w:space="0" w:color="000000"/>
+              <w:left w:val="single" w:sz="8" w:space="0" w:color="000000"/>
+              <w:bottom w:val="single" w:sz="8" w:space="0" w:color="000000"/>
+              <w:right w:val="single" w:sz="8" w:space="0" w:color="000000"/>
+            </w:tcBorders>
+            <w:tcMar>
+              <w:top w:w="100" w:type="dxa"/>
+              <w:left w:w="100" w:type="dxa"/>
+              <w:bottom w:w="100" w:type="dxa"/>
+              <w:right w:w="100" w:type="dxa"/>
+            </w:tcMar>
+            <w:hideMark/>
+          </w:tcPr>
+          <w:p>
+            <w:pPr>
+              <w:rPr>
+                <w:lang w:val="en-US"/>
+              </w:rPr>
+            </w:pPr>
+            <w:r>
+              <w:rPr>
+                <w:lang w:val="en-US"/>
+              </w:rPr>
+              <w:t>Thêm contact</w:t>
+            </w:r>
+          </w:p>
+        </w:tc>
+      </w:tr>
+      <w:tr>
+        <w:tc>
+          <w:tcPr>
+            <w:tcW w:w="0" w:type="auto"/>
+            <w:tcBorders>
+              <w:top w:val="single" w:sz="8" w:space="0" w:color="000000"/>
+              <w:left w:val="single" w:sz="8" w:space="0" w:color="000000"/>
+              <w:bottom w:val="single" w:sz="8" w:space="0" w:color="000000"/>
+              <w:right w:val="single" w:sz="8" w:space="0" w:color="000000"/>
+            </w:tcBorders>
+            <w:tcMar>
+              <w:top w:w="100" w:type="dxa"/>
+              <w:left w:w="100" w:type="dxa"/>
+              <w:bottom w:w="100" w:type="dxa"/>
+              <w:right w:w="100" w:type="dxa"/>
+            </w:tcMar>
+            <w:hideMark/>
+          </w:tcPr>
+          <w:p>
+            <w:pPr>
+              <w:rPr>
+                <w:lang w:val="en-US"/>
+              </w:rPr>
+            </w:pPr>
+            <w:r>
+              <w:rPr>
+                <w:lang w:val="en-US"/>
+              </w:rPr>
+              <w:t>view(contactId: int) </w:t>
+            </w:r>
+          </w:p>
+        </w:tc>
+        <w:tc>
+          <w:tcPr>
+            <w:tcW w:w="0" w:type="auto"/>
+            <w:tcBorders>
+              <w:top w:val="single" w:sz="8" w:space="0" w:color="000000"/>
+              <w:left w:val="single" w:sz="8" w:space="0" w:color="000000"/>
+              <w:bottom w:val="single" w:sz="8" w:space="0" w:color="000000"/>
+              <w:right w:val="single" w:sz="8" w:space="0" w:color="000000"/>
+            </w:tcBorders>
+            <w:tcMar>
+              <w:top w:w="100" w:type="dxa"/>
+              <w:left w:w="100" w:type="dxa"/>
+              <w:bottom w:w="100" w:type="dxa"/>
+              <w:right w:w="100" w:type="dxa"/>
+            </w:tcMar>
+            <w:hideMark/>
+          </w:tcPr>
+          <w:p>
+            <w:pPr>
+              <w:rPr>
+                <w:lang w:val="en-US"/>
+              </w:rPr>
+            </w:pPr>
+            <w:r>
+              <w:rPr>
+                <w:lang w:val="en-US"/>
+              </w:rPr>
+              <w:t>void</w:t>
+            </w:r>
+          </w:p>
+        </w:tc>
+        <w:tc>
+          <w:tcPr>
+            <w:tcW w:w="0" w:type="auto"/>
+            <w:tcBorders>
+              <w:top w:val="single" w:sz="8" w:space="0" w:color="000000"/>
+              <w:left w:val="single" w:sz="8" w:space="0" w:color="000000"/>
+              <w:bottom w:val="single" w:sz="8" w:space="0" w:color="000000"/>
+              <w:right w:val="single" w:sz="8" w:space="0" w:color="000000"/>
+            </w:tcBorders>
+            <w:tcMar>
+              <w:top w:w="100" w:type="dxa"/>
+              <w:left w:w="100" w:type="dxa"/>
+              <w:bottom w:w="100" w:type="dxa"/>
+              <w:right w:w="100" w:type="dxa"/>
+            </w:tcMar>
+            <w:hideMark/>
+          </w:tcPr>
+          <w:p>
+            <w:pPr>
+              <w:rPr>
+                <w:lang w:val="en-US"/>
+              </w:rPr>
+            </w:pPr>
+            <w:r>
+              <w:rPr>
+                <w:lang w:val="en-US"/>
+              </w:rPr>
+              <w:t>Xem Contact </w:t>
+            </w:r>
+          </w:p>
+        </w:tc>
+      </w:tr>
+      <w:tr>
+        <w:tc>
+          <w:tcPr>
+            <w:tcW w:w="0" w:type="auto"/>
+            <w:tcBorders>
+              <w:top w:val="single" w:sz="8" w:space="0" w:color="000000"/>
+              <w:left w:val="single" w:sz="8" w:space="0" w:color="000000"/>
+              <w:bottom w:val="single" w:sz="8" w:space="0" w:color="000000"/>
+              <w:right w:val="single" w:sz="8" w:space="0" w:color="000000"/>
+            </w:tcBorders>
+            <w:tcMar>
+              <w:top w:w="100" w:type="dxa"/>
+              <w:left w:w="100" w:type="dxa"/>
+              <w:bottom w:w="100" w:type="dxa"/>
+              <w:right w:w="100" w:type="dxa"/>
+            </w:tcMar>
+            <w:hideMark/>
+          </w:tcPr>
+          <w:p>
+            <w:pPr>
+              <w:rPr>
+                <w:lang w:val="en-US"/>
+              </w:rPr>
+            </w:pPr>
+            <w:r>
+              <w:rPr>
+                <w:lang w:val="en-US"/>
+              </w:rPr>
+              <w:t>update(contact: Contact) </w:t>
+            </w:r>
+          </w:p>
+        </w:tc>
+        <w:tc>
+          <w:tcPr>
+            <w:tcW w:w="0" w:type="auto"/>
+            <w:tcBorders>
+              <w:top w:val="single" w:sz="8" w:space="0" w:color="000000"/>
+              <w:left w:val="single" w:sz="8" w:space="0" w:color="000000"/>
+              <w:bottom w:val="single" w:sz="8" w:space="0" w:color="000000"/>
+              <w:right w:val="single" w:sz="8" w:space="0" w:color="000000"/>
+            </w:tcBorders>
+            <w:tcMar>
+              <w:top w:w="100" w:type="dxa"/>
+              <w:left w:w="100" w:type="dxa"/>
+              <w:bottom w:w="100" w:type="dxa"/>
+              <w:right w:w="100" w:type="dxa"/>
+            </w:tcMar>
+            <w:hideMark/>
+          </w:tcPr>
+          <w:p>
+            <w:pPr>
+              <w:rPr>
+                <w:lang w:val="en-US"/>
+              </w:rPr>
+            </w:pPr>
+            <w:r>
+              <w:rPr>
+                <w:lang w:val="en-US"/>
+              </w:rPr>
+              <w:t>bool</w:t>
+            </w:r>
+          </w:p>
+        </w:tc>
+        <w:tc>
+          <w:tcPr>
+            <w:tcW w:w="0" w:type="auto"/>
+            <w:tcBorders>
+              <w:top w:val="single" w:sz="8" w:space="0" w:color="000000"/>
+              <w:left w:val="single" w:sz="8" w:space="0" w:color="000000"/>
+              <w:bottom w:val="single" w:sz="8" w:space="0" w:color="000000"/>
+              <w:right w:val="single" w:sz="8" w:space="0" w:color="000000"/>
+            </w:tcBorders>
+            <w:tcMar>
+              <w:top w:w="100" w:type="dxa"/>
+              <w:left w:w="100" w:type="dxa"/>
+              <w:bottom w:w="100" w:type="dxa"/>
+              <w:right w:w="100" w:type="dxa"/>
+            </w:tcMar>
+            <w:hideMark/>
+          </w:tcPr>
+          <w:p>
+            <w:pPr>
+              <w:rPr>
+                <w:lang w:val="en-US"/>
+              </w:rPr>
+            </w:pPr>
+            <w:r>
+              <w:rPr>
+                <w:lang w:val="en-US"/>
+              </w:rPr>
+              <w:t>Cập nhật Contact </w:t>
+            </w:r>
+          </w:p>
+        </w:tc>
+      </w:tr>
+      <w:tr>
+        <w:tc>
+          <w:tcPr>
+            <w:tcW w:w="0" w:type="auto"/>
+            <w:tcBorders>
+              <w:top w:val="single" w:sz="8" w:space="0" w:color="000000"/>
+              <w:left w:val="single" w:sz="8" w:space="0" w:color="000000"/>
+              <w:bottom w:val="single" w:sz="8" w:space="0" w:color="000000"/>
+              <w:right w:val="single" w:sz="8" w:space="0" w:color="000000"/>
+            </w:tcBorders>
+            <w:tcMar>
+              <w:top w:w="100" w:type="dxa"/>
+              <w:left w:w="100" w:type="dxa"/>
+              <w:bottom w:w="100" w:type="dxa"/>
+              <w:right w:w="100" w:type="dxa"/>
+            </w:tcMar>
+            <w:hideMark/>
+          </w:tcPr>
+          <w:p>
+            <w:pPr>
+              <w:rPr>
+                <w:lang w:val="en-US"/>
+              </w:rPr>
+            </w:pPr>
+            <w:r>
+              <w:rPr>
+                <w:lang w:val="en-US"/>
+              </w:rPr>
+              <w:t>delete(contactId: int) </w:t>
+            </w:r>
+          </w:p>
+        </w:tc>
+        <w:tc>
+          <w:tcPr>
+            <w:tcW w:w="0" w:type="auto"/>
+            <w:tcBorders>
+              <w:top w:val="single" w:sz="8" w:space="0" w:color="000000"/>
+              <w:left w:val="single" w:sz="8" w:space="0" w:color="000000"/>
+              <w:bottom w:val="single" w:sz="8" w:space="0" w:color="000000"/>
+              <w:right w:val="single" w:sz="8" w:space="0" w:color="000000"/>
+            </w:tcBorders>
+            <w:tcMar>
+              <w:top w:w="100" w:type="dxa"/>
+              <w:left w:w="100" w:type="dxa"/>
+              <w:bottom w:w="100" w:type="dxa"/>
+              <w:right w:w="100" w:type="dxa"/>
+            </w:tcMar>
+            <w:hideMark/>
+          </w:tcPr>
+          <w:p>
+            <w:pPr>
+              <w:rPr>
+                <w:lang w:val="en-US"/>
+              </w:rPr>
+            </w:pPr>
+            <w:r>
+              <w:rPr>
+                <w:lang w:val="en-US"/>
+              </w:rPr>
+              <w:t>bool</w:t>
+            </w:r>
+          </w:p>
+        </w:tc>
+        <w:tc>
+          <w:tcPr>
+            <w:tcW w:w="0" w:type="auto"/>
+            <w:tcBorders>
+              <w:top w:val="single" w:sz="8" w:space="0" w:color="000000"/>
+              <w:left w:val="single" w:sz="8" w:space="0" w:color="000000"/>
+              <w:bottom w:val="single" w:sz="8" w:space="0" w:color="000000"/>
+              <w:right w:val="single" w:sz="8" w:space="0" w:color="000000"/>
+            </w:tcBorders>
+            <w:tcMar>
+              <w:top w:w="100" w:type="dxa"/>
+              <w:left w:w="100" w:type="dxa"/>
+              <w:bottom w:w="100" w:type="dxa"/>
+              <w:right w:w="100" w:type="dxa"/>
+            </w:tcMar>
+            <w:hideMark/>
+          </w:tcPr>
+          <w:p>
+            <w:pPr>
+              <w:rPr>
+                <w:lang w:val="en-US"/>
+              </w:rPr>
+            </w:pPr>
+            <w:r>
+              <w:rPr>
+                <w:lang w:val="en-US"/>
+              </w:rPr>
+              <w:t>Xóa Contact</w:t>
+            </w:r>
+          </w:p>
+        </w:tc>
+      </w:tr>
+      <w:tr>
+        <w:tc>
+          <w:tcPr>
+            <w:tcW w:w="0" w:type="auto"/>
+            <w:tcBorders>
+              <w:top w:val="single" w:sz="8" w:space="0" w:color="000000"/>
+              <w:left w:val="single" w:sz="8" w:space="0" w:color="000000"/>
+              <w:bottom w:val="single" w:sz="8" w:space="0" w:color="000000"/>
+              <w:right w:val="single" w:sz="8" w:space="0" w:color="000000"/>
+            </w:tcBorders>
+            <w:tcMar>
+              <w:top w:w="100" w:type="dxa"/>
+              <w:left w:w="100" w:type="dxa"/>
+              <w:bottom w:w="100" w:type="dxa"/>
+              <w:right w:w="100" w:type="dxa"/>
+            </w:tcMar>
+            <w:hideMark/>
+          </w:tcPr>
+          <w:p>
+            <w:pPr>
+              <w:rPr>
+                <w:lang w:val="en-US"/>
+              </w:rPr>
+            </w:pPr>
+            <w:r>
+              <w:rPr>
+                <w:lang w:val="en-US"/>
+              </w:rPr>
+              <w:t>search(keyword: String) </w:t>
+            </w:r>
+          </w:p>
+        </w:tc>
+        <w:tc>
+          <w:tcPr>
+            <w:tcW w:w="0" w:type="auto"/>
+            <w:tcBorders>
+              <w:top w:val="single" w:sz="8" w:space="0" w:color="000000"/>
+              <w:left w:val="single" w:sz="8" w:space="0" w:color="000000"/>
+              <w:bottom w:val="single" w:sz="8" w:space="0" w:color="000000"/>
+              <w:right w:val="single" w:sz="8" w:space="0" w:color="000000"/>
+            </w:tcBorders>
+            <w:tcMar>
+              <w:top w:w="100" w:type="dxa"/>
+              <w:left w:w="100" w:type="dxa"/>
+              <w:bottom w:w="100" w:type="dxa"/>
+              <w:right w:w="100" w:type="dxa"/>
+            </w:tcMar>
+            <w:hideMark/>
+          </w:tcPr>
+          <w:p>
+            <w:pPr>
+              <w:rPr>
+                <w:lang w:val="en-US"/>
+              </w:rPr>
+            </w:pPr>
+            <w:r>
+              <w:rPr>
+                <w:lang w:val="en-US"/>
+              </w:rPr>
+              <w:t>void</w:t>
+            </w:r>
+          </w:p>
+        </w:tc>
+        <w:tc>
+          <w:tcPr>
+            <w:tcW w:w="0" w:type="auto"/>
+            <w:tcBorders>
+              <w:top w:val="single" w:sz="8" w:space="0" w:color="000000"/>
+              <w:left w:val="single" w:sz="8" w:space="0" w:color="000000"/>
+              <w:bottom w:val="single" w:sz="8" w:space="0" w:color="000000"/>
+              <w:right w:val="single" w:sz="8" w:space="0" w:color="000000"/>
+            </w:tcBorders>
+            <w:tcMar>
+              <w:top w:w="100" w:type="dxa"/>
+              <w:left w:w="100" w:type="dxa"/>
+              <w:bottom w:w="100" w:type="dxa"/>
+              <w:right w:w="100" w:type="dxa"/>
+            </w:tcMar>
+            <w:hideMark/>
+          </w:tcPr>
+          <w:p>
+            <w:pPr>
+              <w:rPr>
+                <w:lang w:val="en-US"/>
+              </w:rPr>
+            </w:pPr>
+            <w:r>
+              <w:rPr>
+                <w:lang w:val="en-US"/>
+              </w:rPr>
+              <w:t>Tìm kiếm Contact </w:t>
+            </w:r>
+          </w:p>
+        </w:tc>
+      </w:tr>
+      <w:tr>
+        <w:tc>
+          <w:tcPr>
+            <w:tcW w:w="0" w:type="auto"/>
+            <w:tcBorders>
+              <w:top w:val="single" w:sz="8" w:space="0" w:color="000000"/>
+              <w:left w:val="single" w:sz="8" w:space="0" w:color="000000"/>
+              <w:bottom w:val="single" w:sz="8" w:space="0" w:color="000000"/>
+              <w:right w:val="single" w:sz="8" w:space="0" w:color="000000"/>
+            </w:tcBorders>
+            <w:tcMar>
+              <w:top w:w="100" w:type="dxa"/>
+              <w:left w:w="100" w:type="dxa"/>
+              <w:bottom w:w="100" w:type="dxa"/>
+              <w:right w:w="100" w:type="dxa"/>
+            </w:tcMar>
+            <w:hideMark/>
+          </w:tcPr>
+          <w:p>
+            <w:pPr>
+              <w:rPr>
+                <w:lang w:val="en-US"/>
+              </w:rPr>
+            </w:pPr>
+            <w:r>
+              <w:rPr>
+                <w:lang w:val="en-US"/>
+              </w:rPr>
+              <w:t>filter(criteria: String) </w:t>
+            </w:r>
+          </w:p>
+        </w:tc>
+        <w:tc>
+          <w:tcPr>
+            <w:tcW w:w="0" w:type="auto"/>
+            <w:tcBorders>
+              <w:top w:val="single" w:sz="8" w:space="0" w:color="000000"/>
+              <w:left w:val="single" w:sz="8" w:space="0" w:color="000000"/>
+              <w:bottom w:val="single" w:sz="8" w:space="0" w:color="000000"/>
+              <w:right w:val="single" w:sz="8" w:space="0" w:color="000000"/>
+            </w:tcBorders>
+            <w:tcMar>
+              <w:top w:w="100" w:type="dxa"/>
+              <w:left w:w="100" w:type="dxa"/>
+              <w:bottom w:w="100" w:type="dxa"/>
+              <w:right w:w="100" w:type="dxa"/>
+            </w:tcMar>
+            <w:hideMark/>
+          </w:tcPr>
+          <w:p>
+            <w:pPr>
+              <w:rPr>
+                <w:lang w:val="en-US"/>
+              </w:rPr>
+            </w:pPr>
+            <w:r>
+              <w:rPr>
+                <w:lang w:val="en-US"/>
+              </w:rPr>
+              <w:t>void</w:t>
+            </w:r>
+          </w:p>
+        </w:tc>
+        <w:tc>
+          <w:tcPr>
+            <w:tcW w:w="0" w:type="auto"/>
+            <w:tcBorders>
+              <w:top w:val="single" w:sz="8" w:space="0" w:color="000000"/>
+              <w:left w:val="single" w:sz="8" w:space="0" w:color="000000"/>
+              <w:bottom w:val="single" w:sz="8" w:space="0" w:color="000000"/>
+              <w:right w:val="single" w:sz="8" w:space="0" w:color="000000"/>
+            </w:tcBorders>
+            <w:tcMar>
+              <w:top w:w="100" w:type="dxa"/>
+              <w:left w:w="100" w:type="dxa"/>
+              <w:bottom w:w="100" w:type="dxa"/>
+              <w:right w:w="100" w:type="dxa"/>
+            </w:tcMar>
+            <w:hideMark/>
+          </w:tcPr>
+          <w:p>
+            <w:pPr>
+              <w:rPr>
+                <w:lang w:val="en-US"/>
+              </w:rPr>
+            </w:pPr>
+            <w:r>
+              <w:rPr>
+                <w:lang w:val="en-US"/>
+              </w:rPr>
+              <w:t>Lọc Contact theo điều kiện </w:t>
+            </w:r>
+          </w:p>
+        </w:tc>
+      </w:tr>
+      <w:tr>
+        <w:tc>
+          <w:tcPr>
+            <w:tcW w:w="0" w:type="auto"/>
+            <w:tcBorders>
+              <w:top w:val="single" w:sz="8" w:space="0" w:color="000000"/>
+              <w:left w:val="single" w:sz="8" w:space="0" w:color="000000"/>
+              <w:bottom w:val="single" w:sz="8" w:space="0" w:color="000000"/>
+              <w:right w:val="single" w:sz="8" w:space="0" w:color="000000"/>
+            </w:tcBorders>
+            <w:tcMar>
+              <w:top w:w="100" w:type="dxa"/>
+              <w:left w:w="100" w:type="dxa"/>
+              <w:bottom w:w="100" w:type="dxa"/>
+              <w:right w:w="100" w:type="dxa"/>
+            </w:tcMar>
+            <w:hideMark/>
+          </w:tcPr>
+          <w:p>
+            <w:pPr>
+              <w:rPr>
+                <w:lang w:val="en-US"/>
+              </w:rPr>
+            </w:pPr>
+            <w:r>
+              <w:rPr>
+                <w:lang w:val="en-US"/>
+              </w:rPr>
+              <w:t>sort() </w:t>
+            </w:r>
+          </w:p>
+        </w:tc>
+        <w:tc>
+          <w:tcPr>
+            <w:tcW w:w="0" w:type="auto"/>
+            <w:tcBorders>
+              <w:top w:val="single" w:sz="8" w:space="0" w:color="000000"/>
+              <w:left w:val="single" w:sz="8" w:space="0" w:color="000000"/>
+              <w:bottom w:val="single" w:sz="8" w:space="0" w:color="000000"/>
+              <w:right w:val="single" w:sz="8" w:space="0" w:color="000000"/>
+            </w:tcBorders>
+            <w:tcMar>
+              <w:top w:w="100" w:type="dxa"/>
+              <w:left w:w="100" w:type="dxa"/>
+              <w:bottom w:w="100" w:type="dxa"/>
+              <w:right w:w="100" w:type="dxa"/>
+            </w:tcMar>
+            <w:hideMark/>
+          </w:tcPr>
+          <w:p>
+            <w:pPr>
+              <w:rPr>
+                <w:lang w:val="en-US"/>
+              </w:rPr>
+            </w:pPr>
+            <w:r>
+              <w:rPr>
+                <w:lang w:val="en-US"/>
+              </w:rPr>
+              <w:t>void</w:t>
+            </w:r>
+          </w:p>
+        </w:tc>
+        <w:tc>
+          <w:tcPr>
+            <w:tcW w:w="0" w:type="auto"/>
+            <w:tcBorders>
+              <w:top w:val="single" w:sz="8" w:space="0" w:color="000000"/>
+              <w:left w:val="single" w:sz="8" w:space="0" w:color="000000"/>
+              <w:bottom w:val="single" w:sz="8" w:space="0" w:color="000000"/>
+              <w:right w:val="single" w:sz="8" w:space="0" w:color="000000"/>
+            </w:tcBorders>
+            <w:tcMar>
+              <w:top w:w="100" w:type="dxa"/>
+              <w:left w:w="100" w:type="dxa"/>
+              <w:bottom w:w="100" w:type="dxa"/>
+              <w:right w:w="100" w:type="dxa"/>
+            </w:tcMar>
+            <w:hideMark/>
+          </w:tcPr>
+          <w:p>
+            <w:pPr>
+              <w:rPr>
+                <w:lang w:val="en-US"/>
+              </w:rPr>
+            </w:pPr>
+            <w:r>
+              <w:rPr>
+                <w:lang w:val="en-US"/>
+              </w:rPr>
+              <w:t>Sắp xếp danh sách Contact </w:t>
+            </w:r>
+          </w:p>
+        </w:tc>
+      </w:tr>
+      <w:tr>
+        <w:tc>
+          <w:tcPr>
+            <w:tcW w:w="0" w:type="auto"/>
+            <w:tcBorders>
+              <w:top w:val="single" w:sz="8" w:space="0" w:color="000000"/>
+              <w:left w:val="single" w:sz="8" w:space="0" w:color="000000"/>
+              <w:bottom w:val="single" w:sz="8" w:space="0" w:color="000000"/>
+              <w:right w:val="single" w:sz="8" w:space="0" w:color="000000"/>
+            </w:tcBorders>
+            <w:tcMar>
+              <w:top w:w="100" w:type="dxa"/>
+              <w:left w:w="100" w:type="dxa"/>
+              <w:bottom w:w="100" w:type="dxa"/>
+              <w:right w:w="100" w:type="dxa"/>
+            </w:tcMar>
+            <w:hideMark/>
+          </w:tcPr>
+          <w:p>
+            <w:pPr>
+              <w:rPr>
+                <w:lang w:val="en-US"/>
+              </w:rPr>
+            </w:pPr>
+            <w:r>
+              <w:rPr>
+                <w:lang w:val="en-US"/>
+              </w:rPr>
+              <w:t>toggleFavorite(contactId: int) </w:t>
+            </w:r>
+          </w:p>
+        </w:tc>
+        <w:tc>
+          <w:tcPr>
+            <w:tcW w:w="0" w:type="auto"/>
+            <w:tcBorders>
+              <w:top w:val="single" w:sz="8" w:space="0" w:color="000000"/>
+              <w:left w:val="single" w:sz="8" w:space="0" w:color="000000"/>
+              <w:bottom w:val="single" w:sz="8" w:space="0" w:color="000000"/>
+              <w:right w:val="single" w:sz="8" w:space="0" w:color="000000"/>
+            </w:tcBorders>
+            <w:tcMar>
+              <w:top w:w="100" w:type="dxa"/>
+              <w:left w:w="100" w:type="dxa"/>
+              <w:bottom w:w="100" w:type="dxa"/>
+              <w:right w:w="100" w:type="dxa"/>
+            </w:tcMar>
+            <w:hideMark/>
+          </w:tcPr>
+          <w:p>
+            <w:pPr>
+              <w:rPr>
+                <w:lang w:val="en-US"/>
+              </w:rPr>
+            </w:pPr>
+            <w:r>
+              <w:rPr>
+                <w:lang w:val="en-US"/>
+              </w:rPr>
+              <w:t>bool</w:t>
+            </w:r>
+          </w:p>
+        </w:tc>
+        <w:tc>
+          <w:tcPr>
+            <w:tcW w:w="0" w:type="auto"/>
+            <w:tcBorders>
+              <w:top w:val="single" w:sz="8" w:space="0" w:color="000000"/>
+              <w:left w:val="single" w:sz="8" w:space="0" w:color="000000"/>
+              <w:bottom w:val="single" w:sz="8" w:space="0" w:color="000000"/>
+              <w:right w:val="single" w:sz="8" w:space="0" w:color="000000"/>
+            </w:tcBorders>
+            <w:tcMar>
+              <w:top w:w="100" w:type="dxa"/>
+              <w:left w:w="100" w:type="dxa"/>
+              <w:bottom w:w="100" w:type="dxa"/>
+              <w:right w:w="100" w:type="dxa"/>
+            </w:tcMar>
+            <w:hideMark/>
+          </w:tcPr>
+          <w:p>
+            <w:pPr>
+              <w:rPr>
+                <w:lang w:val="en-US"/>
+              </w:rPr>
+            </w:pPr>
+            <w:r>
+              <w:rPr>
+                <w:lang w:val="en-US"/>
+              </w:rPr>
+              <w:t>Thay đổi trạng thái yêu thích </w:t>
+            </w:r>
+          </w:p>
+        </w:tc>
+      </w:tr>
+    </w:tbl>
+    <w:p>
+      <w:pPr>
+        <w:rPr>
+          <w:lang w:val="en-US"/>
+        </w:rPr>
+      </w:pPr>
+    </w:p>
+    <w:p>
+      <w:pPr>
+        <w:rPr>
+          <w:b/>
+          <w:bCs/>
+          <w:lang w:val="en-US"/>
+        </w:rPr>
+      </w:pPr>
+      <w:r>
+        <w:rPr>
+          <w:b/>
+          <w:bCs/>
+          <w:lang w:val="en-US"/>
+        </w:rPr>
+        <w:t>6. Class Group</w:t>
+      </w:r>
+    </w:p>
+    <w:p>
+      <w:pPr>
+        <w:rPr>
+          <w:b/>
+          <w:bCs/>
+          <w:lang w:val="en-US"/>
+        </w:rPr>
+      </w:pPr>
+      <w:r>
+        <w:rPr>
+          <w:b/>
+          <w:bCs/>
+          <w:lang w:val="en-US"/>
+        </w:rPr>
+        <w:t>6.1. Mô tả lớp</w:t>
+      </w:r>
+    </w:p>
+    <w:p>
+      <w:pPr>
+        <w:rPr>
+          <w:lang w:val="en-US"/>
+        </w:rPr>
+      </w:pPr>
+      <w:r>
+        <w:rPr>
+          <w:lang w:val="en-US"/>
+        </w:rPr>
+        <w:t>Group đại diện cho một nhóm Contact.</w:t>
+      </w:r>
+    </w:p>
+    <w:p>
+      <w:pPr>
+        <w:rPr>
+          <w:lang w:val="en-US"/>
+        </w:rPr>
+      </w:pPr>
+      <w:r>
+        <w:rPr>
+          <w:lang w:val="en-US"/>
+        </w:rPr>
+        <w:t>Mỗi Group có mã nhóm, tên nhóm và mô tả. Class này cung cấp các chức năng tạo, xem, cập nhật, xóa Group và gán Contact vào Group.</w:t>
+      </w:r>
+    </w:p>
+    <w:p>
+      <w:pPr>
+        <w:rPr>
+          <w:b/>
+          <w:bCs/>
+          <w:lang w:val="en-US"/>
+        </w:rPr>
+      </w:pPr>
+      <w:r>
+        <w:rPr>
+          <w:b/>
+          <w:bCs/>
+          <w:lang w:val="en-US"/>
+        </w:rPr>
+        <w:t>6.2. Thuộc tính</w:t>
+      </w:r>
+    </w:p>
+    <w:p>
+      <w:pPr>
+        <w:rPr>
+          <w:lang w:val="en-US"/>
+        </w:rPr>
+      </w:pPr>
+    </w:p>
+    <w:tbl>
+      <w:tblPr>
+        <w:tblW w:w="9026" w:type="dxa"/>
+        <w:tblCellMar>
+          <w:top w:w="15" w:type="dxa"/>
+          <w:left w:w="15" w:type="dxa"/>
+          <w:bottom w:w="15" w:type="dxa"/>
+          <w:right w:w="15" w:type="dxa"/>
+        </w:tblCellMar>
+        <w:tblLook w:val="04A0" w:firstRow="1" w:lastRow="0" w:firstColumn="1" w:lastColumn="0" w:noHBand="0" w:noVBand="1"/>
+      </w:tblPr>
+      <w:tblGrid>
+        <w:gridCol w:w="2926"/>
+        <w:gridCol w:w="3214"/>
+        <w:gridCol w:w="2886"/>
+      </w:tblGrid>
+      <w:tr>
+        <w:tc>
+          <w:tcPr>
+            <w:tcW w:w="0" w:type="auto"/>
+            <w:tcBorders>
+              <w:top w:val="single" w:sz="8" w:space="0" w:color="000000"/>
+              <w:left w:val="single" w:sz="8" w:space="0" w:color="000000"/>
+              <w:bottom w:val="single" w:sz="8" w:space="0" w:color="000000"/>
+              <w:right w:val="single" w:sz="8" w:space="0" w:color="000000"/>
+            </w:tcBorders>
+            <w:tcMar>
+              <w:top w:w="100" w:type="dxa"/>
+              <w:left w:w="100" w:type="dxa"/>
+              <w:bottom w:w="100" w:type="dxa"/>
+              <w:right w:w="100" w:type="dxa"/>
+            </w:tcMar>
+            <w:hideMark/>
+          </w:tcPr>
+          <w:p>
+            <w:pPr>
+              <w:rPr>
+                <w:lang w:val="en-US"/>
+              </w:rPr>
+            </w:pPr>
+            <w:r>
+              <w:rPr>
+                <w:b/>
+                <w:bCs/>
+                <w:lang w:val="en-US"/>
+              </w:rPr>
+              <w:t>Thuộc tính</w:t>
+            </w:r>
+          </w:p>
+        </w:tc>
+        <w:tc>
+          <w:tcPr>
+            <w:tcW w:w="0" w:type="auto"/>
+            <w:tcBorders>
+              <w:top w:val="single" w:sz="8" w:space="0" w:color="000000"/>
+              <w:left w:val="single" w:sz="8" w:space="0" w:color="000000"/>
+              <w:bottom w:val="single" w:sz="8" w:space="0" w:color="000000"/>
+              <w:right w:val="single" w:sz="8" w:space="0" w:color="000000"/>
+            </w:tcBorders>
+            <w:tcMar>
+              <w:top w:w="100" w:type="dxa"/>
+              <w:left w:w="100" w:type="dxa"/>
+              <w:bottom w:w="100" w:type="dxa"/>
+              <w:right w:w="100" w:type="dxa"/>
+            </w:tcMar>
+            <w:hideMark/>
+          </w:tcPr>
+          <w:p>
+            <w:pPr>
+              <w:rPr>
+                <w:lang w:val="en-US"/>
+              </w:rPr>
+            </w:pPr>
+            <w:r>
+              <w:rPr>
+                <w:b/>
+                <w:bCs/>
+                <w:lang w:val="en-US"/>
+              </w:rPr>
+              <w:t>Kiểu dữ kiệu</w:t>
+            </w:r>
+          </w:p>
+        </w:tc>
+        <w:tc>
+          <w:tcPr>
+            <w:tcW w:w="0" w:type="auto"/>
+            <w:tcBorders>
+              <w:top w:val="single" w:sz="8" w:space="0" w:color="000000"/>
+              <w:left w:val="single" w:sz="8" w:space="0" w:color="000000"/>
+              <w:bottom w:val="single" w:sz="8" w:space="0" w:color="000000"/>
+              <w:right w:val="single" w:sz="8" w:space="0" w:color="000000"/>
+            </w:tcBorders>
+            <w:tcMar>
+              <w:top w:w="100" w:type="dxa"/>
+              <w:left w:w="100" w:type="dxa"/>
+              <w:bottom w:w="100" w:type="dxa"/>
+              <w:right w:w="100" w:type="dxa"/>
+            </w:tcMar>
+            <w:hideMark/>
+          </w:tcPr>
+          <w:p>
+            <w:pPr>
+              <w:rPr>
+                <w:lang w:val="en-US"/>
+              </w:rPr>
+            </w:pPr>
+            <w:r>
+              <w:rPr>
+                <w:b/>
+                <w:bCs/>
+                <w:lang w:val="en-US"/>
+              </w:rPr>
+              <w:t>Ý nghĩa</w:t>
+            </w:r>
+          </w:p>
+        </w:tc>
+      </w:tr>
+      <w:tr>
+        <w:tc>
+          <w:tcPr>
+            <w:tcW w:w="0" w:type="auto"/>
+            <w:tcBorders>
+              <w:top w:val="single" w:sz="8" w:space="0" w:color="000000"/>
+              <w:left w:val="single" w:sz="8" w:space="0" w:color="000000"/>
+              <w:bottom w:val="single" w:sz="8" w:space="0" w:color="000000"/>
+              <w:right w:val="single" w:sz="8" w:space="0" w:color="000000"/>
+            </w:tcBorders>
+            <w:tcMar>
+              <w:top w:w="100" w:type="dxa"/>
+              <w:left w:w="100" w:type="dxa"/>
+              <w:bottom w:w="100" w:type="dxa"/>
+              <w:right w:w="100" w:type="dxa"/>
+            </w:tcMar>
+            <w:hideMark/>
+          </w:tcPr>
+          <w:p>
+            <w:pPr>
+              <w:rPr>
+                <w:lang w:val="en-US"/>
+              </w:rPr>
+            </w:pPr>
+            <w:r>
+              <w:rPr>
+                <w:lang w:val="en-US"/>
+              </w:rPr>
+              <w:t>groupId </w:t>
+            </w:r>
+          </w:p>
+        </w:tc>
+        <w:tc>
+          <w:tcPr>
+            <w:tcW w:w="0" w:type="auto"/>
+            <w:tcBorders>
+              <w:top w:val="single" w:sz="8" w:space="0" w:color="000000"/>
+              <w:left w:val="single" w:sz="8" w:space="0" w:color="000000"/>
+              <w:bottom w:val="single" w:sz="8" w:space="0" w:color="000000"/>
+              <w:right w:val="single" w:sz="8" w:space="0" w:color="000000"/>
+            </w:tcBorders>
+            <w:tcMar>
+              <w:top w:w="100" w:type="dxa"/>
+              <w:left w:w="100" w:type="dxa"/>
+              <w:bottom w:w="100" w:type="dxa"/>
+              <w:right w:w="100" w:type="dxa"/>
+            </w:tcMar>
+            <w:hideMark/>
+          </w:tcPr>
+          <w:p>
+            <w:pPr>
+              <w:rPr>
+                <w:lang w:val="en-US"/>
+              </w:rPr>
+            </w:pPr>
+            <w:r>
+              <w:rPr>
+                <w:lang w:val="en-US"/>
+              </w:rPr>
+              <w:t>int</w:t>
+            </w:r>
+          </w:p>
+        </w:tc>
+        <w:tc>
+          <w:tcPr>
+            <w:tcW w:w="0" w:type="auto"/>
+            <w:tcBorders>
+              <w:top w:val="single" w:sz="8" w:space="0" w:color="000000"/>
+              <w:left w:val="single" w:sz="8" w:space="0" w:color="000000"/>
+              <w:bottom w:val="single" w:sz="8" w:space="0" w:color="000000"/>
+              <w:right w:val="single" w:sz="8" w:space="0" w:color="000000"/>
+            </w:tcBorders>
+            <w:tcMar>
+              <w:top w:w="100" w:type="dxa"/>
+              <w:left w:w="100" w:type="dxa"/>
+              <w:bottom w:w="100" w:type="dxa"/>
+              <w:right w:w="100" w:type="dxa"/>
+            </w:tcMar>
+            <w:hideMark/>
+          </w:tcPr>
+          <w:p>
+            <w:pPr>
+              <w:rPr>
+                <w:lang w:val="en-US"/>
+              </w:rPr>
+            </w:pPr>
+            <w:r>
+              <w:rPr>
+                <w:lang w:val="en-US"/>
+              </w:rPr>
+              <w:t>Mã nhóm</w:t>
+            </w:r>
+          </w:p>
+        </w:tc>
+      </w:tr>
+      <w:tr>
+        <w:tc>
+          <w:tcPr>
+            <w:tcW w:w="0" w:type="auto"/>
+            <w:tcBorders>
+              <w:top w:val="single" w:sz="8" w:space="0" w:color="000000"/>
+              <w:left w:val="single" w:sz="8" w:space="0" w:color="000000"/>
+              <w:bottom w:val="single" w:sz="8" w:space="0" w:color="000000"/>
+              <w:right w:val="single" w:sz="8" w:space="0" w:color="000000"/>
+            </w:tcBorders>
+            <w:tcMar>
+              <w:top w:w="100" w:type="dxa"/>
+              <w:left w:w="100" w:type="dxa"/>
+              <w:bottom w:w="100" w:type="dxa"/>
+              <w:right w:w="100" w:type="dxa"/>
+            </w:tcMar>
+            <w:hideMark/>
+          </w:tcPr>
+          <w:p>
+            <w:pPr>
+              <w:rPr>
+                <w:lang w:val="en-US"/>
+              </w:rPr>
+            </w:pPr>
+            <w:r>
+              <w:rPr>
+                <w:lang w:val="en-US"/>
+              </w:rPr>
+              <w:t>groupName </w:t>
+            </w:r>
+          </w:p>
+        </w:tc>
+        <w:tc>
+          <w:tcPr>
+            <w:tcW w:w="0" w:type="auto"/>
+            <w:tcBorders>
+              <w:top w:val="single" w:sz="8" w:space="0" w:color="000000"/>
+              <w:left w:val="single" w:sz="8" w:space="0" w:color="000000"/>
+              <w:bottom w:val="single" w:sz="8" w:space="0" w:color="000000"/>
+              <w:right w:val="single" w:sz="8" w:space="0" w:color="000000"/>
+            </w:tcBorders>
+            <w:tcMar>
+              <w:top w:w="100" w:type="dxa"/>
+              <w:left w:w="100" w:type="dxa"/>
+              <w:bottom w:w="100" w:type="dxa"/>
+              <w:right w:w="100" w:type="dxa"/>
+            </w:tcMar>
+            <w:hideMark/>
+          </w:tcPr>
+          <w:p>
+            <w:pPr>
+              <w:rPr>
+                <w:lang w:val="en-US"/>
+              </w:rPr>
+            </w:pPr>
+            <w:r>
+              <w:rPr>
+                <w:lang w:val="en-US"/>
+              </w:rPr>
+              <w:t>string</w:t>
+            </w:r>
+          </w:p>
+        </w:tc>
+        <w:tc>
+          <w:tcPr>
+            <w:tcW w:w="0" w:type="auto"/>
+            <w:tcBorders>
+              <w:top w:val="single" w:sz="8" w:space="0" w:color="000000"/>
+              <w:left w:val="single" w:sz="8" w:space="0" w:color="000000"/>
+              <w:bottom w:val="single" w:sz="8" w:space="0" w:color="000000"/>
+              <w:right w:val="single" w:sz="8" w:space="0" w:color="000000"/>
+            </w:tcBorders>
+            <w:tcMar>
+              <w:top w:w="100" w:type="dxa"/>
+              <w:left w:w="100" w:type="dxa"/>
+              <w:bottom w:w="100" w:type="dxa"/>
+              <w:right w:w="100" w:type="dxa"/>
+            </w:tcMar>
+            <w:hideMark/>
+          </w:tcPr>
+          <w:p>
+            <w:pPr>
+              <w:rPr>
+                <w:lang w:val="en-US"/>
+              </w:rPr>
+            </w:pPr>
+            <w:r>
+              <w:rPr>
+                <w:lang w:val="en-US"/>
+              </w:rPr>
+              <w:t>Tên nhóm</w:t>
+            </w:r>
+          </w:p>
+        </w:tc>
+      </w:tr>
+      <w:tr>
+        <w:tc>
+          <w:tcPr>
+            <w:tcW w:w="0" w:type="auto"/>
+            <w:tcBorders>
+              <w:top w:val="single" w:sz="8" w:space="0" w:color="000000"/>
+              <w:left w:val="single" w:sz="8" w:space="0" w:color="000000"/>
+              <w:bottom w:val="single" w:sz="8" w:space="0" w:color="000000"/>
+              <w:right w:val="single" w:sz="8" w:space="0" w:color="000000"/>
+            </w:tcBorders>
+            <w:tcMar>
+              <w:top w:w="100" w:type="dxa"/>
+              <w:left w:w="100" w:type="dxa"/>
+              <w:bottom w:w="100" w:type="dxa"/>
+              <w:right w:w="100" w:type="dxa"/>
+            </w:tcMar>
+            <w:hideMark/>
+          </w:tcPr>
+          <w:p>
+            <w:pPr>
+              <w:rPr>
+                <w:lang w:val="en-US"/>
+              </w:rPr>
+            </w:pPr>
+            <w:r>
+              <w:rPr>
+                <w:lang w:val="en-US"/>
+              </w:rPr>
+              <w:t>description </w:t>
+            </w:r>
+          </w:p>
+        </w:tc>
+        <w:tc>
+          <w:tcPr>
+            <w:tcW w:w="0" w:type="auto"/>
+            <w:tcBorders>
+              <w:top w:val="single" w:sz="8" w:space="0" w:color="000000"/>
+              <w:left w:val="single" w:sz="8" w:space="0" w:color="000000"/>
+              <w:bottom w:val="single" w:sz="8" w:space="0" w:color="000000"/>
+              <w:right w:val="single" w:sz="8" w:space="0" w:color="000000"/>
+            </w:tcBorders>
+            <w:tcMar>
+              <w:top w:w="100" w:type="dxa"/>
+              <w:left w:w="100" w:type="dxa"/>
+              <w:bottom w:w="100" w:type="dxa"/>
+              <w:right w:w="100" w:type="dxa"/>
+            </w:tcMar>
+            <w:hideMark/>
+          </w:tcPr>
+          <w:p>
+            <w:pPr>
+              <w:rPr>
+                <w:lang w:val="en-US"/>
+              </w:rPr>
+            </w:pPr>
+            <w:r>
+              <w:rPr>
+                <w:lang w:val="en-US"/>
+              </w:rPr>
+              <w:t>string</w:t>
+            </w:r>
+          </w:p>
+        </w:tc>
+        <w:tc>
+          <w:tcPr>
+            <w:tcW w:w="0" w:type="auto"/>
+            <w:tcBorders>
+              <w:top w:val="single" w:sz="8" w:space="0" w:color="000000"/>
+              <w:left w:val="single" w:sz="8" w:space="0" w:color="000000"/>
+              <w:bottom w:val="single" w:sz="8" w:space="0" w:color="000000"/>
+              <w:right w:val="single" w:sz="8" w:space="0" w:color="000000"/>
+            </w:tcBorders>
+            <w:tcMar>
+              <w:top w:w="100" w:type="dxa"/>
+              <w:left w:w="100" w:type="dxa"/>
+              <w:bottom w:w="100" w:type="dxa"/>
+              <w:right w:w="100" w:type="dxa"/>
+            </w:tcMar>
+            <w:hideMark/>
+          </w:tcPr>
+          <w:p>
+            <w:pPr>
+              <w:rPr>
+                <w:lang w:val="en-US"/>
+              </w:rPr>
+            </w:pPr>
+            <w:r>
+              <w:rPr>
+                <w:lang w:val="en-US"/>
+              </w:rPr>
+              <w:t>Mô tả nhóm</w:t>
+            </w:r>
+          </w:p>
+        </w:tc>
+      </w:tr>
+    </w:tbl>
+    <w:p>
+      <w:pPr>
+        <w:rPr>
+          <w:lang w:val="en-US"/>
+        </w:rPr>
+      </w:pPr>
+    </w:p>
+    <w:p>
+      <w:pPr>
+        <w:rPr>
+          <w:b/>
+          <w:bCs/>
+          <w:lang w:val="en-US"/>
+        </w:rPr>
+      </w:pPr>
+      <w:r>
+        <w:rPr>
+          <w:b/>
+          <w:bCs/>
+          <w:lang w:val="en-US"/>
+        </w:rPr>
+        <w:t>6.3. Phương thức</w:t>
+      </w:r>
+    </w:p>
+    <w:p>
+      <w:pPr>
+        <w:rPr>
+          <w:lang w:val="en-US"/>
+        </w:rPr>
+      </w:pPr>
+    </w:p>
+    <w:tbl>
+      <w:tblPr>
+        <w:tblW w:w="9026" w:type="dxa"/>
+        <w:tblCellMar>
+          <w:top w:w="15" w:type="dxa"/>
+          <w:left w:w="15" w:type="dxa"/>
+          <w:bottom w:w="15" w:type="dxa"/>
+          <w:right w:w="15" w:type="dxa"/>
+        </w:tblCellMar>
+        <w:tblLook w:val="04A0" w:firstRow="1" w:lastRow="0" w:firstColumn="1" w:lastColumn="0" w:noHBand="0" w:noVBand="1"/>
+      </w:tblPr>
+      <w:tblGrid>
+        <w:gridCol w:w="4740"/>
+        <w:gridCol w:w="1431"/>
+        <w:gridCol w:w="2855"/>
+      </w:tblGrid>
+      <w:tr>
+        <w:tc>
+          <w:tcPr>
+            <w:tcW w:w="0" w:type="auto"/>
+            <w:tcBorders>
+              <w:top w:val="single" w:sz="8" w:space="0" w:color="000000"/>
+              <w:left w:val="single" w:sz="8" w:space="0" w:color="000000"/>
+              <w:bottom w:val="single" w:sz="8" w:space="0" w:color="000000"/>
+              <w:right w:val="single" w:sz="8" w:space="0" w:color="000000"/>
+            </w:tcBorders>
+            <w:tcMar>
+              <w:top w:w="100" w:type="dxa"/>
+              <w:left w:w="100" w:type="dxa"/>
+              <w:bottom w:w="100" w:type="dxa"/>
+              <w:right w:w="100" w:type="dxa"/>
+            </w:tcMar>
+            <w:hideMark/>
+          </w:tcPr>
+          <w:p>
+            <w:pPr>
+              <w:rPr>
+                <w:lang w:val="en-US"/>
+              </w:rPr>
+            </w:pPr>
+            <w:r>
+              <w:rPr>
+                <w:b/>
+                <w:bCs/>
+                <w:lang w:val="en-US"/>
+              </w:rPr>
+              <w:t>Phương thức</w:t>
+            </w:r>
+          </w:p>
+        </w:tc>
+        <w:tc>
+          <w:tcPr>
+            <w:tcW w:w="0" w:type="auto"/>
+            <w:tcBorders>
+              <w:top w:val="single" w:sz="8" w:space="0" w:color="000000"/>
+              <w:left w:val="single" w:sz="8" w:space="0" w:color="000000"/>
+              <w:bottom w:val="single" w:sz="8" w:space="0" w:color="000000"/>
+              <w:right w:val="single" w:sz="8" w:space="0" w:color="000000"/>
+            </w:tcBorders>
+            <w:tcMar>
+              <w:top w:w="100" w:type="dxa"/>
+              <w:left w:w="100" w:type="dxa"/>
+              <w:bottom w:w="100" w:type="dxa"/>
+              <w:right w:w="100" w:type="dxa"/>
+            </w:tcMar>
+            <w:hideMark/>
+          </w:tcPr>
+          <w:p>
+            <w:pPr>
+              <w:rPr>
+                <w:lang w:val="en-US"/>
+              </w:rPr>
+            </w:pPr>
+            <w:r>
+              <w:rPr>
+                <w:lang w:val="en-US"/>
+              </w:rPr>
+              <w:t>Kiểu trả về</w:t>
+            </w:r>
+          </w:p>
+        </w:tc>
+        <w:tc>
+          <w:tcPr>
+            <w:tcW w:w="0" w:type="auto"/>
+            <w:tcBorders>
+              <w:top w:val="single" w:sz="8" w:space="0" w:color="000000"/>
+              <w:left w:val="single" w:sz="8" w:space="0" w:color="000000"/>
+              <w:bottom w:val="single" w:sz="8" w:space="0" w:color="000000"/>
+              <w:right w:val="single" w:sz="8" w:space="0" w:color="000000"/>
+            </w:tcBorders>
+            <w:tcMar>
+              <w:top w:w="100" w:type="dxa"/>
+              <w:left w:w="100" w:type="dxa"/>
+              <w:bottom w:w="100" w:type="dxa"/>
+              <w:right w:w="100" w:type="dxa"/>
+            </w:tcMar>
+            <w:hideMark/>
+          </w:tcPr>
+          <w:p>
+            <w:pPr>
+              <w:rPr>
+                <w:lang w:val="en-US"/>
+              </w:rPr>
+            </w:pPr>
+            <w:r>
+              <w:rPr>
+                <w:lang w:val="en-US"/>
+              </w:rPr>
+              <w:t>Ý nghĩa</w:t>
+            </w:r>
+          </w:p>
+        </w:tc>
+      </w:tr>
+      <w:tr>
+        <w:tc>
+          <w:tcPr>
+            <w:tcW w:w="0" w:type="auto"/>
+            <w:tcBorders>
+              <w:top w:val="single" w:sz="8" w:space="0" w:color="000000"/>
+              <w:left w:val="single" w:sz="8" w:space="0" w:color="000000"/>
+              <w:bottom w:val="single" w:sz="8" w:space="0" w:color="000000"/>
+              <w:right w:val="single" w:sz="8" w:space="0" w:color="000000"/>
+            </w:tcBorders>
+            <w:tcMar>
+              <w:top w:w="100" w:type="dxa"/>
+              <w:left w:w="100" w:type="dxa"/>
+              <w:bottom w:w="100" w:type="dxa"/>
+              <w:right w:w="100" w:type="dxa"/>
+            </w:tcMar>
+            <w:hideMark/>
+          </w:tcPr>
+          <w:p>
+            <w:pPr>
+              <w:rPr>
+                <w:lang w:val="en-US"/>
+              </w:rPr>
+            </w:pPr>
+            <w:r>
+              <w:rPr>
+                <w:lang w:val="en-US"/>
+              </w:rPr>
+              <w:t>create() </w:t>
+            </w:r>
+          </w:p>
+        </w:tc>
+        <w:tc>
+          <w:tcPr>
+            <w:tcW w:w="0" w:type="auto"/>
+            <w:tcBorders>
+              <w:top w:val="single" w:sz="8" w:space="0" w:color="000000"/>
+              <w:left w:val="single" w:sz="8" w:space="0" w:color="000000"/>
+              <w:bottom w:val="single" w:sz="8" w:space="0" w:color="000000"/>
+              <w:right w:val="single" w:sz="8" w:space="0" w:color="000000"/>
+            </w:tcBorders>
+            <w:tcMar>
+              <w:top w:w="100" w:type="dxa"/>
+              <w:left w:w="100" w:type="dxa"/>
+              <w:bottom w:w="100" w:type="dxa"/>
+              <w:right w:w="100" w:type="dxa"/>
+            </w:tcMar>
+            <w:hideMark/>
+          </w:tcPr>
+          <w:p>
+            <w:pPr>
+              <w:rPr>
+                <w:lang w:val="en-US"/>
+              </w:rPr>
+            </w:pPr>
+            <w:r>
+              <w:rPr>
+                <w:lang w:val="en-US"/>
+              </w:rPr>
+              <w:t>bool</w:t>
+            </w:r>
+          </w:p>
+        </w:tc>
+        <w:tc>
+          <w:tcPr>
+            <w:tcW w:w="0" w:type="auto"/>
+            <w:tcBorders>
+              <w:top w:val="single" w:sz="8" w:space="0" w:color="000000"/>
+              <w:left w:val="single" w:sz="8" w:space="0" w:color="000000"/>
+              <w:bottom w:val="single" w:sz="8" w:space="0" w:color="000000"/>
+              <w:right w:val="single" w:sz="8" w:space="0" w:color="000000"/>
+            </w:tcBorders>
+            <w:tcMar>
+              <w:top w:w="100" w:type="dxa"/>
+              <w:left w:w="100" w:type="dxa"/>
+              <w:bottom w:w="100" w:type="dxa"/>
+              <w:right w:w="100" w:type="dxa"/>
+            </w:tcMar>
+            <w:hideMark/>
+          </w:tcPr>
+          <w:p>
+            <w:pPr>
+              <w:rPr>
+                <w:lang w:val="en-US"/>
+              </w:rPr>
+            </w:pPr>
+            <w:r>
+              <w:rPr>
+                <w:lang w:val="en-US"/>
+              </w:rPr>
+              <w:t>Tạo group</w:t>
+            </w:r>
+          </w:p>
+        </w:tc>
+      </w:tr>
+      <w:tr>
+        <w:tc>
+          <w:tcPr>
+            <w:tcW w:w="0" w:type="auto"/>
+            <w:tcBorders>
+              <w:top w:val="single" w:sz="8" w:space="0" w:color="000000"/>
+              <w:left w:val="single" w:sz="8" w:space="0" w:color="000000"/>
+              <w:bottom w:val="single" w:sz="8" w:space="0" w:color="000000"/>
+              <w:right w:val="single" w:sz="8" w:space="0" w:color="000000"/>
+            </w:tcBorders>
+            <w:tcMar>
+              <w:top w:w="100" w:type="dxa"/>
+              <w:left w:w="100" w:type="dxa"/>
+              <w:bottom w:w="100" w:type="dxa"/>
+              <w:right w:w="100" w:type="dxa"/>
+            </w:tcMar>
+            <w:hideMark/>
+          </w:tcPr>
+          <w:p>
+            <w:pPr>
+              <w:rPr>
+                <w:lang w:val="en-US"/>
+              </w:rPr>
+            </w:pPr>
+            <w:r>
+              <w:rPr>
+                <w:lang w:val="en-US"/>
+              </w:rPr>
+              <w:t xml:space="preserve"> viewGroup(groupId: int) </w:t>
+            </w:r>
+          </w:p>
+        </w:tc>
+        <w:tc>
+          <w:tcPr>
+            <w:tcW w:w="0" w:type="auto"/>
+            <w:tcBorders>
+              <w:top w:val="single" w:sz="8" w:space="0" w:color="000000"/>
+              <w:left w:val="single" w:sz="8" w:space="0" w:color="000000"/>
+              <w:bottom w:val="single" w:sz="8" w:space="0" w:color="000000"/>
+              <w:right w:val="single" w:sz="8" w:space="0" w:color="000000"/>
+            </w:tcBorders>
+            <w:tcMar>
+              <w:top w:w="100" w:type="dxa"/>
+              <w:left w:w="100" w:type="dxa"/>
+              <w:bottom w:w="100" w:type="dxa"/>
+              <w:right w:w="100" w:type="dxa"/>
+            </w:tcMar>
+            <w:hideMark/>
+          </w:tcPr>
+          <w:p>
+            <w:pPr>
+              <w:rPr>
+                <w:lang w:val="en-US"/>
+              </w:rPr>
+            </w:pPr>
+            <w:r>
+              <w:rPr>
+                <w:lang w:val="en-US"/>
+              </w:rPr>
+              <w:t>void</w:t>
+            </w:r>
+          </w:p>
+        </w:tc>
+        <w:tc>
+          <w:tcPr>
+            <w:tcW w:w="0" w:type="auto"/>
+            <w:tcBorders>
+              <w:top w:val="single" w:sz="8" w:space="0" w:color="000000"/>
+              <w:left w:val="single" w:sz="8" w:space="0" w:color="000000"/>
+              <w:bottom w:val="single" w:sz="8" w:space="0" w:color="000000"/>
+              <w:right w:val="single" w:sz="8" w:space="0" w:color="000000"/>
+            </w:tcBorders>
+            <w:tcMar>
+              <w:top w:w="100" w:type="dxa"/>
+              <w:left w:w="100" w:type="dxa"/>
+              <w:bottom w:w="100" w:type="dxa"/>
+              <w:right w:w="100" w:type="dxa"/>
+            </w:tcMar>
+            <w:hideMark/>
+          </w:tcPr>
+          <w:p>
+            <w:pPr>
+              <w:rPr>
+                <w:lang w:val="en-US"/>
+              </w:rPr>
+            </w:pPr>
+            <w:r>
+              <w:rPr>
+                <w:lang w:val="en-US"/>
+              </w:rPr>
+              <w:t>Xem danh sách Group </w:t>
+            </w:r>
+          </w:p>
+        </w:tc>
+      </w:tr>
+      <w:tr>
+        <w:tc>
+          <w:tcPr>
+            <w:tcW w:w="0" w:type="auto"/>
+            <w:tcBorders>
+              <w:top w:val="single" w:sz="8" w:space="0" w:color="000000"/>
+              <w:left w:val="single" w:sz="8" w:space="0" w:color="000000"/>
+              <w:bottom w:val="single" w:sz="8" w:space="0" w:color="000000"/>
+              <w:right w:val="single" w:sz="8" w:space="0" w:color="000000"/>
+            </w:tcBorders>
+            <w:tcMar>
+              <w:top w:w="100" w:type="dxa"/>
+              <w:left w:w="100" w:type="dxa"/>
+              <w:bottom w:w="100" w:type="dxa"/>
+              <w:right w:w="100" w:type="dxa"/>
+            </w:tcMar>
+            <w:hideMark/>
+          </w:tcPr>
+          <w:p>
+            <w:pPr>
+              <w:rPr>
+                <w:lang w:val="en-US"/>
+              </w:rPr>
+            </w:pPr>
+            <w:r>
+              <w:rPr>
+                <w:lang w:val="en-US"/>
+              </w:rPr>
+              <w:lastRenderedPageBreak/>
+              <w:t>update</w:t>
+            </w:r>
+          </w:p>
+        </w:tc>
+        <w:tc>
+          <w:tcPr>
+            <w:tcW w:w="0" w:type="auto"/>
+            <w:tcBorders>
+              <w:top w:val="single" w:sz="8" w:space="0" w:color="000000"/>
+              <w:left w:val="single" w:sz="8" w:space="0" w:color="000000"/>
+              <w:bottom w:val="single" w:sz="8" w:space="0" w:color="000000"/>
+              <w:right w:val="single" w:sz="8" w:space="0" w:color="000000"/>
+            </w:tcBorders>
+            <w:tcMar>
+              <w:top w:w="100" w:type="dxa"/>
+              <w:left w:w="100" w:type="dxa"/>
+              <w:bottom w:w="100" w:type="dxa"/>
+              <w:right w:w="100" w:type="dxa"/>
+            </w:tcMar>
+            <w:hideMark/>
+          </w:tcPr>
+          <w:p>
+            <w:pPr>
+              <w:rPr>
+                <w:lang w:val="en-US"/>
+              </w:rPr>
+            </w:pPr>
+            <w:r>
+              <w:rPr>
+                <w:lang w:val="en-US"/>
+              </w:rPr>
+              <w:t>bool</w:t>
+            </w:r>
+          </w:p>
+        </w:tc>
+        <w:tc>
+          <w:tcPr>
+            <w:tcW w:w="0" w:type="auto"/>
+            <w:tcBorders>
+              <w:top w:val="single" w:sz="8" w:space="0" w:color="000000"/>
+              <w:left w:val="single" w:sz="8" w:space="0" w:color="000000"/>
+              <w:bottom w:val="single" w:sz="8" w:space="0" w:color="000000"/>
+              <w:right w:val="single" w:sz="8" w:space="0" w:color="000000"/>
+            </w:tcBorders>
+            <w:tcMar>
+              <w:top w:w="100" w:type="dxa"/>
+              <w:left w:w="100" w:type="dxa"/>
+              <w:bottom w:w="100" w:type="dxa"/>
+              <w:right w:w="100" w:type="dxa"/>
+            </w:tcMar>
+            <w:hideMark/>
+          </w:tcPr>
+          <w:p>
+            <w:pPr>
+              <w:rPr>
+                <w:lang w:val="en-US"/>
+              </w:rPr>
+            </w:pPr>
+            <w:r>
+              <w:rPr>
+                <w:lang w:val="en-US"/>
+              </w:rPr>
+              <w:t>Cập nhật Group</w:t>
+            </w:r>
+          </w:p>
+        </w:tc>
+      </w:tr>
+      <w:tr>
+        <w:tc>
+          <w:tcPr>
+            <w:tcW w:w="0" w:type="auto"/>
+            <w:tcBorders>
+              <w:top w:val="single" w:sz="8" w:space="0" w:color="000000"/>
+              <w:left w:val="single" w:sz="8" w:space="0" w:color="000000"/>
+              <w:bottom w:val="single" w:sz="8" w:space="0" w:color="000000"/>
+              <w:right w:val="single" w:sz="8" w:space="0" w:color="000000"/>
+            </w:tcBorders>
+            <w:tcMar>
+              <w:top w:w="100" w:type="dxa"/>
+              <w:left w:w="100" w:type="dxa"/>
+              <w:bottom w:w="100" w:type="dxa"/>
+              <w:right w:w="100" w:type="dxa"/>
+            </w:tcMar>
+            <w:hideMark/>
+          </w:tcPr>
+          <w:p>
+            <w:pPr>
+              <w:rPr>
+                <w:lang w:val="en-US"/>
+              </w:rPr>
+            </w:pPr>
+            <w:r>
+              <w:rPr>
+                <w:lang w:val="en-US"/>
+              </w:rPr>
+              <w:t>delete(groupId: int) </w:t>
+            </w:r>
+          </w:p>
+        </w:tc>
+        <w:tc>
+          <w:tcPr>
+            <w:tcW w:w="0" w:type="auto"/>
+            <w:tcBorders>
+              <w:top w:val="single" w:sz="8" w:space="0" w:color="000000"/>
+              <w:left w:val="single" w:sz="8" w:space="0" w:color="000000"/>
+              <w:bottom w:val="single" w:sz="8" w:space="0" w:color="000000"/>
+              <w:right w:val="single" w:sz="8" w:space="0" w:color="000000"/>
+            </w:tcBorders>
+            <w:tcMar>
+              <w:top w:w="100" w:type="dxa"/>
+              <w:left w:w="100" w:type="dxa"/>
+              <w:bottom w:w="100" w:type="dxa"/>
+              <w:right w:w="100" w:type="dxa"/>
+            </w:tcMar>
+            <w:hideMark/>
+          </w:tcPr>
+          <w:p>
+            <w:pPr>
+              <w:rPr>
+                <w:lang w:val="en-US"/>
+              </w:rPr>
+            </w:pPr>
+            <w:r>
+              <w:rPr>
+                <w:lang w:val="en-US"/>
+              </w:rPr>
+              <w:t>bool</w:t>
+            </w:r>
+          </w:p>
+        </w:tc>
+        <w:tc>
+          <w:tcPr>
+            <w:tcW w:w="0" w:type="auto"/>
+            <w:tcBorders>
+              <w:top w:val="single" w:sz="8" w:space="0" w:color="000000"/>
+              <w:left w:val="single" w:sz="8" w:space="0" w:color="000000"/>
+              <w:bottom w:val="single" w:sz="8" w:space="0" w:color="000000"/>
+              <w:right w:val="single" w:sz="8" w:space="0" w:color="000000"/>
+            </w:tcBorders>
+            <w:tcMar>
+              <w:top w:w="100" w:type="dxa"/>
+              <w:left w:w="100" w:type="dxa"/>
+              <w:bottom w:w="100" w:type="dxa"/>
+              <w:right w:w="100" w:type="dxa"/>
+            </w:tcMar>
+            <w:hideMark/>
+          </w:tcPr>
+          <w:p>
+            <w:pPr>
+              <w:rPr>
+                <w:lang w:val="en-US"/>
+              </w:rPr>
+            </w:pPr>
+            <w:r>
+              <w:rPr>
+                <w:lang w:val="en-US"/>
+              </w:rPr>
+              <w:t>Xóa Group</w:t>
+            </w:r>
+          </w:p>
+        </w:tc>
+      </w:tr>
+      <w:tr>
+        <w:tc>
+          <w:tcPr>
+            <w:tcW w:w="0" w:type="auto"/>
+            <w:tcBorders>
+              <w:top w:val="single" w:sz="8" w:space="0" w:color="000000"/>
+              <w:left w:val="single" w:sz="8" w:space="0" w:color="000000"/>
+              <w:bottom w:val="single" w:sz="8" w:space="0" w:color="000000"/>
+              <w:right w:val="single" w:sz="8" w:space="0" w:color="000000"/>
+            </w:tcBorders>
+            <w:tcMar>
+              <w:top w:w="100" w:type="dxa"/>
+              <w:left w:w="100" w:type="dxa"/>
+              <w:bottom w:w="100" w:type="dxa"/>
+              <w:right w:w="100" w:type="dxa"/>
+            </w:tcMar>
+            <w:hideMark/>
+          </w:tcPr>
+          <w:p>
+            <w:pPr>
+              <w:rPr>
+                <w:lang w:val="en-US"/>
+              </w:rPr>
+            </w:pPr>
+            <w:r>
+              <w:rPr>
+                <w:lang w:val="en-US"/>
+              </w:rPr>
+              <w:t>assignContact(contactId: int, groupId: int)</w:t>
+            </w:r>
+          </w:p>
+          <w:p>
+            <w:pPr>
+              <w:rPr>
+                <w:lang w:val="en-US"/>
+              </w:rPr>
+            </w:pPr>
+            <w:r>
+              <w:rPr>
+                <w:lang w:val="en-US"/>
+              </w:rPr>
+              <w:t>bool </w:t>
+            </w:r>
+          </w:p>
+        </w:tc>
+        <w:tc>
+          <w:tcPr>
+            <w:tcW w:w="0" w:type="auto"/>
+            <w:tcBorders>
+              <w:top w:val="single" w:sz="8" w:space="0" w:color="000000"/>
+              <w:left w:val="single" w:sz="8" w:space="0" w:color="000000"/>
+              <w:bottom w:val="single" w:sz="8" w:space="0" w:color="000000"/>
+              <w:right w:val="single" w:sz="8" w:space="0" w:color="000000"/>
+            </w:tcBorders>
+            <w:tcMar>
+              <w:top w:w="100" w:type="dxa"/>
+              <w:left w:w="100" w:type="dxa"/>
+              <w:bottom w:w="100" w:type="dxa"/>
+              <w:right w:w="100" w:type="dxa"/>
+            </w:tcMar>
+            <w:hideMark/>
+          </w:tcPr>
+          <w:p>
+            <w:pPr>
+              <w:rPr>
+                <w:lang w:val="en-US"/>
+              </w:rPr>
+            </w:pPr>
+            <w:r>
+              <w:rPr>
+                <w:lang w:val="en-US"/>
+              </w:rPr>
+              <w:t>bool</w:t>
+            </w:r>
+          </w:p>
+        </w:tc>
+        <w:tc>
+          <w:tcPr>
+            <w:tcW w:w="0" w:type="auto"/>
+            <w:tcBorders>
+              <w:top w:val="single" w:sz="8" w:space="0" w:color="000000"/>
+              <w:left w:val="single" w:sz="8" w:space="0" w:color="000000"/>
+              <w:bottom w:val="single" w:sz="8" w:space="0" w:color="000000"/>
+              <w:right w:val="single" w:sz="8" w:space="0" w:color="000000"/>
+            </w:tcBorders>
+            <w:tcMar>
+              <w:top w:w="100" w:type="dxa"/>
+              <w:left w:w="100" w:type="dxa"/>
+              <w:bottom w:w="100" w:type="dxa"/>
+              <w:right w:w="100" w:type="dxa"/>
+            </w:tcMar>
+            <w:hideMark/>
+          </w:tcPr>
+          <w:p>
+            <w:pPr>
+              <w:rPr>
+                <w:lang w:val="en-US"/>
+              </w:rPr>
+            </w:pPr>
+            <w:r>
+              <w:rPr>
+                <w:lang w:val="en-US"/>
+              </w:rPr>
+              <w:t>Gán Contact vào Group </w:t>
+            </w:r>
+          </w:p>
+        </w:tc>
+      </w:tr>
+    </w:tbl>
+    <w:p>
+      <w:pPr>
+        <w:rPr>
+          <w:lang w:val="en-US"/>
+        </w:rPr>
+      </w:pPr>
+    </w:p>
+    <w:p>
+      <w:pPr>
+        <w:rPr>
+          <w:b/>
+          <w:bCs/>
+          <w:lang w:val="en-US"/>
+        </w:rPr>
+      </w:pPr>
+      <w:r>
+        <w:rPr>
+          <w:b/>
+          <w:bCs/>
+          <w:lang w:val="en-US"/>
+        </w:rPr>
+        <w:t>7. Mô tả các mối quan hệ</w:t>
+      </w:r>
+    </w:p>
+    <w:p>
+      <w:pPr>
+        <w:rPr>
+          <w:b/>
+          <w:bCs/>
+          <w:lang w:val="en-US"/>
+        </w:rPr>
+      </w:pPr>
+      <w:r>
+        <w:rPr>
+          <w:b/>
+          <w:bCs/>
+          <w:lang w:val="en-US"/>
+        </w:rPr>
+        <w:t>7.1. Inheritance – Quan hệ kế thừa</w:t>
+      </w:r>
+    </w:p>
+    <w:p>
+      <w:pPr>
+        <w:rPr>
+          <w:lang w:val="en-US"/>
+        </w:rPr>
+      </w:pPr>
+      <w:r>
+        <w:rPr>
+          <w:lang w:val="en-US"/>
+        </w:rPr>
+        <w:t>Quan hệ kế thừa được thể hiện giữa:</w:t>
+      </w:r>
+    </w:p>
+    <w:p>
+      <w:pPr>
+        <w:numPr>
+          <w:ilvl w:val="0"/>
+          <w:numId w:val="36"/>
+        </w:numPr>
+        <w:rPr>
+          <w:lang w:val="en-US"/>
+        </w:rPr>
+      </w:pPr>
+      <w:r>
+        <w:rPr>
+          <w:lang w:val="en-US"/>
+        </w:rPr>
+        <w:t>User → Account</w:t>
+      </w:r>
+    </w:p>
+    <w:p>
+      <w:pPr>
+        <w:numPr>
+          <w:ilvl w:val="0"/>
+          <w:numId w:val="36"/>
+        </w:numPr>
+        <w:rPr>
+          <w:lang w:val="en-US"/>
+        </w:rPr>
+      </w:pPr>
+      <w:r>
+        <w:rPr>
+          <w:lang w:val="en-US"/>
+        </w:rPr>
+        <w:t>Admin → Account</w:t>
+      </w:r>
+    </w:p>
+    <w:p>
+      <w:pPr>
+        <w:rPr>
+          <w:b/>
+          <w:bCs/>
+          <w:lang w:val="en-US"/>
+        </w:rPr>
+      </w:pPr>
+      <w:r>
+        <w:rPr>
+          <w:b/>
+          <w:bCs/>
+          <w:lang w:val="en-US"/>
+        </w:rPr>
+        <w:t>Ý nghĩa:</w:t>
+      </w:r>
+    </w:p>
+    <w:p>
+      <w:pPr>
+        <w:rPr>
+          <w:lang w:val="en-US"/>
+        </w:rPr>
+      </w:pPr>
+      <w:r>
+        <w:rPr>
+          <w:lang w:val="en-US"/>
+        </w:rPr>
+        <w:t>Account chứa những đặc điểm chung của tài khoản.</w:t>
+      </w:r>
+    </w:p>
+    <w:p>
+      <w:pPr>
+        <w:rPr>
+          <w:lang w:val="en-US"/>
+        </w:rPr>
+      </w:pPr>
+      <w:r>
+        <w:rPr>
+          <w:lang w:val="en-US"/>
+        </w:rPr>
+        <w:t>User và Admin là hai loại tài khoản khác nhau nên kế thừa từ Account.</w:t>
+      </w:r>
+    </w:p>
+    <w:p>
+      <w:pPr>
+        <w:rPr>
+          <w:lang w:val="en-US"/>
+        </w:rPr>
+      </w:pPr>
+      <w:r>
+        <w:rPr>
+          <w:lang w:val="en-US"/>
+        </w:rPr>
+        <w:t>Ví dụ:</w:t>
+      </w:r>
+    </w:p>
+    <w:p>
+      <w:pPr>
+        <w:numPr>
+          <w:ilvl w:val="0"/>
+          <w:numId w:val="37"/>
+        </w:numPr>
+        <w:rPr>
+          <w:lang w:val="en-US"/>
+        </w:rPr>
+      </w:pPr>
+      <w:r>
+        <w:rPr>
+          <w:lang w:val="en-US"/>
+        </w:rPr>
+        <w:t>Account có username, password, email.</w:t>
+      </w:r>
+    </w:p>
+    <w:p>
+      <w:pPr>
+        <w:numPr>
+          <w:ilvl w:val="0"/>
+          <w:numId w:val="37"/>
+        </w:numPr>
+        <w:rPr>
+          <w:lang w:val="en-US"/>
+        </w:rPr>
+      </w:pPr>
+      <w:r>
+        <w:rPr>
+          <w:lang w:val="en-US"/>
+        </w:rPr>
+        <w:t>User sử dụng lại các thuộc tính đó và bổ sung chức năng quản lý Contact/Group.</w:t>
+      </w:r>
+    </w:p>
+    <w:p>
+      <w:pPr>
+        <w:numPr>
+          <w:ilvl w:val="0"/>
+          <w:numId w:val="37"/>
+        </w:numPr>
+        <w:rPr>
+          <w:lang w:val="en-US"/>
+        </w:rPr>
+      </w:pPr>
+      <w:r>
+        <w:rPr>
+          <w:lang w:val="en-US"/>
+        </w:rPr>
+        <w:t>Admin sử dụng lại các thuộc tính đó và bổ sung chức năng quản lý User.</w:t>
+      </w:r>
+    </w:p>
+    <w:p>
+      <w:pPr>
+        <w:rPr>
+          <w:lang w:val="en-US"/>
+        </w:rPr>
+      </w:pPr>
+      <w:r>
+        <w:rPr>
+          <w:lang w:val="en-US"/>
+        </w:rPr>
+        <w:t>Do đó, không cần khai báo lại những thuộc tính chung trong User và Admin.</w:t>
+      </w:r>
+    </w:p>
+    <w:p>
+      <w:pPr>
+        <w:rPr>
+          <w:lang w:val="en-US"/>
+        </w:rPr>
+      </w:pPr>
+      <w:r>
+        <w:rPr>
+          <w:lang w:val="en-US"/>
+        </w:rPr>
+        <w:t xml:space="preserve">Đây là quan hệ </w:t>
+      </w:r>
+      <w:r>
+        <w:rPr>
+          <w:b/>
+          <w:bCs/>
+          <w:lang w:val="en-US"/>
+        </w:rPr>
+        <w:t>is-a</w:t>
+      </w:r>
+      <w:r>
+        <w:rPr>
+          <w:lang w:val="en-US"/>
+        </w:rPr>
+        <w:t>:</w:t>
+      </w:r>
+    </w:p>
+    <w:p>
+      <w:pPr>
+        <w:numPr>
+          <w:ilvl w:val="0"/>
+          <w:numId w:val="38"/>
+        </w:numPr>
+        <w:rPr>
+          <w:lang w:val="en-US"/>
+        </w:rPr>
+      </w:pPr>
+      <w:r>
+        <w:rPr>
+          <w:lang w:val="en-US"/>
+        </w:rPr>
+        <w:t xml:space="preserve">User </w:t>
+      </w:r>
+      <w:r>
+        <w:rPr>
+          <w:b/>
+          <w:bCs/>
+          <w:lang w:val="en-US"/>
+        </w:rPr>
+        <w:t>is an</w:t>
+      </w:r>
+      <w:r>
+        <w:rPr>
+          <w:lang w:val="en-US"/>
+        </w:rPr>
+        <w:t xml:space="preserve"> Account.</w:t>
+      </w:r>
+    </w:p>
+    <w:p>
+      <w:pPr>
+        <w:numPr>
+          <w:ilvl w:val="0"/>
+          <w:numId w:val="38"/>
+        </w:numPr>
+        <w:rPr>
+          <w:lang w:val="en-US"/>
+        </w:rPr>
+      </w:pPr>
+      <w:r>
+        <w:rPr>
+          <w:lang w:val="en-US"/>
+        </w:rPr>
+        <w:t xml:space="preserve">Admin </w:t>
+      </w:r>
+      <w:r>
+        <w:rPr>
+          <w:b/>
+          <w:bCs/>
+          <w:lang w:val="en-US"/>
+        </w:rPr>
+        <w:t>is an</w:t>
+      </w:r>
+      <w:r>
+        <w:rPr>
+          <w:lang w:val="en-US"/>
+        </w:rPr>
+        <w:t xml:space="preserve"> Account.</w:t>
+      </w:r>
+    </w:p>
+    <w:p>
+      <w:pPr>
+        <w:rPr>
+          <w:b/>
+          <w:bCs/>
+          <w:lang w:val="en-US"/>
+        </w:rPr>
+      </w:pPr>
+      <w:r>
+        <w:rPr>
+          <w:b/>
+          <w:bCs/>
+          <w:lang w:val="en-US"/>
+        </w:rPr>
+        <w:t>7.2. Association – Quan hệ liên kết</w:t>
+      </w:r>
+    </w:p>
+    <w:p>
+      <w:pPr>
+        <w:rPr>
+          <w:lang w:val="en-US"/>
+        </w:rPr>
+      </w:pPr>
+      <w:r>
+        <w:rPr>
+          <w:lang w:val="en-US"/>
+        </w:rPr>
+        <w:t>Association được sử dụng để biểu diễn việc các class có mối liên hệ với nhau.</w:t>
+      </w:r>
+    </w:p>
+    <w:p>
+      <w:pPr>
+        <w:rPr>
+          <w:b/>
+          <w:bCs/>
+          <w:lang w:val="en-US"/>
+        </w:rPr>
+      </w:pPr>
+      <w:r>
+        <w:rPr>
+          <w:b/>
+          <w:bCs/>
+          <w:lang w:val="en-US"/>
+        </w:rPr>
+        <w:t>Account – Contact</w:t>
+      </w:r>
+    </w:p>
+    <w:p>
+      <w:pPr>
+        <w:rPr>
+          <w:lang w:val="en-US"/>
+        </w:rPr>
+      </w:pPr>
+      <w:r>
+        <w:rPr>
+          <w:lang w:val="en-US"/>
+        </w:rPr>
+        <w:t>Trong sơ đồ, Account có liên kết với Contact với nhãn manage.</w:t>
+      </w:r>
+    </w:p>
+    <w:p>
+      <w:pPr>
+        <w:rPr>
+          <w:lang w:val="en-US"/>
+        </w:rPr>
+      </w:pPr>
+      <w:r>
+        <w:rPr>
+          <w:lang w:val="en-US"/>
+        </w:rPr>
+        <w:t>Multiplicity thể hiện:</w:t>
+      </w:r>
+    </w:p>
+    <w:p>
+      <w:pPr>
+        <w:rPr>
+          <w:lang w:val="en-US"/>
+        </w:rPr>
+      </w:pPr>
+      <w:r>
+        <w:rPr>
+          <w:lang w:val="en-US"/>
+        </w:rPr>
+        <w:t>Account 1 ───────── 0..* Contact</w:t>
+      </w:r>
+    </w:p>
+    <w:p>
+      <w:pPr>
+        <w:numPr>
+          <w:ilvl w:val="0"/>
+          <w:numId w:val="39"/>
+        </w:numPr>
+        <w:rPr>
+          <w:lang w:val="en-US"/>
+        </w:rPr>
+      </w:pPr>
+      <w:r>
+        <w:rPr>
+          <w:lang w:val="en-US"/>
+        </w:rPr>
+        <w:t>Một Account có thể quản lý 0 hoặc nhiều Contact.</w:t>
+      </w:r>
+    </w:p>
+    <w:p>
+      <w:pPr>
+        <w:numPr>
+          <w:ilvl w:val="0"/>
+          <w:numId w:val="39"/>
+        </w:numPr>
+        <w:rPr>
+          <w:lang w:val="en-US"/>
+        </w:rPr>
+      </w:pPr>
+      <w:r>
+        <w:rPr>
+          <w:lang w:val="en-US"/>
+        </w:rPr>
+        <w:t>Mỗi Contact trong quan hệ này được gắn với 1 Account.</w:t>
+      </w:r>
+    </w:p>
+    <w:p>
+      <w:pPr>
+        <w:rPr>
+          <w:lang w:val="en-US"/>
+        </w:rPr>
+      </w:pPr>
+      <w:r>
+        <w:rPr>
+          <w:lang w:val="en-US"/>
+        </w:rPr>
+        <w:t>Có thể hiểu đơn giản là một tài khoản có thể lưu và quản lý nhiều liên hệ.</w:t>
+      </w:r>
+    </w:p>
+    <w:p>
+      <w:pPr>
+        <w:rPr>
+          <w:b/>
+          <w:bCs/>
+          <w:lang w:val="en-US"/>
+        </w:rPr>
+      </w:pPr>
+      <w:r>
+        <w:rPr>
+          <w:b/>
+          <w:bCs/>
+          <w:lang w:val="en-US"/>
+        </w:rPr>
+        <w:t>Account – Group</w:t>
+      </w:r>
+    </w:p>
+    <w:p>
+      <w:pPr>
+        <w:rPr>
+          <w:lang w:val="en-US"/>
+        </w:rPr>
+      </w:pPr>
+      <w:r>
+        <w:rPr>
+          <w:lang w:val="en-US"/>
+        </w:rPr>
+        <w:t>Tương tự, sơ đồ thể hiện:</w:t>
+      </w:r>
+    </w:p>
+    <w:p>
+      <w:pPr>
+        <w:rPr>
+          <w:lang w:val="en-US"/>
+        </w:rPr>
+      </w:pPr>
+      <w:r>
+        <w:rPr>
+          <w:lang w:val="en-US"/>
+        </w:rPr>
+        <w:t>Account 1 ───────── 0..* Group</w:t>
+      </w:r>
+    </w:p>
+    <w:p>
+      <w:pPr>
+        <w:numPr>
+          <w:ilvl w:val="0"/>
+          <w:numId w:val="40"/>
+        </w:numPr>
+        <w:rPr>
+          <w:lang w:val="en-US"/>
+        </w:rPr>
+      </w:pPr>
+      <w:r>
+        <w:rPr>
+          <w:lang w:val="en-US"/>
+        </w:rPr>
+        <w:t>Một Account có thể quản lý 0 hoặc nhiều Group.</w:t>
+      </w:r>
+    </w:p>
+    <w:p>
+      <w:pPr>
+        <w:numPr>
+          <w:ilvl w:val="0"/>
+          <w:numId w:val="40"/>
+        </w:numPr>
+        <w:rPr>
+          <w:lang w:val="en-US"/>
+        </w:rPr>
+      </w:pPr>
+      <w:r>
+        <w:rPr>
+          <w:lang w:val="en-US"/>
+        </w:rPr>
+        <w:t>Một Group thuộc về một Account trong quan hệ này.</w:t>
+      </w:r>
+    </w:p>
+    <w:p>
+      <w:pPr>
+        <w:rPr>
+          <w:b/>
+          <w:bCs/>
+          <w:lang w:val="en-US"/>
+        </w:rPr>
+      </w:pPr>
+      <w:r>
+        <w:rPr>
+          <w:b/>
+          <w:bCs/>
+          <w:lang w:val="en-US"/>
+        </w:rPr>
+        <w:t>7.3. Composition – Quan hệ hợp thành</w:t>
+      </w:r>
+    </w:p>
+    <w:p>
+      <w:pPr>
+        <w:rPr>
+          <w:lang w:val="en-US"/>
+        </w:rPr>
+      </w:pPr>
+      <w:r>
+        <w:rPr>
+          <w:lang w:val="en-US"/>
+        </w:rPr>
+        <w:t>Quan hệ Composition được thể hiện bằng hình thoi có tô (</w:t>
+      </w:r>
+      <w:r>
+        <w:rPr>
+          <w:rFonts w:ascii="Cambria Math" w:hAnsi="Cambria Math" w:cs="Cambria Math"/>
+          <w:lang w:val="en-US"/>
+        </w:rPr>
+        <w:t>◆</w:t>
+      </w:r>
+      <w:r>
+        <w:rPr>
+          <w:lang w:val="en-US"/>
+        </w:rPr>
+        <w:t>). Trong sơ đồ, User có quan hệ Composition với Contact và Group, với hình thoi đặc nằm ở phía User.</w:t>
+      </w:r>
+    </w:p>
+    <w:p>
+      <w:pPr>
+        <w:rPr>
+          <w:b/>
+          <w:bCs/>
+          <w:lang w:val="en-US"/>
+        </w:rPr>
+      </w:pPr>
+      <w:r>
+        <w:rPr>
+          <w:b/>
+          <w:bCs/>
+          <w:lang w:val="en-US"/>
+        </w:rPr>
+        <w:t>User – Contact</w:t>
+      </w:r>
+    </w:p>
+    <w:p>
+      <w:pPr>
+        <w:rPr>
+          <w:lang w:val="en-US"/>
+        </w:rPr>
+      </w:pPr>
+      <w:r>
+        <w:rPr>
+          <w:lang w:val="en-US"/>
+        </w:rPr>
+        <w:t xml:space="preserve">User </w:t>
+      </w:r>
+      <w:r>
+        <w:rPr>
+          <w:rFonts w:ascii="Cambria Math" w:hAnsi="Cambria Math" w:cs="Cambria Math"/>
+          <w:lang w:val="en-US"/>
+        </w:rPr>
+        <w:t>◆</w:t>
+      </w:r>
+      <w:r>
+        <w:rPr>
+          <w:lang w:val="en-US"/>
+        </w:rPr>
+        <w:t>──────── 0..* Contact</w:t>
+      </w:r>
+    </w:p>
+    <w:p>
+      <w:pPr>
+        <w:rPr>
+          <w:lang w:val="en-US"/>
+        </w:rPr>
+      </w:pPr>
+      <w:r>
+        <w:rPr>
+          <w:lang w:val="en-US"/>
+        </w:rPr>
+        <w:t>     1</w:t>
+      </w:r>
+    </w:p>
+    <w:p>
+      <w:pPr>
+        <w:numPr>
+          <w:ilvl w:val="0"/>
+          <w:numId w:val="41"/>
+        </w:numPr>
+        <w:rPr>
+          <w:lang w:val="en-US"/>
+        </w:rPr>
+      </w:pPr>
+      <w:r>
+        <w:rPr>
+          <w:lang w:val="en-US"/>
+        </w:rPr>
+        <w:t>Một User có thể có nhiều Contact.</w:t>
+      </w:r>
+    </w:p>
+    <w:p>
+      <w:pPr>
+        <w:numPr>
+          <w:ilvl w:val="0"/>
+          <w:numId w:val="41"/>
+        </w:numPr>
+        <w:rPr>
+          <w:lang w:val="en-US"/>
+        </w:rPr>
+      </w:pPr>
+      <w:r>
+        <w:rPr>
+          <w:lang w:val="en-US"/>
+        </w:rPr>
+        <w:t>Một User có thể không có Contact nào.</w:t>
+      </w:r>
+    </w:p>
+    <w:p>
+      <w:pPr>
+        <w:numPr>
+          <w:ilvl w:val="0"/>
+          <w:numId w:val="41"/>
+        </w:numPr>
+        <w:rPr>
+          <w:lang w:val="en-US"/>
+        </w:rPr>
+      </w:pPr>
+      <w:r>
+        <w:rPr>
+          <w:lang w:val="en-US"/>
+        </w:rPr>
+        <w:t>Contact là một thành phần thuộc về User.</w:t>
+      </w:r>
+    </w:p>
+    <w:p>
+      <w:pPr>
+        <w:numPr>
+          <w:ilvl w:val="0"/>
+          <w:numId w:val="41"/>
+        </w:numPr>
+        <w:rPr>
+          <w:lang w:val="en-US"/>
+        </w:rPr>
+      </w:pPr>
+      <w:r>
+        <w:rPr>
+          <w:lang w:val="en-US"/>
+        </w:rPr>
+        <w:t>Khi User bị xóa, các Contact thuộc User cũng được xem là bị xóa theo vòng đời của User.</w:t>
+      </w:r>
+    </w:p>
+    <w:p>
+      <w:pPr>
+        <w:rPr>
+          <w:b/>
+          <w:bCs/>
+          <w:lang w:val="en-US"/>
+        </w:rPr>
+      </w:pPr>
+      <w:r>
+        <w:rPr>
+          <w:b/>
+          <w:bCs/>
+          <w:lang w:val="en-US"/>
+        </w:rPr>
+        <w:t>User – Group</w:t>
+      </w:r>
+    </w:p>
+    <w:p>
+      <w:pPr>
+        <w:rPr>
+          <w:lang w:val="en-US"/>
+        </w:rPr>
+      </w:pPr>
+      <w:r>
+        <w:rPr>
+          <w:lang w:val="en-US"/>
+        </w:rPr>
+        <w:t>Tương tự:</w:t>
+      </w:r>
+    </w:p>
+    <w:p>
+      <w:pPr>
+        <w:rPr>
+          <w:lang w:val="en-US"/>
+        </w:rPr>
+      </w:pPr>
+      <w:r>
+        <w:rPr>
+          <w:lang w:val="en-US"/>
+        </w:rPr>
+        <w:t xml:space="preserve">User </w:t>
+      </w:r>
+      <w:r>
+        <w:rPr>
+          <w:rFonts w:ascii="Cambria Math" w:hAnsi="Cambria Math" w:cs="Cambria Math"/>
+          <w:lang w:val="en-US"/>
+        </w:rPr>
+        <w:t>◆</w:t>
+      </w:r>
+      <w:r>
+        <w:rPr>
+          <w:lang w:val="en-US"/>
+        </w:rPr>
+        <w:t>──────── 0..* Group</w:t>
+      </w:r>
+    </w:p>
+    <w:p>
+      <w:pPr>
+        <w:rPr>
+          <w:lang w:val="en-US"/>
+        </w:rPr>
+      </w:pPr>
+      <w:r>
+        <w:rPr>
+          <w:lang w:val="en-US"/>
+        </w:rPr>
+        <w:t>     1</w:t>
+      </w:r>
+    </w:p>
+    <w:p>
+      <w:pPr>
+        <w:rPr>
+          <w:lang w:val="en-US"/>
+        </w:rPr>
+      </w:pPr>
+      <w:r>
+        <w:rPr>
+          <w:lang w:val="en-US"/>
+        </w:rPr>
+        <w:t>Một User có thể có nhiều Group. Group là thành phần thuộc về User và có vòng đời phụ thuộc vào User.</w:t>
+      </w:r>
+    </w:p>
+    <w:p>
+      <w:pPr>
+        <w:rPr>
+          <w:b/>
+          <w:bCs/>
+          <w:lang w:val="en-US"/>
+        </w:rPr>
+      </w:pPr>
+      <w:r>
+        <w:rPr>
+          <w:b/>
+          <w:bCs/>
+          <w:lang w:val="en-US"/>
+        </w:rPr>
+        <w:t>8. Tổng kết các quan hệ</w:t>
+      </w:r>
+    </w:p>
+    <w:tbl>
+      <w:tblPr>
+        <w:tblW w:w="0" w:type="auto"/>
+        <w:tblCellMar>
+          <w:top w:w="15" w:type="dxa"/>
+          <w:left w:w="15" w:type="dxa"/>
+          <w:bottom w:w="15" w:type="dxa"/>
+          <w:right w:w="15" w:type="dxa"/>
+        </w:tblCellMar>
+        <w:tblLook w:val="04A0" w:firstRow="1" w:lastRow="0" w:firstColumn="1" w:lastColumn="0" w:noHBand="0" w:noVBand="1"/>
+      </w:tblPr>
+      <w:tblGrid>
+        <w:gridCol w:w="1337"/>
+        <w:gridCol w:w="1850"/>
+        <w:gridCol w:w="2608"/>
+      </w:tblGrid>
+      <w:tr>
+        <w:trPr>
+          <w:trHeight w:val="500"/>
+        </w:trPr>
+        <w:tc>
+          <w:tcPr>
+            <w:tcW w:w="0" w:type="auto"/>
+            <w:tcMar>
+              <w:top w:w="100" w:type="dxa"/>
+              <w:left w:w="100" w:type="dxa"/>
+              <w:bottom w:w="100" w:type="dxa"/>
+              <w:right w:w="100" w:type="dxa"/>
+            </w:tcMar>
+            <w:hideMark/>
+          </w:tcPr>
+          <w:p>
+            <w:pPr>
+              <w:rPr>
+                <w:lang w:val="en-US"/>
+              </w:rPr>
+            </w:pPr>
+            <w:r>
+              <w:rPr>
+                <w:b/>
+                <w:bCs/>
+                <w:lang w:val="en-US"/>
+              </w:rPr>
+              <w:t>Quan hệ</w:t>
+            </w:r>
+          </w:p>
+        </w:tc>
+        <w:tc>
+          <w:tcPr>
+            <w:tcW w:w="0" w:type="auto"/>
+            <w:tcMar>
+              <w:top w:w="100" w:type="dxa"/>
+              <w:left w:w="100" w:type="dxa"/>
+              <w:bottom w:w="100" w:type="dxa"/>
+              <w:right w:w="100" w:type="dxa"/>
+            </w:tcMar>
+            <w:hideMark/>
+          </w:tcPr>
+          <w:p>
+            <w:pPr>
+              <w:rPr>
+                <w:lang w:val="en-US"/>
+              </w:rPr>
+            </w:pPr>
+            <w:r>
+              <w:rPr>
+                <w:b/>
+                <w:bCs/>
+                <w:lang w:val="en-US"/>
+              </w:rPr>
+              <w:t>Các class</w:t>
+            </w:r>
+          </w:p>
+        </w:tc>
+        <w:tc>
+          <w:tcPr>
+            <w:tcW w:w="0" w:type="auto"/>
+            <w:tcMar>
+              <w:top w:w="100" w:type="dxa"/>
+              <w:left w:w="100" w:type="dxa"/>
+              <w:bottom w:w="100" w:type="dxa"/>
+              <w:right w:w="100" w:type="dxa"/>
+            </w:tcMar>
+            <w:hideMark/>
+          </w:tcPr>
+          <w:p>
+            <w:pPr>
+              <w:rPr>
+                <w:lang w:val="en-US"/>
+              </w:rPr>
+            </w:pPr>
+            <w:r>
+              <w:rPr>
+                <w:b/>
+                <w:bCs/>
+                <w:lang w:val="en-US"/>
+              </w:rPr>
+              <w:t>Ý nghĩa</w:t>
+            </w:r>
+          </w:p>
+        </w:tc>
+      </w:tr>
+      <w:tr>
+        <w:trPr>
+          <w:trHeight w:val="500"/>
+        </w:trPr>
+        <w:tc>
+          <w:tcPr>
+            <w:tcW w:w="0" w:type="auto"/>
+            <w:tcMar>
+              <w:top w:w="100" w:type="dxa"/>
+              <w:left w:w="100" w:type="dxa"/>
+              <w:bottom w:w="100" w:type="dxa"/>
+              <w:right w:w="100" w:type="dxa"/>
+            </w:tcMar>
+            <w:hideMark/>
+          </w:tcPr>
+          <w:p>
+            <w:pPr>
+              <w:rPr>
+                <w:lang w:val="en-US"/>
+              </w:rPr>
+            </w:pPr>
+            <w:r>
+              <w:rPr>
+                <w:lang w:val="en-US"/>
+              </w:rPr>
+              <w:t>Inheritance</w:t>
+            </w:r>
+          </w:p>
+        </w:tc>
+        <w:tc>
+          <w:tcPr>
+            <w:tcW w:w="0" w:type="auto"/>
+            <w:tcMar>
+              <w:top w:w="100" w:type="dxa"/>
+              <w:left w:w="100" w:type="dxa"/>
+              <w:bottom w:w="100" w:type="dxa"/>
+              <w:right w:w="100" w:type="dxa"/>
+            </w:tcMar>
+            <w:hideMark/>
+          </w:tcPr>
+          <w:p>
+            <w:pPr>
+              <w:rPr>
+                <w:lang w:val="en-US"/>
+              </w:rPr>
+            </w:pPr>
+            <w:r>
+              <w:rPr>
+                <w:lang w:val="en-US"/>
+              </w:rPr>
+              <w:t>User – Account</w:t>
+            </w:r>
+          </w:p>
+        </w:tc>
+        <w:tc>
+          <w:tcPr>
+            <w:tcW w:w="0" w:type="auto"/>
+            <w:tcMar>
+              <w:top w:w="100" w:type="dxa"/>
+              <w:left w:w="100" w:type="dxa"/>
+              <w:bottom w:w="100" w:type="dxa"/>
+              <w:right w:w="100" w:type="dxa"/>
+            </w:tcMar>
+            <w:hideMark/>
+          </w:tcPr>
+          <w:p>
+            <w:pPr>
+              <w:rPr>
+                <w:lang w:val="en-US"/>
+              </w:rPr>
+            </w:pPr>
+            <w:r>
+              <w:rPr>
+                <w:lang w:val="en-US"/>
+              </w:rPr>
+              <w:t>User là một loại Account</w:t>
+            </w:r>
+          </w:p>
+        </w:tc>
+      </w:tr>
+      <w:tr>
+        <w:trPr>
+          <w:trHeight w:val="500"/>
+        </w:trPr>
+        <w:tc>
+          <w:tcPr>
+            <w:tcW w:w="0" w:type="auto"/>
+            <w:tcMar>
+              <w:top w:w="100" w:type="dxa"/>
+              <w:left w:w="100" w:type="dxa"/>
+              <w:bottom w:w="100" w:type="dxa"/>
+              <w:right w:w="100" w:type="dxa"/>
+            </w:tcMar>
+            <w:hideMark/>
+          </w:tcPr>
+          <w:p>
+            <w:pPr>
+              <w:rPr>
+                <w:lang w:val="en-US"/>
+              </w:rPr>
+            </w:pPr>
+            <w:r>
+              <w:rPr>
+                <w:lang w:val="en-US"/>
+              </w:rPr>
+              <w:lastRenderedPageBreak/>
+              <w:t>Inheritance</w:t>
+            </w:r>
+          </w:p>
+        </w:tc>
+        <w:tc>
+          <w:tcPr>
+            <w:tcW w:w="0" w:type="auto"/>
+            <w:tcMar>
+              <w:top w:w="100" w:type="dxa"/>
+              <w:left w:w="100" w:type="dxa"/>
+              <w:bottom w:w="100" w:type="dxa"/>
+              <w:right w:w="100" w:type="dxa"/>
+            </w:tcMar>
+            <w:hideMark/>
+          </w:tcPr>
+          <w:p>
+            <w:pPr>
+              <w:rPr>
+                <w:lang w:val="en-US"/>
+              </w:rPr>
+            </w:pPr>
+            <w:r>
+              <w:rPr>
+                <w:lang w:val="en-US"/>
+              </w:rPr>
+              <w:t>Admin – Account</w:t>
+            </w:r>
+          </w:p>
+        </w:tc>
+        <w:tc>
+          <w:tcPr>
+            <w:tcW w:w="0" w:type="auto"/>
+            <w:tcMar>
+              <w:top w:w="100" w:type="dxa"/>
+              <w:left w:w="100" w:type="dxa"/>
+              <w:bottom w:w="100" w:type="dxa"/>
+              <w:right w:w="100" w:type="dxa"/>
+            </w:tcMar>
+            <w:hideMark/>
+          </w:tcPr>
+          <w:p>
+            <w:pPr>
+              <w:rPr>
+                <w:lang w:val="en-US"/>
+              </w:rPr>
+            </w:pPr>
+            <w:r>
+              <w:rPr>
+                <w:lang w:val="en-US"/>
+              </w:rPr>
+              <w:t>Admin là một loại Account</w:t>
+            </w:r>
+          </w:p>
+        </w:tc>
+      </w:tr>
+      <w:tr>
+        <w:trPr>
+          <w:trHeight w:val="500"/>
+        </w:trPr>
+        <w:tc>
+          <w:tcPr>
+            <w:tcW w:w="0" w:type="auto"/>
+            <w:tcMar>
+              <w:top w:w="100" w:type="dxa"/>
+              <w:left w:w="100" w:type="dxa"/>
+              <w:bottom w:w="100" w:type="dxa"/>
+              <w:right w:w="100" w:type="dxa"/>
+            </w:tcMar>
+            <w:hideMark/>
+          </w:tcPr>
+          <w:p>
+            <w:pPr>
+              <w:rPr>
+                <w:lang w:val="en-US"/>
+              </w:rPr>
+            </w:pPr>
+            <w:r>
+              <w:rPr>
+                <w:lang w:val="en-US"/>
+              </w:rPr>
+              <w:t>Association</w:t>
+            </w:r>
+          </w:p>
+        </w:tc>
+        <w:tc>
+          <w:tcPr>
+            <w:tcW w:w="0" w:type="auto"/>
+            <w:tcMar>
+              <w:top w:w="100" w:type="dxa"/>
+              <w:left w:w="100" w:type="dxa"/>
+              <w:bottom w:w="100" w:type="dxa"/>
+              <w:right w:w="100" w:type="dxa"/>
+            </w:tcMar>
+            <w:hideMark/>
+          </w:tcPr>
+          <w:p>
+            <w:pPr>
+              <w:rPr>
+                <w:lang w:val="en-US"/>
+              </w:rPr>
+            </w:pPr>
+            <w:r>
+              <w:rPr>
+                <w:lang w:val="en-US"/>
+              </w:rPr>
+              <w:t>Account – Contact</w:t>
+            </w:r>
+          </w:p>
+        </w:tc>
+        <w:tc>
+          <w:tcPr>
+            <w:tcW w:w="0" w:type="auto"/>
+            <w:tcMar>
+              <w:top w:w="100" w:type="dxa"/>
+              <w:left w:w="100" w:type="dxa"/>
+              <w:bottom w:w="100" w:type="dxa"/>
+              <w:right w:w="100" w:type="dxa"/>
+            </w:tcMar>
+            <w:hideMark/>
+          </w:tcPr>
+          <w:p>
+            <w:pPr>
+              <w:rPr>
+                <w:lang w:val="en-US"/>
+              </w:rPr>
+            </w:pPr>
+            <w:r>
+              <w:rPr>
+                <w:lang w:val="en-US"/>
+              </w:rPr>
+              <w:t>Account quản lý Contact</w:t>
+            </w:r>
+          </w:p>
+        </w:tc>
+      </w:tr>
+      <w:tr>
+        <w:trPr>
+          <w:trHeight w:val="500"/>
+        </w:trPr>
+        <w:tc>
+          <w:tcPr>
+            <w:tcW w:w="0" w:type="auto"/>
+            <w:tcMar>
+              <w:top w:w="100" w:type="dxa"/>
+              <w:left w:w="100" w:type="dxa"/>
+              <w:bottom w:w="100" w:type="dxa"/>
+              <w:right w:w="100" w:type="dxa"/>
+            </w:tcMar>
+            <w:hideMark/>
+          </w:tcPr>
+          <w:p>
+            <w:pPr>
+              <w:rPr>
+                <w:lang w:val="en-US"/>
+              </w:rPr>
+            </w:pPr>
+            <w:r>
+              <w:rPr>
+                <w:lang w:val="en-US"/>
+              </w:rPr>
+              <w:t>Association</w:t>
+            </w:r>
+          </w:p>
+        </w:tc>
+        <w:tc>
+          <w:tcPr>
+            <w:tcW w:w="0" w:type="auto"/>
+            <w:tcMar>
+              <w:top w:w="100" w:type="dxa"/>
+              <w:left w:w="100" w:type="dxa"/>
+              <w:bottom w:w="100" w:type="dxa"/>
+              <w:right w:w="100" w:type="dxa"/>
+            </w:tcMar>
+            <w:hideMark/>
+          </w:tcPr>
+          <w:p>
+            <w:pPr>
+              <w:rPr>
+                <w:lang w:val="en-US"/>
+              </w:rPr>
+            </w:pPr>
+            <w:r>
+              <w:rPr>
+                <w:lang w:val="en-US"/>
+              </w:rPr>
+              <w:t>Account – Group</w:t>
+            </w:r>
+          </w:p>
+        </w:tc>
+        <w:tc>
+          <w:tcPr>
+            <w:tcW w:w="0" w:type="auto"/>
+            <w:tcMar>
+              <w:top w:w="100" w:type="dxa"/>
+              <w:left w:w="100" w:type="dxa"/>
+              <w:bottom w:w="100" w:type="dxa"/>
+              <w:right w:w="100" w:type="dxa"/>
+            </w:tcMar>
+            <w:hideMark/>
+          </w:tcPr>
+          <w:p>
+            <w:pPr>
+              <w:rPr>
+                <w:lang w:val="en-US"/>
+              </w:rPr>
+            </w:pPr>
+            <w:r>
+              <w:rPr>
+                <w:lang w:val="en-US"/>
+              </w:rPr>
+              <w:t>Account quản lý Group</w:t>
+            </w:r>
+          </w:p>
+        </w:tc>
+      </w:tr>
+      <w:tr>
+        <w:trPr>
+          <w:trHeight w:val="500"/>
+        </w:trPr>
+        <w:tc>
+          <w:tcPr>
+            <w:tcW w:w="0" w:type="auto"/>
+            <w:tcMar>
+              <w:top w:w="100" w:type="dxa"/>
+              <w:left w:w="100" w:type="dxa"/>
+              <w:bottom w:w="100" w:type="dxa"/>
+              <w:right w:w="100" w:type="dxa"/>
+            </w:tcMar>
+            <w:hideMark/>
+          </w:tcPr>
+          <w:p>
+            <w:pPr>
+              <w:rPr>
+                <w:lang w:val="en-US"/>
+              </w:rPr>
+            </w:pPr>
+            <w:r>
+              <w:rPr>
+                <w:lang w:val="en-US"/>
+              </w:rPr>
+              <w:t>Composition</w:t>
+            </w:r>
+          </w:p>
+        </w:tc>
+        <w:tc>
+          <w:tcPr>
+            <w:tcW w:w="0" w:type="auto"/>
+            <w:tcMar>
+              <w:top w:w="100" w:type="dxa"/>
+              <w:left w:w="100" w:type="dxa"/>
+              <w:bottom w:w="100" w:type="dxa"/>
+              <w:right w:w="100" w:type="dxa"/>
+            </w:tcMar>
+            <w:hideMark/>
+          </w:tcPr>
+          <w:p>
+            <w:pPr>
+              <w:rPr>
+                <w:lang w:val="en-US"/>
+              </w:rPr>
+            </w:pPr>
+            <w:r>
+              <w:rPr>
+                <w:lang w:val="en-US"/>
+              </w:rPr>
+              <w:t>User – Contact</w:t>
+            </w:r>
+          </w:p>
+        </w:tc>
+        <w:tc>
+          <w:tcPr>
+            <w:tcW w:w="0" w:type="auto"/>
+            <w:tcMar>
+              <w:top w:w="100" w:type="dxa"/>
+              <w:left w:w="100" w:type="dxa"/>
+              <w:bottom w:w="100" w:type="dxa"/>
+              <w:right w:w="100" w:type="dxa"/>
+            </w:tcMar>
+            <w:hideMark/>
+          </w:tcPr>
+          <w:p>
+            <w:pPr>
+              <w:rPr>
+                <w:lang w:val="en-US"/>
+              </w:rPr>
+            </w:pPr>
+            <w:r>
+              <w:rPr>
+                <w:lang w:val="en-US"/>
+              </w:rPr>
+              <w:t>User sở hữu 0..* Contact</w:t>
+            </w:r>
+          </w:p>
+        </w:tc>
+      </w:tr>
+      <w:tr>
+        <w:trPr>
+          <w:trHeight w:val="500"/>
+        </w:trPr>
+        <w:tc>
+          <w:tcPr>
+            <w:tcW w:w="0" w:type="auto"/>
+            <w:tcMar>
+              <w:top w:w="100" w:type="dxa"/>
+              <w:left w:w="100" w:type="dxa"/>
+              <w:bottom w:w="100" w:type="dxa"/>
+              <w:right w:w="100" w:type="dxa"/>
+            </w:tcMar>
+            <w:hideMark/>
+          </w:tcPr>
+          <w:p>
+            <w:pPr>
+              <w:rPr>
+                <w:lang w:val="en-US"/>
+              </w:rPr>
+            </w:pPr>
+            <w:r>
+              <w:rPr>
+                <w:lang w:val="en-US"/>
+              </w:rPr>
+              <w:t>Composition</w:t>
+            </w:r>
+          </w:p>
+        </w:tc>
+        <w:tc>
+          <w:tcPr>
+            <w:tcW w:w="0" w:type="auto"/>
+            <w:tcMar>
+              <w:top w:w="100" w:type="dxa"/>
+              <w:left w:w="100" w:type="dxa"/>
+              <w:bottom w:w="100" w:type="dxa"/>
+              <w:right w:w="100" w:type="dxa"/>
+            </w:tcMar>
+            <w:hideMark/>
+          </w:tcPr>
+          <w:p>
+            <w:pPr>
+              <w:rPr>
+                <w:lang w:val="en-US"/>
+              </w:rPr>
+            </w:pPr>
+            <w:r>
+              <w:rPr>
+                <w:lang w:val="en-US"/>
+              </w:rPr>
+              <w:t>User – Group</w:t>
+            </w:r>
+          </w:p>
+        </w:tc>
+        <w:tc>
+          <w:tcPr>
+            <w:tcW w:w="0" w:type="auto"/>
+            <w:tcMar>
+              <w:top w:w="100" w:type="dxa"/>
+              <w:left w:w="100" w:type="dxa"/>
+              <w:bottom w:w="100" w:type="dxa"/>
+              <w:right w:w="100" w:type="dxa"/>
+            </w:tcMar>
+            <w:hideMark/>
+          </w:tcPr>
+          <w:p>
+            <w:pPr>
+              <w:rPr>
+                <w:lang w:val="en-US"/>
+              </w:rPr>
+            </w:pPr>
+            <w:r>
+              <w:rPr>
+                <w:lang w:val="en-US"/>
+              </w:rPr>
+              <w:t>User sở hữu 0..* Group</w:t>
+            </w:r>
+          </w:p>
+        </w:tc>
+      </w:tr>
+      <w:tr>
+        <w:trPr>
+          <w:trHeight w:val="500"/>
+        </w:trPr>
+        <w:tc>
+          <w:tcPr>
+            <w:tcW w:w="0" w:type="auto"/>
+            <w:tcMar>
+              <w:top w:w="100" w:type="dxa"/>
+              <w:left w:w="100" w:type="dxa"/>
+              <w:bottom w:w="100" w:type="dxa"/>
+              <w:right w:w="100" w:type="dxa"/>
+            </w:tcMar>
+            <w:hideMark/>
+          </w:tcPr>
+          <w:p>
+            <w:pPr>
+              <w:rPr>
+                <w:lang w:val="en-US"/>
+              </w:rPr>
+            </w:pPr>
+            <w:r>
+              <w:rPr>
+                <w:lang w:val="en-US"/>
+              </w:rPr>
+              <w:t>Association</w:t>
+            </w:r>
+          </w:p>
+        </w:tc>
+        <w:tc>
+          <w:tcPr>
+            <w:tcW w:w="0" w:type="auto"/>
+            <w:tcMar>
+              <w:top w:w="100" w:type="dxa"/>
+              <w:left w:w="100" w:type="dxa"/>
+              <w:bottom w:w="100" w:type="dxa"/>
+              <w:right w:w="100" w:type="dxa"/>
+            </w:tcMar>
+            <w:hideMark/>
+          </w:tcPr>
+          <w:p>
+            <w:pPr>
+              <w:rPr>
+                <w:lang w:val="en-US"/>
+              </w:rPr>
+            </w:pPr>
+            <w:r>
+              <w:rPr>
+                <w:lang w:val="en-US"/>
+              </w:rPr>
+              <w:t>Contact – Group</w:t>
+            </w:r>
+          </w:p>
+        </w:tc>
+        <w:tc>
+          <w:tcPr>
+            <w:tcW w:w="0" w:type="auto"/>
+            <w:tcMar>
+              <w:top w:w="100" w:type="dxa"/>
+              <w:left w:w="100" w:type="dxa"/>
+              <w:bottom w:w="100" w:type="dxa"/>
+              <w:right w:w="100" w:type="dxa"/>
+            </w:tcMar>
+            <w:hideMark/>
+          </w:tcPr>
+          <w:p>
+            <w:pPr>
+              <w:rPr>
+                <w:lang w:val="en-US"/>
+              </w:rPr>
+            </w:pPr>
+            <w:r>
+              <w:rPr>
+                <w:lang w:val="en-US"/>
+              </w:rPr>
+              <w:t>Group chứa các Contact</w:t>
+            </w:r>
+          </w:p>
+        </w:tc>
+      </w:tr>
+    </w:tbl>
+    <w:p>
+      <w:pPr>
         <w:rPr>
           <w:sz w:val="24"/>
           <w:szCs w:val="24"/>
           <w:lang w:val="en-US"/>
         </w:rPr>
       </w:pPr>
-      <w:r>
-        <w:br w:type="page"/>
-      </w:r>
     </w:p>
     <w:p>
       <w:pPr>
@@ -20709,7 +28089,6 @@
           <w:sz w:val="32"/>
           <w:szCs w:val="32"/>
         </w:rPr>
-        <w:lastRenderedPageBreak/>
         <w:t>Data Model</w:t>
       </w:r>
     </w:p>
@@ -20786,7 +28165,7 @@
 </file>
 
 <file path=word/endnotes.xml><?xml version="1.0" encoding="utf-8"?>
-<w:endnotes xmlns:wpc="http://schemas.microsoft.com/office/word/2010/wordprocessingCanvas" xmlns:cx="http://schemas.microsoft.com/office/drawing/2014/chartex" xmlns:cx1="http://schemas.microsoft.com/office/drawing/2015/9/8/chartex" xmlns:cx2="http://schemas.microsoft.com/office/drawing/2015/10/21/chartex" xmlns:cx3="http://schemas.microsoft.com/office/drawing/2016/5/9/chartex" xmlns:cx4="http://schemas.microsoft.com/office/drawing/2016/5/10/chartex" xmlns:cx5="http://schemas.microsoft.com/office/drawing/2016/5/11/chartex" xmlns:cx6="http://schemas.microsoft.com/office/drawing/2016/5/12/chartex" xmlns:cx7="http://schemas.microsoft.com/office/drawing/2016/5/13/chartex" xmlns:cx8="http://schemas.microsoft.com/office/drawing/2016/5/14/chartex" xmlns:mc="http://schemas.openxmlformats.org/markup-compatibility/2006" xmlns:aink="http://schemas.microsoft.com/office/drawing/2016/ink" xmlns:am3d="http://schemas.microsoft.com/office/drawing/2017/model3d" xmlns:o="urn:schemas-microsoft-com:office:office" xmlns:oel="http://schemas.microsoft.com/office/2019/extlst" xmlns:r="http://schemas.openxmlformats.org/officeDocument/2006/relationships" xmlns:m="http://schemas.openxmlformats.org/officeDocument/2006/math" xmlns:v="urn:schemas-microsoft-com:vml" xmlns:wp14="http://schemas.microsoft.com/office/word/2010/wordprocessingDrawing" xmlns:wp="http://schemas.openxmlformats.org/drawingml/2006/wordprocessingDrawing" xmlns:w10="urn:schemas-microsoft-com:office:word" xmlns:w="http://schemas.openxmlformats.org/wordprocessingml/2006/main" xmlns:w14="http://schemas.microsoft.com/office/word/2010/wordml" xmlns:w15="http://schemas.microsoft.com/office/word/2012/wordml" xmlns:w16cei="http://schemas.microsoft.com/office/word/2026/wordml/cei" xmlns:w16cex="http://schemas.microsoft.com/office/word/2018/wordml/cex" xmlns:w16cid="http://schemas.microsoft.com/office/word/2016/wordml/cid" xmlns:w16="http://schemas.microsoft.com/office/word/2018/wordml" xmlns:w16du="http://schemas.microsoft.com/office/word/2023/wordml/word16du" xmlns:w16sdtdh="http://schemas.microsoft.com/office/word/2020/wordml/sdtdatahash" xmlns:w16sdtfl="http://schemas.microsoft.com/office/word/2024/wordml/sdtformatlock" xmlns:w16se="http://schemas.microsoft.com/office/word/2015/wordml/symex" xmlns:wpg="http://schemas.microsoft.com/office/word/2010/wordprocessingGroup" xmlns:wpi="http://schemas.microsoft.com/office/word/2010/wordprocessingInk" xmlns:wne="http://schemas.microsoft.com/office/word/2006/wordml" xmlns:wps="http://schemas.microsoft.com/office/word/2010/wordprocessingShape" mc:Ignorable="w14 w15 w16se w16cid w16 w16cex w16sdtdh w16sdtfl w16du wp14">
+<w:endnotes xmlns:wpc="http://schemas.microsoft.com/office/word/2010/wordprocessingCanvas" xmlns:cx="http://schemas.microsoft.com/office/drawing/2014/chartex" xmlns:cx1="http://schemas.microsoft.com/office/drawing/2015/9/8/chartex" xmlns:cx2="http://schemas.microsoft.com/office/drawing/2015/10/21/chartex" xmlns:cx3="http://schemas.microsoft.com/office/drawing/2016/5/9/chartex" xmlns:cx4="http://schemas.microsoft.com/office/drawing/2016/5/10/chartex" xmlns:cx5="http://schemas.microsoft.com/office/drawing/2016/5/11/chartex" xmlns:cx6="http://schemas.microsoft.com/office/drawing/2016/5/12/chartex" xmlns:cx7="http://schemas.microsoft.com/office/drawing/2016/5/13/chartex" xmlns:cx8="http://schemas.microsoft.com/office/drawing/2016/5/14/chartex" xmlns:mc="http://schemas.openxmlformats.org/markup-compatibility/2006" xmlns:aink="http://schemas.microsoft.com/office/drawing/2016/ink" xmlns:am3d="http://schemas.microsoft.com/office/drawing/2017/model3d" xmlns:o="urn:schemas-microsoft-com:office:office" xmlns:oel="http://schemas.microsoft.com/office/2019/extlst" xmlns:r="http://schemas.openxmlformats.org/officeDocument/2006/relationships" xmlns:m="http://schemas.openxmlformats.org/officeDocument/2006/math" xmlns:v="urn:schemas-microsoft-com:vml" xmlns:wp14="http://schemas.microsoft.com/office/word/2010/wordprocessingDrawing" xmlns:wp="http://schemas.openxmlformats.org/drawingml/2006/wordprocessingDrawing" xmlns:w10="urn:schemas-microsoft-com:office:word" xmlns:w="http://schemas.openxmlformats.org/wordprocessingml/2006/main" xmlns:w14="http://schemas.microsoft.com/office/word/2010/wordml" xmlns:w15="http://schemas.microsoft.com/office/word/2012/wordml" xmlns:w16cex="http://schemas.microsoft.com/office/word/2018/wordml/cex" xmlns:w16cid="http://schemas.microsoft.com/office/word/2016/wordml/cid" xmlns:w16="http://schemas.microsoft.com/office/word/2018/wordml" xmlns:w16du="http://schemas.microsoft.com/office/word/2023/wordml/word16du" xmlns:w16sdtdh="http://schemas.microsoft.com/office/word/2020/wordml/sdtdatahash" xmlns:w16sdtfl="http://schemas.microsoft.com/office/word/2024/wordml/sdtformatlock" xmlns:w16se="http://schemas.microsoft.com/office/word/2015/wordml/symex" xmlns:wpg="http://schemas.microsoft.com/office/word/2010/wordprocessingGroup" xmlns:wpi="http://schemas.microsoft.com/office/word/2010/wordprocessingInk" xmlns:wne="http://schemas.microsoft.com/office/word/2006/wordml" xmlns:wps="http://schemas.microsoft.com/office/word/2010/wordprocessingShape" mc:Ignorable="w14 w15 w16se w16cid w16 w16cex w16sdtdh w16sdtfl w16du wp14">
   <w:endnote w:type="separator" w:id="-1">
     <w:p>
       <w:r>
@@ -20805,7 +28184,7 @@
 </file>
 
 <file path=word/footnotes.xml><?xml version="1.0" encoding="utf-8"?>
-<w:footnotes xmlns:wpc="http://schemas.microsoft.com/office/word/2010/wordprocessingCanvas" xmlns:cx="http://schemas.microsoft.com/office/drawing/2014/chartex" xmlns:cx1="http://schemas.microsoft.com/office/drawing/2015/9/8/chartex" xmlns:cx2="http://schemas.microsoft.com/office/drawing/2015/10/21/chartex" xmlns:cx3="http://schemas.microsoft.com/office/drawing/2016/5/9/chartex" xmlns:cx4="http://schemas.microsoft.com/office/drawing/2016/5/10/chartex" xmlns:cx5="http://schemas.microsoft.com/office/drawing/2016/5/11/chartex" xmlns:cx6="http://schemas.microsoft.com/office/drawing/2016/5/12/chartex" xmlns:cx7="http://schemas.microsoft.com/office/drawing/2016/5/13/chartex" xmlns:cx8="http://schemas.microsoft.com/office/drawing/2016/5/14/chartex" xmlns:mc="http://schemas.openxmlformats.org/markup-compatibility/2006" xmlns:aink="http://schemas.microsoft.com/office/drawing/2016/ink" xmlns:am3d="http://schemas.microsoft.com/office/drawing/2017/model3d" xmlns:o="urn:schemas-microsoft-com:office:office" xmlns:oel="http://schemas.microsoft.com/office/2019/extlst" xmlns:r="http://schemas.openxmlformats.org/officeDocument/2006/relationships" xmlns:m="http://schemas.openxmlformats.org/officeDocument/2006/math" xmlns:v="urn:schemas-microsoft-com:vml" xmlns:wp14="http://schemas.microsoft.com/office/word/2010/wordprocessingDrawing" xmlns:wp="http://schemas.openxmlformats.org/drawingml/2006/wordprocessingDrawing" xmlns:w10="urn:schemas-microsoft-com:office:word" xmlns:w="http://schemas.openxmlformats.org/wordprocessingml/2006/main" xmlns:w14="http://schemas.microsoft.com/office/word/2010/wordml" xmlns:w15="http://schemas.microsoft.com/office/word/2012/wordml" xmlns:w16cei="http://schemas.microsoft.com/office/word/2026/wordml/cei" xmlns:w16cex="http://schemas.microsoft.com/office/word/2018/wordml/cex" xmlns:w16cid="http://schemas.microsoft.com/office/word/2016/wordml/cid" xmlns:w16="http://schemas.microsoft.com/office/word/2018/wordml" xmlns:w16du="http://schemas.microsoft.com/office/word/2023/wordml/word16du" xmlns:w16sdtdh="http://schemas.microsoft.com/office/word/2020/wordml/sdtdatahash" xmlns:w16sdtfl="http://schemas.microsoft.com/office/word/2024/wordml/sdtformatlock" xmlns:w16se="http://schemas.microsoft.com/office/word/2015/wordml/symex" xmlns:wpg="http://schemas.microsoft.com/office/word/2010/wordprocessingGroup" xmlns:wpi="http://schemas.microsoft.com/office/word/2010/wordprocessingInk" xmlns:wne="http://schemas.microsoft.com/office/word/2006/wordml" xmlns:wps="http://schemas.microsoft.com/office/word/2010/wordprocessingShape" mc:Ignorable="w14 w15 w16se w16cid w16 w16cex w16sdtdh w16sdtfl w16du wp14">
+<w:footnotes xmlns:wpc="http://schemas.microsoft.com/office/word/2010/wordprocessingCanvas" xmlns:cx="http://schemas.microsoft.com/office/drawing/2014/chartex" xmlns:cx1="http://schemas.microsoft.com/office/drawing/2015/9/8/chartex" xmlns:cx2="http://schemas.microsoft.com/office/drawing/2015/10/21/chartex" xmlns:cx3="http://schemas.microsoft.com/office/drawing/2016/5/9/chartex" xmlns:cx4="http://schemas.microsoft.com/office/drawing/2016/5/10/chartex" xmlns:cx5="http://schemas.microsoft.com/office/drawing/2016/5/11/chartex" xmlns:cx6="http://schemas.microsoft.com/office/drawing/2016/5/12/chartex" xmlns:cx7="http://schemas.microsoft.com/office/drawing/2016/5/13/chartex" xmlns:cx8="http://schemas.microsoft.com/office/drawing/2016/5/14/chartex" xmlns:mc="http://schemas.openxmlformats.org/markup-compatibility/2006" xmlns:aink="http://schemas.microsoft.com/office/drawing/2016/ink" xmlns:am3d="http://schemas.microsoft.com/office/drawing/2017/model3d" xmlns:o="urn:schemas-microsoft-com:office:office" xmlns:oel="http://schemas.microsoft.com/office/2019/extlst" xmlns:r="http://schemas.openxmlformats.org/officeDocument/2006/relationships" xmlns:m="http://schemas.openxmlformats.org/officeDocument/2006/math" xmlns:v="urn:schemas-microsoft-com:vml" xmlns:wp14="http://schemas.microsoft.com/office/word/2010/wordprocessingDrawing" xmlns:wp="http://schemas.openxmlformats.org/drawingml/2006/wordprocessingDrawing" xmlns:w10="urn:schemas-microsoft-com:office:word" xmlns:w="http://schemas.openxmlformats.org/wordprocessingml/2006/main" xmlns:w14="http://schemas.microsoft.com/office/word/2010/wordml" xmlns:w15="http://schemas.microsoft.com/office/word/2012/wordml" xmlns:w16cex="http://schemas.microsoft.com/office/word/2018/wordml/cex" xmlns:w16cid="http://schemas.microsoft.com/office/word/2016/wordml/cid" xmlns:w16="http://schemas.microsoft.com/office/word/2018/wordml" xmlns:w16du="http://schemas.microsoft.com/office/word/2023/wordml/word16du" xmlns:w16sdtdh="http://schemas.microsoft.com/office/word/2020/wordml/sdtdatahash" xmlns:w16sdtfl="http://schemas.microsoft.com/office/word/2024/wordml/sdtformatlock" xmlns:w16se="http://schemas.microsoft.com/office/word/2015/wordml/symex" xmlns:wpg="http://schemas.microsoft.com/office/word/2010/wordprocessingGroup" xmlns:wpi="http://schemas.microsoft.com/office/word/2010/wordprocessingInk" xmlns:wne="http://schemas.microsoft.com/office/word/2006/wordml" xmlns:wps="http://schemas.microsoft.com/office/word/2010/wordprocessingShape" mc:Ignorable="w14 w15 w16se w16cid w16 w16cex w16sdtdh w16sdtfl w16du wp14">
   <w:footnote w:type="separator" w:id="-1">
     <w:p>
       <w:r>
@@ -20824,7 +28203,7 @@
 </file>
 
 <file path=word/header1.xml><?xml version="1.0" encoding="utf-8"?>
-<w:hdr xmlns:wpc="http://schemas.microsoft.com/office/word/2010/wordprocessingCanvas" xmlns:cx="http://schemas.microsoft.com/office/drawing/2014/chartex" xmlns:cx1="http://schemas.microsoft.com/office/drawing/2015/9/8/chartex" xmlns:cx2="http://schemas.microsoft.com/office/drawing/2015/10/21/chartex" xmlns:cx3="http://schemas.microsoft.com/office/drawing/2016/5/9/chartex" xmlns:cx4="http://schemas.microsoft.com/office/drawing/2016/5/10/chartex" xmlns:cx5="http://schemas.microsoft.com/office/drawing/2016/5/11/chartex" xmlns:cx6="http://schemas.microsoft.com/office/drawing/2016/5/12/chartex" xmlns:cx7="http://schemas.microsoft.com/office/drawing/2016/5/13/chartex" xmlns:cx8="http://schemas.microsoft.com/office/drawing/2016/5/14/chartex" xmlns:mc="http://schemas.openxmlformats.org/markup-compatibility/2006" xmlns:aink="http://schemas.microsoft.com/office/drawing/2016/ink" xmlns:am3d="http://schemas.microsoft.com/office/drawing/2017/model3d" xmlns:o="urn:schemas-microsoft-com:office:office" xmlns:oel="http://schemas.microsoft.com/office/2019/extlst" xmlns:r="http://schemas.openxmlformats.org/officeDocument/2006/relationships" xmlns:m="http://schemas.openxmlformats.org/officeDocument/2006/math" xmlns:v="urn:schemas-microsoft-com:vml" xmlns:wp14="http://schemas.microsoft.com/office/word/2010/wordprocessingDrawing" xmlns:wp="http://schemas.openxmlformats.org/drawingml/2006/wordprocessingDrawing" xmlns:w10="urn:schemas-microsoft-com:office:word" xmlns:w="http://schemas.openxmlformats.org/wordprocessingml/2006/main" xmlns:w14="http://schemas.microsoft.com/office/word/2010/wordml" xmlns:w15="http://schemas.microsoft.com/office/word/2012/wordml" xmlns:w16cei="http://schemas.microsoft.com/office/word/2026/wordml/cei" xmlns:w16cex="http://schemas.microsoft.com/office/word/2018/wordml/cex" xmlns:w16cid="http://schemas.microsoft.com/office/word/2016/wordml/cid" xmlns:w16="http://schemas.microsoft.com/office/word/2018/wordml" xmlns:w16du="http://schemas.microsoft.com/office/word/2023/wordml/word16du" xmlns:w16sdtdh="http://schemas.microsoft.com/office/word/2020/wordml/sdtdatahash" xmlns:w16sdtfl="http://schemas.microsoft.com/office/word/2024/wordml/sdtformatlock" xmlns:w16se="http://schemas.microsoft.com/office/word/2015/wordml/symex" xmlns:wpg="http://schemas.microsoft.com/office/word/2010/wordprocessingGroup" xmlns:wpi="http://schemas.microsoft.com/office/word/2010/wordprocessingInk" xmlns:wne="http://schemas.microsoft.com/office/word/2006/wordml" xmlns:wps="http://schemas.microsoft.com/office/word/2010/wordprocessingShape" mc:Ignorable="w14 w15 w16se w16cid w16 w16cex w16sdtdh w16sdtfl w16du wp14">
+<w:hdr xmlns:wpc="http://schemas.microsoft.com/office/word/2010/wordprocessingCanvas" xmlns:cx="http://schemas.microsoft.com/office/drawing/2014/chartex" xmlns:cx1="http://schemas.microsoft.com/office/drawing/2015/9/8/chartex" xmlns:cx2="http://schemas.microsoft.com/office/drawing/2015/10/21/chartex" xmlns:cx3="http://schemas.microsoft.com/office/drawing/2016/5/9/chartex" xmlns:cx4="http://schemas.microsoft.com/office/drawing/2016/5/10/chartex" xmlns:cx5="http://schemas.microsoft.com/office/drawing/2016/5/11/chartex" xmlns:cx6="http://schemas.microsoft.com/office/drawing/2016/5/12/chartex" xmlns:cx7="http://schemas.microsoft.com/office/drawing/2016/5/13/chartex" xmlns:cx8="http://schemas.microsoft.com/office/drawing/2016/5/14/chartex" xmlns:mc="http://schemas.openxmlformats.org/markup-compatibility/2006" xmlns:aink="http://schemas.microsoft.com/office/drawing/2016/ink" xmlns:am3d="http://schemas.microsoft.com/office/drawing/2017/model3d" xmlns:o="urn:schemas-microsoft-com:office:office" xmlns:oel="http://schemas.microsoft.com/office/2019/extlst" xmlns:r="http://schemas.openxmlformats.org/officeDocument/2006/relationships" xmlns:m="http://schemas.openxmlformats.org/officeDocument/2006/math" xmlns:v="urn:schemas-microsoft-com:vml" xmlns:wp14="http://schemas.microsoft.com/office/word/2010/wordprocessingDrawing" xmlns:wp="http://schemas.openxmlformats.org/drawingml/2006/wordprocessingDrawing" xmlns:w10="urn:schemas-microsoft-com:office:word" xmlns:w="http://schemas.openxmlformats.org/wordprocessingml/2006/main" xmlns:w14="http://schemas.microsoft.com/office/word/2010/wordml" xmlns:w15="http://schemas.microsoft.com/office/word/2012/wordml" xmlns:w16cex="http://schemas.microsoft.com/office/word/2018/wordml/cex" xmlns:w16cid="http://schemas.microsoft.com/office/word/2016/wordml/cid" xmlns:w16="http://schemas.microsoft.com/office/word/2018/wordml" xmlns:w16du="http://schemas.microsoft.com/office/word/2023/wordml/word16du" xmlns:w16sdtdh="http://schemas.microsoft.com/office/word/2020/wordml/sdtdatahash" xmlns:w16sdtfl="http://schemas.microsoft.com/office/word/2024/wordml/sdtformatlock" xmlns:w16se="http://schemas.microsoft.com/office/word/2015/wordml/symex" xmlns:wpg="http://schemas.microsoft.com/office/word/2010/wordprocessingGroup" xmlns:wpi="http://schemas.microsoft.com/office/word/2010/wordprocessingInk" xmlns:wne="http://schemas.microsoft.com/office/word/2006/wordml" xmlns:wps="http://schemas.microsoft.com/office/word/2010/wordprocessingShape" mc:Ignorable="w14 w15 w16se w16cid w16 w16cex w16sdtdh w16sdtfl w16du wp14">
   <w:p>
     <w:pPr>
       <w:pStyle w:val="Header"/>
@@ -20834,8 +28213,604 @@
 </file>
 
 <file path=word/numbering.xml><?xml version="1.0" encoding="utf-8"?>
-<w:numbering xmlns:wpc="http://schemas.microsoft.com/office/word/2010/wordprocessingCanvas" xmlns:cx="http://schemas.microsoft.com/office/drawing/2014/chartex" xmlns:cx1="http://schemas.microsoft.com/office/drawing/2015/9/8/chartex" xmlns:cx2="http://schemas.microsoft.com/office/drawing/2015/10/21/chartex" xmlns:cx3="http://schemas.microsoft.com/office/drawing/2016/5/9/chartex" xmlns:cx4="http://schemas.microsoft.com/office/drawing/2016/5/10/chartex" xmlns:cx5="http://schemas.microsoft.com/office/drawing/2016/5/11/chartex" xmlns:cx6="http://schemas.microsoft.com/office/drawing/2016/5/12/chartex" xmlns:cx7="http://schemas.microsoft.com/office/drawing/2016/5/13/chartex" xmlns:cx8="http://schemas.microsoft.com/office/drawing/2016/5/14/chartex" xmlns:mc="http://schemas.openxmlformats.org/markup-compatibility/2006" xmlns:aink="http://schemas.microsoft.com/office/drawing/2016/ink" xmlns:am3d="http://schemas.microsoft.com/office/drawing/2017/model3d" xmlns:o="urn:schemas-microsoft-com:office:office" xmlns:oel="http://schemas.microsoft.com/office/2019/extlst" xmlns:r="http://schemas.openxmlformats.org/officeDocument/2006/relationships" xmlns:m="http://schemas.openxmlformats.org/officeDocument/2006/math" xmlns:v="urn:schemas-microsoft-com:vml" xmlns:wp14="http://schemas.microsoft.com/office/word/2010/wordprocessingDrawing" xmlns:wp="http://schemas.openxmlformats.org/drawingml/2006/wordprocessingDrawing" xmlns:w10="urn:schemas-microsoft-com:office:word" xmlns:w="http://schemas.openxmlformats.org/wordprocessingml/2006/main" xmlns:w14="http://schemas.microsoft.com/office/word/2010/wordml" xmlns:w15="http://schemas.microsoft.com/office/word/2012/wordml" xmlns:w16cei="http://schemas.microsoft.com/office/word/2026/wordml/cei" xmlns:w16cex="http://schemas.microsoft.com/office/word/2018/wordml/cex" xmlns:w16cid="http://schemas.microsoft.com/office/word/2016/wordml/cid" xmlns:w16="http://schemas.microsoft.com/office/word/2018/wordml" xmlns:w16du="http://schemas.microsoft.com/office/word/2023/wordml/word16du" xmlns:w16sdtdh="http://schemas.microsoft.com/office/word/2020/wordml/sdtdatahash" xmlns:w16sdtfl="http://schemas.microsoft.com/office/word/2024/wordml/sdtformatlock" xmlns:w16se="http://schemas.microsoft.com/office/word/2015/wordml/symex" xmlns:wpg="http://schemas.microsoft.com/office/word/2010/wordprocessingGroup" xmlns:wpi="http://schemas.microsoft.com/office/word/2010/wordprocessingInk" xmlns:wne="http://schemas.microsoft.com/office/word/2006/wordml" xmlns:wps="http://schemas.microsoft.com/office/word/2010/wordprocessingShape" mc:Ignorable="w14 w15 w16se w16cid w16 w16cex w16sdtdh w16sdtfl w16du wp14">
+<w:numbering xmlns:wpc="http://schemas.microsoft.com/office/word/2010/wordprocessingCanvas" xmlns:cx="http://schemas.microsoft.com/office/drawing/2014/chartex" xmlns:cx1="http://schemas.microsoft.com/office/drawing/2015/9/8/chartex" xmlns:cx2="http://schemas.microsoft.com/office/drawing/2015/10/21/chartex" xmlns:cx3="http://schemas.microsoft.com/office/drawing/2016/5/9/chartex" xmlns:cx4="http://schemas.microsoft.com/office/drawing/2016/5/10/chartex" xmlns:cx5="http://schemas.microsoft.com/office/drawing/2016/5/11/chartex" xmlns:cx6="http://schemas.microsoft.com/office/drawing/2016/5/12/chartex" xmlns:cx7="http://schemas.microsoft.com/office/drawing/2016/5/13/chartex" xmlns:cx8="http://schemas.microsoft.com/office/drawing/2016/5/14/chartex" xmlns:mc="http://schemas.openxmlformats.org/markup-compatibility/2006" xmlns:aink="http://schemas.microsoft.com/office/drawing/2016/ink" xmlns:am3d="http://schemas.microsoft.com/office/drawing/2017/model3d" xmlns:o="urn:schemas-microsoft-com:office:office" xmlns:oel="http://schemas.microsoft.com/office/2019/extlst" xmlns:r="http://schemas.openxmlformats.org/officeDocument/2006/relationships" xmlns:m="http://schemas.openxmlformats.org/officeDocument/2006/math" xmlns:v="urn:schemas-microsoft-com:vml" xmlns:wp14="http://schemas.microsoft.com/office/word/2010/wordprocessingDrawing" xmlns:wp="http://schemas.openxmlformats.org/drawingml/2006/wordprocessingDrawing" xmlns:w10="urn:schemas-microsoft-com:office:word" xmlns:w="http://schemas.openxmlformats.org/wordprocessingml/2006/main" xmlns:w14="http://schemas.microsoft.com/office/word/2010/wordml" xmlns:w15="http://schemas.microsoft.com/office/word/2012/wordml" xmlns:w16cex="http://schemas.microsoft.com/office/word/2018/wordml/cex" xmlns:w16cid="http://schemas.microsoft.com/office/word/2016/wordml/cid" xmlns:w16="http://schemas.microsoft.com/office/word/2018/wordml" xmlns:w16du="http://schemas.microsoft.com/office/word/2023/wordml/word16du" xmlns:w16sdtdh="http://schemas.microsoft.com/office/word/2020/wordml/sdtdatahash" xmlns:w16sdtfl="http://schemas.microsoft.com/office/word/2024/wordml/sdtformatlock" xmlns:w16se="http://schemas.microsoft.com/office/word/2015/wordml/symex" xmlns:wpg="http://schemas.microsoft.com/office/word/2010/wordprocessingGroup" xmlns:wpi="http://schemas.microsoft.com/office/word/2010/wordprocessingInk" xmlns:wne="http://schemas.microsoft.com/office/word/2006/wordml" xmlns:wps="http://schemas.microsoft.com/office/word/2010/wordprocessingShape" mc:Ignorable="w14 w15 w16se w16cid w16 w16cex w16sdtdh w16sdtfl w16du wp14">
   <w:abstractNum w:abstractNumId="0" w15:restartNumberingAfterBreak="0">
+    <w:nsid w:val="057D4E7F"/>
+    <w:multiLevelType w:val="multilevel"/>
+    <w:tmpl w:val="56C8B828"/>
+    <w:lvl w:ilvl="0">
+      <w:start w:val="1"/>
+      <w:numFmt w:val="bullet"/>
+      <w:lvlText w:val=""/>
+      <w:lvlJc w:val="left"/>
+      <w:pPr>
+        <w:tabs>
+          <w:tab w:val="num" w:pos="720"/>
+        </w:tabs>
+        <w:ind w:left="720" w:hanging="360"/>
+      </w:pPr>
+      <w:rPr>
+        <w:rFonts w:ascii="Symbol" w:hAnsi="Symbol" w:hint="default"/>
+        <w:sz w:val="20"/>
+      </w:rPr>
+    </w:lvl>
+    <w:lvl w:ilvl="1" w:tentative="1">
+      <w:start w:val="1"/>
+      <w:numFmt w:val="bullet"/>
+      <w:lvlText w:val="o"/>
+      <w:lvlJc w:val="left"/>
+      <w:pPr>
+        <w:tabs>
+          <w:tab w:val="num" w:pos="1440"/>
+        </w:tabs>
+        <w:ind w:left="1440" w:hanging="360"/>
+      </w:pPr>
+      <w:rPr>
+        <w:rFonts w:ascii="Courier New" w:hAnsi="Courier New" w:hint="default"/>
+        <w:sz w:val="20"/>
+      </w:rPr>
+    </w:lvl>
+    <w:lvl w:ilvl="2" w:tentative="1">
+      <w:start w:val="1"/>
+      <w:numFmt w:val="bullet"/>
+      <w:lvlText w:val=""/>
+      <w:lvlJc w:val="left"/>
+      <w:pPr>
+        <w:tabs>
+          <w:tab w:val="num" w:pos="2160"/>
+        </w:tabs>
+        <w:ind w:left="2160" w:hanging="360"/>
+      </w:pPr>
+      <w:rPr>
+        <w:rFonts w:ascii="Wingdings" w:hAnsi="Wingdings" w:hint="default"/>
+        <w:sz w:val="20"/>
+      </w:rPr>
+    </w:lvl>
+    <w:lvl w:ilvl="3" w:tentative="1">
+      <w:start w:val="1"/>
+      <w:numFmt w:val="bullet"/>
+      <w:lvlText w:val=""/>
+      <w:lvlJc w:val="left"/>
+      <w:pPr>
+        <w:tabs>
+          <w:tab w:val="num" w:pos="2880"/>
+        </w:tabs>
+        <w:ind w:left="2880" w:hanging="360"/>
+      </w:pPr>
+      <w:rPr>
+        <w:rFonts w:ascii="Wingdings" w:hAnsi="Wingdings" w:hint="default"/>
+        <w:sz w:val="20"/>
+      </w:rPr>
+    </w:lvl>
+    <w:lvl w:ilvl="4" w:tentative="1">
+      <w:start w:val="1"/>
+      <w:numFmt w:val="bullet"/>
+      <w:lvlText w:val=""/>
+      <w:lvlJc w:val="left"/>
+      <w:pPr>
+        <w:tabs>
+          <w:tab w:val="num" w:pos="3600"/>
+        </w:tabs>
+        <w:ind w:left="3600" w:hanging="360"/>
+      </w:pPr>
+      <w:rPr>
+        <w:rFonts w:ascii="Wingdings" w:hAnsi="Wingdings" w:hint="default"/>
+        <w:sz w:val="20"/>
+      </w:rPr>
+    </w:lvl>
+    <w:lvl w:ilvl="5" w:tentative="1">
+      <w:start w:val="1"/>
+      <w:numFmt w:val="bullet"/>
+      <w:lvlText w:val=""/>
+      <w:lvlJc w:val="left"/>
+      <w:pPr>
+        <w:tabs>
+          <w:tab w:val="num" w:pos="4320"/>
+        </w:tabs>
+        <w:ind w:left="4320" w:hanging="360"/>
+      </w:pPr>
+      <w:rPr>
+        <w:rFonts w:ascii="Wingdings" w:hAnsi="Wingdings" w:hint="default"/>
+        <w:sz w:val="20"/>
+      </w:rPr>
+    </w:lvl>
+    <w:lvl w:ilvl="6" w:tentative="1">
+      <w:start w:val="1"/>
+      <w:numFmt w:val="bullet"/>
+      <w:lvlText w:val=""/>
+      <w:lvlJc w:val="left"/>
+      <w:pPr>
+        <w:tabs>
+          <w:tab w:val="num" w:pos="5040"/>
+        </w:tabs>
+        <w:ind w:left="5040" w:hanging="360"/>
+      </w:pPr>
+      <w:rPr>
+        <w:rFonts w:ascii="Wingdings" w:hAnsi="Wingdings" w:hint="default"/>
+        <w:sz w:val="20"/>
+      </w:rPr>
+    </w:lvl>
+    <w:lvl w:ilvl="7" w:tentative="1">
+      <w:start w:val="1"/>
+      <w:numFmt w:val="bullet"/>
+      <w:lvlText w:val=""/>
+      <w:lvlJc w:val="left"/>
+      <w:pPr>
+        <w:tabs>
+          <w:tab w:val="num" w:pos="5760"/>
+        </w:tabs>
+        <w:ind w:left="5760" w:hanging="360"/>
+      </w:pPr>
+      <w:rPr>
+        <w:rFonts w:ascii="Wingdings" w:hAnsi="Wingdings" w:hint="default"/>
+        <w:sz w:val="20"/>
+      </w:rPr>
+    </w:lvl>
+    <w:lvl w:ilvl="8" w:tentative="1">
+      <w:start w:val="1"/>
+      <w:numFmt w:val="bullet"/>
+      <w:lvlText w:val=""/>
+      <w:lvlJc w:val="left"/>
+      <w:pPr>
+        <w:tabs>
+          <w:tab w:val="num" w:pos="6480"/>
+        </w:tabs>
+        <w:ind w:left="6480" w:hanging="360"/>
+      </w:pPr>
+      <w:rPr>
+        <w:rFonts w:ascii="Wingdings" w:hAnsi="Wingdings" w:hint="default"/>
+        <w:sz w:val="20"/>
+      </w:rPr>
+    </w:lvl>
+  </w:abstractNum>
+  <w:abstractNum w:abstractNumId="1" w15:restartNumberingAfterBreak="0">
+    <w:nsid w:val="061A506D"/>
+    <w:multiLevelType w:val="multilevel"/>
+    <w:tmpl w:val="78E67998"/>
+    <w:lvl w:ilvl="0">
+      <w:start w:val="1"/>
+      <w:numFmt w:val="bullet"/>
+      <w:lvlText w:val=""/>
+      <w:lvlJc w:val="left"/>
+      <w:pPr>
+        <w:tabs>
+          <w:tab w:val="num" w:pos="720"/>
+        </w:tabs>
+        <w:ind w:left="720" w:hanging="360"/>
+      </w:pPr>
+      <w:rPr>
+        <w:rFonts w:ascii="Symbol" w:hAnsi="Symbol" w:hint="default"/>
+        <w:sz w:val="20"/>
+      </w:rPr>
+    </w:lvl>
+    <w:lvl w:ilvl="1" w:tentative="1">
+      <w:start w:val="1"/>
+      <w:numFmt w:val="bullet"/>
+      <w:lvlText w:val="o"/>
+      <w:lvlJc w:val="left"/>
+      <w:pPr>
+        <w:tabs>
+          <w:tab w:val="num" w:pos="1440"/>
+        </w:tabs>
+        <w:ind w:left="1440" w:hanging="360"/>
+      </w:pPr>
+      <w:rPr>
+        <w:rFonts w:ascii="Courier New" w:hAnsi="Courier New" w:hint="default"/>
+        <w:sz w:val="20"/>
+      </w:rPr>
+    </w:lvl>
+    <w:lvl w:ilvl="2" w:tentative="1">
+      <w:start w:val="1"/>
+      <w:numFmt w:val="bullet"/>
+      <w:lvlText w:val=""/>
+      <w:lvlJc w:val="left"/>
+      <w:pPr>
+        <w:tabs>
+          <w:tab w:val="num" w:pos="2160"/>
+        </w:tabs>
+        <w:ind w:left="2160" w:hanging="360"/>
+      </w:pPr>
+      <w:rPr>
+        <w:rFonts w:ascii="Wingdings" w:hAnsi="Wingdings" w:hint="default"/>
+        <w:sz w:val="20"/>
+      </w:rPr>
+    </w:lvl>
+    <w:lvl w:ilvl="3" w:tentative="1">
+      <w:start w:val="1"/>
+      <w:numFmt w:val="bullet"/>
+      <w:lvlText w:val=""/>
+      <w:lvlJc w:val="left"/>
+      <w:pPr>
+        <w:tabs>
+          <w:tab w:val="num" w:pos="2880"/>
+        </w:tabs>
+        <w:ind w:left="2880" w:hanging="360"/>
+      </w:pPr>
+      <w:rPr>
+        <w:rFonts w:ascii="Wingdings" w:hAnsi="Wingdings" w:hint="default"/>
+        <w:sz w:val="20"/>
+      </w:rPr>
+    </w:lvl>
+    <w:lvl w:ilvl="4" w:tentative="1">
+      <w:start w:val="1"/>
+      <w:numFmt w:val="bullet"/>
+      <w:lvlText w:val=""/>
+      <w:lvlJc w:val="left"/>
+      <w:pPr>
+        <w:tabs>
+          <w:tab w:val="num" w:pos="3600"/>
+        </w:tabs>
+        <w:ind w:left="3600" w:hanging="360"/>
+      </w:pPr>
+      <w:rPr>
+        <w:rFonts w:ascii="Wingdings" w:hAnsi="Wingdings" w:hint="default"/>
+        <w:sz w:val="20"/>
+      </w:rPr>
+    </w:lvl>
+    <w:lvl w:ilvl="5" w:tentative="1">
+      <w:start w:val="1"/>
+      <w:numFmt w:val="bullet"/>
+      <w:lvlText w:val=""/>
+      <w:lvlJc w:val="left"/>
+      <w:pPr>
+        <w:tabs>
+          <w:tab w:val="num" w:pos="4320"/>
+        </w:tabs>
+        <w:ind w:left="4320" w:hanging="360"/>
+      </w:pPr>
+      <w:rPr>
+        <w:rFonts w:ascii="Wingdings" w:hAnsi="Wingdings" w:hint="default"/>
+        <w:sz w:val="20"/>
+      </w:rPr>
+    </w:lvl>
+    <w:lvl w:ilvl="6" w:tentative="1">
+      <w:start w:val="1"/>
+      <w:numFmt w:val="bullet"/>
+      <w:lvlText w:val=""/>
+      <w:lvlJc w:val="left"/>
+      <w:pPr>
+        <w:tabs>
+          <w:tab w:val="num" w:pos="5040"/>
+        </w:tabs>
+        <w:ind w:left="5040" w:hanging="360"/>
+      </w:pPr>
+      <w:rPr>
+        <w:rFonts w:ascii="Wingdings" w:hAnsi="Wingdings" w:hint="default"/>
+        <w:sz w:val="20"/>
+      </w:rPr>
+    </w:lvl>
+    <w:lvl w:ilvl="7" w:tentative="1">
+      <w:start w:val="1"/>
+      <w:numFmt w:val="bullet"/>
+      <w:lvlText w:val=""/>
+      <w:lvlJc w:val="left"/>
+      <w:pPr>
+        <w:tabs>
+          <w:tab w:val="num" w:pos="5760"/>
+        </w:tabs>
+        <w:ind w:left="5760" w:hanging="360"/>
+      </w:pPr>
+      <w:rPr>
+        <w:rFonts w:ascii="Wingdings" w:hAnsi="Wingdings" w:hint="default"/>
+        <w:sz w:val="20"/>
+      </w:rPr>
+    </w:lvl>
+    <w:lvl w:ilvl="8" w:tentative="1">
+      <w:start w:val="1"/>
+      <w:numFmt w:val="bullet"/>
+      <w:lvlText w:val=""/>
+      <w:lvlJc w:val="left"/>
+      <w:pPr>
+        <w:tabs>
+          <w:tab w:val="num" w:pos="6480"/>
+        </w:tabs>
+        <w:ind w:left="6480" w:hanging="360"/>
+      </w:pPr>
+      <w:rPr>
+        <w:rFonts w:ascii="Wingdings" w:hAnsi="Wingdings" w:hint="default"/>
+        <w:sz w:val="20"/>
+      </w:rPr>
+    </w:lvl>
+  </w:abstractNum>
+  <w:abstractNum w:abstractNumId="2" w15:restartNumberingAfterBreak="0">
+    <w:nsid w:val="06510A8C"/>
+    <w:multiLevelType w:val="multilevel"/>
+    <w:tmpl w:val="95F207D0"/>
+    <w:lvl w:ilvl="0">
+      <w:start w:val="1"/>
+      <w:numFmt w:val="bullet"/>
+      <w:lvlText w:val=""/>
+      <w:lvlJc w:val="left"/>
+      <w:pPr>
+        <w:tabs>
+          <w:tab w:val="num" w:pos="720"/>
+        </w:tabs>
+        <w:ind w:left="720" w:hanging="360"/>
+      </w:pPr>
+      <w:rPr>
+        <w:rFonts w:ascii="Symbol" w:hAnsi="Symbol" w:hint="default"/>
+        <w:sz w:val="20"/>
+      </w:rPr>
+    </w:lvl>
+    <w:lvl w:ilvl="1" w:tentative="1">
+      <w:start w:val="1"/>
+      <w:numFmt w:val="bullet"/>
+      <w:lvlText w:val="o"/>
+      <w:lvlJc w:val="left"/>
+      <w:pPr>
+        <w:tabs>
+          <w:tab w:val="num" w:pos="1440"/>
+        </w:tabs>
+        <w:ind w:left="1440" w:hanging="360"/>
+      </w:pPr>
+      <w:rPr>
+        <w:rFonts w:ascii="Courier New" w:hAnsi="Courier New" w:hint="default"/>
+        <w:sz w:val="20"/>
+      </w:rPr>
+    </w:lvl>
+    <w:lvl w:ilvl="2" w:tentative="1">
+      <w:start w:val="1"/>
+      <w:numFmt w:val="bullet"/>
+      <w:lvlText w:val=""/>
+      <w:lvlJc w:val="left"/>
+      <w:pPr>
+        <w:tabs>
+          <w:tab w:val="num" w:pos="2160"/>
+        </w:tabs>
+        <w:ind w:left="2160" w:hanging="360"/>
+      </w:pPr>
+      <w:rPr>
+        <w:rFonts w:ascii="Wingdings" w:hAnsi="Wingdings" w:hint="default"/>
+        <w:sz w:val="20"/>
+      </w:rPr>
+    </w:lvl>
+    <w:lvl w:ilvl="3" w:tentative="1">
+      <w:start w:val="1"/>
+      <w:numFmt w:val="bullet"/>
+      <w:lvlText w:val=""/>
+      <w:lvlJc w:val="left"/>
+      <w:pPr>
+        <w:tabs>
+          <w:tab w:val="num" w:pos="2880"/>
+        </w:tabs>
+        <w:ind w:left="2880" w:hanging="360"/>
+      </w:pPr>
+      <w:rPr>
+        <w:rFonts w:ascii="Wingdings" w:hAnsi="Wingdings" w:hint="default"/>
+        <w:sz w:val="20"/>
+      </w:rPr>
+    </w:lvl>
+    <w:lvl w:ilvl="4" w:tentative="1">
+      <w:start w:val="1"/>
+      <w:numFmt w:val="bullet"/>
+      <w:lvlText w:val=""/>
+      <w:lvlJc w:val="left"/>
+      <w:pPr>
+        <w:tabs>
+          <w:tab w:val="num" w:pos="3600"/>
+        </w:tabs>
+        <w:ind w:left="3600" w:hanging="360"/>
+      </w:pPr>
+      <w:rPr>
+        <w:rFonts w:ascii="Wingdings" w:hAnsi="Wingdings" w:hint="default"/>
+        <w:sz w:val="20"/>
+      </w:rPr>
+    </w:lvl>
+    <w:lvl w:ilvl="5" w:tentative="1">
+      <w:start w:val="1"/>
+      <w:numFmt w:val="bullet"/>
+      <w:lvlText w:val=""/>
+      <w:lvlJc w:val="left"/>
+      <w:pPr>
+        <w:tabs>
+          <w:tab w:val="num" w:pos="4320"/>
+        </w:tabs>
+        <w:ind w:left="4320" w:hanging="360"/>
+      </w:pPr>
+      <w:rPr>
+        <w:rFonts w:ascii="Wingdings" w:hAnsi="Wingdings" w:hint="default"/>
+        <w:sz w:val="20"/>
+      </w:rPr>
+    </w:lvl>
+    <w:lvl w:ilvl="6" w:tentative="1">
+      <w:start w:val="1"/>
+      <w:numFmt w:val="bullet"/>
+      <w:lvlText w:val=""/>
+      <w:lvlJc w:val="left"/>
+      <w:pPr>
+        <w:tabs>
+          <w:tab w:val="num" w:pos="5040"/>
+        </w:tabs>
+        <w:ind w:left="5040" w:hanging="360"/>
+      </w:pPr>
+      <w:rPr>
+        <w:rFonts w:ascii="Wingdings" w:hAnsi="Wingdings" w:hint="default"/>
+        <w:sz w:val="20"/>
+      </w:rPr>
+    </w:lvl>
+    <w:lvl w:ilvl="7" w:tentative="1">
+      <w:start w:val="1"/>
+      <w:numFmt w:val="bullet"/>
+      <w:lvlText w:val=""/>
+      <w:lvlJc w:val="left"/>
+      <w:pPr>
+        <w:tabs>
+          <w:tab w:val="num" w:pos="5760"/>
+        </w:tabs>
+        <w:ind w:left="5760" w:hanging="360"/>
+      </w:pPr>
+      <w:rPr>
+        <w:rFonts w:ascii="Wingdings" w:hAnsi="Wingdings" w:hint="default"/>
+        <w:sz w:val="20"/>
+      </w:rPr>
+    </w:lvl>
+    <w:lvl w:ilvl="8" w:tentative="1">
+      <w:start w:val="1"/>
+      <w:numFmt w:val="bullet"/>
+      <w:lvlText w:val=""/>
+      <w:lvlJc w:val="left"/>
+      <w:pPr>
+        <w:tabs>
+          <w:tab w:val="num" w:pos="6480"/>
+        </w:tabs>
+        <w:ind w:left="6480" w:hanging="360"/>
+      </w:pPr>
+      <w:rPr>
+        <w:rFonts w:ascii="Wingdings" w:hAnsi="Wingdings" w:hint="default"/>
+        <w:sz w:val="20"/>
+      </w:rPr>
+    </w:lvl>
+  </w:abstractNum>
+  <w:abstractNum w:abstractNumId="3" w15:restartNumberingAfterBreak="0">
+    <w:nsid w:val="0B723B5C"/>
+    <w:multiLevelType w:val="multilevel"/>
+    <w:tmpl w:val="1166EA78"/>
+    <w:lvl w:ilvl="0">
+      <w:start w:val="1"/>
+      <w:numFmt w:val="bullet"/>
+      <w:lvlText w:val=""/>
+      <w:lvlJc w:val="left"/>
+      <w:pPr>
+        <w:tabs>
+          <w:tab w:val="num" w:pos="720"/>
+        </w:tabs>
+        <w:ind w:left="720" w:hanging="360"/>
+      </w:pPr>
+      <w:rPr>
+        <w:rFonts w:ascii="Symbol" w:hAnsi="Symbol" w:hint="default"/>
+        <w:sz w:val="20"/>
+      </w:rPr>
+    </w:lvl>
+    <w:lvl w:ilvl="1" w:tentative="1">
+      <w:start w:val="1"/>
+      <w:numFmt w:val="bullet"/>
+      <w:lvlText w:val="o"/>
+      <w:lvlJc w:val="left"/>
+      <w:pPr>
+        <w:tabs>
+          <w:tab w:val="num" w:pos="1440"/>
+        </w:tabs>
+        <w:ind w:left="1440" w:hanging="360"/>
+      </w:pPr>
+      <w:rPr>
+        <w:rFonts w:ascii="Courier New" w:hAnsi="Courier New" w:hint="default"/>
+        <w:sz w:val="20"/>
+      </w:rPr>
+    </w:lvl>
+    <w:lvl w:ilvl="2" w:tentative="1">
+      <w:start w:val="1"/>
+      <w:numFmt w:val="bullet"/>
+      <w:lvlText w:val=""/>
+      <w:lvlJc w:val="left"/>
+      <w:pPr>
+        <w:tabs>
+          <w:tab w:val="num" w:pos="2160"/>
+        </w:tabs>
+        <w:ind w:left="2160" w:hanging="360"/>
+      </w:pPr>
+      <w:rPr>
+        <w:rFonts w:ascii="Wingdings" w:hAnsi="Wingdings" w:hint="default"/>
+        <w:sz w:val="20"/>
+      </w:rPr>
+    </w:lvl>
+    <w:lvl w:ilvl="3" w:tentative="1">
+      <w:start w:val="1"/>
+      <w:numFmt w:val="bullet"/>
+      <w:lvlText w:val=""/>
+      <w:lvlJc w:val="left"/>
+      <w:pPr>
+        <w:tabs>
+          <w:tab w:val="num" w:pos="2880"/>
+        </w:tabs>
+        <w:ind w:left="2880" w:hanging="360"/>
+      </w:pPr>
+      <w:rPr>
+        <w:rFonts w:ascii="Wingdings" w:hAnsi="Wingdings" w:hint="default"/>
+        <w:sz w:val="20"/>
+      </w:rPr>
+    </w:lvl>
+    <w:lvl w:ilvl="4" w:tentative="1">
+      <w:start w:val="1"/>
+      <w:numFmt w:val="bullet"/>
+      <w:lvlText w:val=""/>
+      <w:lvlJc w:val="left"/>
+      <w:pPr>
+        <w:tabs>
+          <w:tab w:val="num" w:pos="3600"/>
+        </w:tabs>
+        <w:ind w:left="3600" w:hanging="360"/>
+      </w:pPr>
+      <w:rPr>
+        <w:rFonts w:ascii="Wingdings" w:hAnsi="Wingdings" w:hint="default"/>
+        <w:sz w:val="20"/>
+      </w:rPr>
+    </w:lvl>
+    <w:lvl w:ilvl="5" w:tentative="1">
+      <w:start w:val="1"/>
+      <w:numFmt w:val="bullet"/>
+      <w:lvlText w:val=""/>
+      <w:lvlJc w:val="left"/>
+      <w:pPr>
+        <w:tabs>
+          <w:tab w:val="num" w:pos="4320"/>
+        </w:tabs>
+        <w:ind w:left="4320" w:hanging="360"/>
+      </w:pPr>
+      <w:rPr>
+        <w:rFonts w:ascii="Wingdings" w:hAnsi="Wingdings" w:hint="default"/>
+        <w:sz w:val="20"/>
+      </w:rPr>
+    </w:lvl>
+    <w:lvl w:ilvl="6" w:tentative="1">
+      <w:start w:val="1"/>
+      <w:numFmt w:val="bullet"/>
+      <w:lvlText w:val=""/>
+      <w:lvlJc w:val="left"/>
+      <w:pPr>
+        <w:tabs>
+          <w:tab w:val="num" w:pos="5040"/>
+        </w:tabs>
+        <w:ind w:left="5040" w:hanging="360"/>
+      </w:pPr>
+      <w:rPr>
+        <w:rFonts w:ascii="Wingdings" w:hAnsi="Wingdings" w:hint="default"/>
+        <w:sz w:val="20"/>
+      </w:rPr>
+    </w:lvl>
+    <w:lvl w:ilvl="7" w:tentative="1">
+      <w:start w:val="1"/>
+      <w:numFmt w:val="bullet"/>
+      <w:lvlText w:val=""/>
+      <w:lvlJc w:val="left"/>
+      <w:pPr>
+        <w:tabs>
+          <w:tab w:val="num" w:pos="5760"/>
+        </w:tabs>
+        <w:ind w:left="5760" w:hanging="360"/>
+      </w:pPr>
+      <w:rPr>
+        <w:rFonts w:ascii="Wingdings" w:hAnsi="Wingdings" w:hint="default"/>
+        <w:sz w:val="20"/>
+      </w:rPr>
+    </w:lvl>
+    <w:lvl w:ilvl="8" w:tentative="1">
+      <w:start w:val="1"/>
+      <w:numFmt w:val="bullet"/>
+      <w:lvlText w:val=""/>
+      <w:lvlJc w:val="left"/>
+      <w:pPr>
+        <w:tabs>
+          <w:tab w:val="num" w:pos="6480"/>
+        </w:tabs>
+        <w:ind w:left="6480" w:hanging="360"/>
+      </w:pPr>
+      <w:rPr>
+        <w:rFonts w:ascii="Wingdings" w:hAnsi="Wingdings" w:hint="default"/>
+        <w:sz w:val="20"/>
+      </w:rPr>
+    </w:lvl>
+  </w:abstractNum>
+  <w:abstractNum w:abstractNumId="4" w15:restartNumberingAfterBreak="0">
     <w:nsid w:val="16C539FF"/>
     <w:multiLevelType w:val="multilevel"/>
     <w:tmpl w:val="58260A74"/>
@@ -20984,7 +28959,7 @@
       </w:rPr>
     </w:lvl>
   </w:abstractNum>
-  <w:abstractNum w:abstractNumId="1" w15:restartNumberingAfterBreak="0">
+  <w:abstractNum w:abstractNumId="5" w15:restartNumberingAfterBreak="0">
     <w:nsid w:val="18DC6D0E"/>
     <w:multiLevelType w:val="hybridMultilevel"/>
     <w:tmpl w:val="723865B8"/>
@@ -21073,7 +29048,7 @@
       </w:pPr>
     </w:lvl>
   </w:abstractNum>
-  <w:abstractNum w:abstractNumId="2" w15:restartNumberingAfterBreak="0">
+  <w:abstractNum w:abstractNumId="6" w15:restartNumberingAfterBreak="0">
     <w:nsid w:val="1BAA7AE2"/>
     <w:multiLevelType w:val="multilevel"/>
     <w:tmpl w:val="29448D34"/>
@@ -21222,7 +29197,7 @@
       </w:rPr>
     </w:lvl>
   </w:abstractNum>
-  <w:abstractNum w:abstractNumId="3" w15:restartNumberingAfterBreak="0">
+  <w:abstractNum w:abstractNumId="7" w15:restartNumberingAfterBreak="0">
     <w:nsid w:val="1CC2705B"/>
     <w:multiLevelType w:val="multilevel"/>
     <w:tmpl w:val="5F30203E"/>
@@ -21371,7 +29346,7 @@
       </w:rPr>
     </w:lvl>
   </w:abstractNum>
-  <w:abstractNum w:abstractNumId="4" w15:restartNumberingAfterBreak="0">
+  <w:abstractNum w:abstractNumId="8" w15:restartNumberingAfterBreak="0">
     <w:nsid w:val="21020320"/>
     <w:multiLevelType w:val="multilevel"/>
     <w:tmpl w:val="298E8482"/>
@@ -21520,7 +29495,7 @@
       </w:rPr>
     </w:lvl>
   </w:abstractNum>
-  <w:abstractNum w:abstractNumId="5" w15:restartNumberingAfterBreak="0">
+  <w:abstractNum w:abstractNumId="9" w15:restartNumberingAfterBreak="0">
     <w:nsid w:val="220C6323"/>
     <w:multiLevelType w:val="multilevel"/>
     <w:tmpl w:val="F4AAAA18"/>
@@ -21669,7 +29644,7 @@
       </w:rPr>
     </w:lvl>
   </w:abstractNum>
-  <w:abstractNum w:abstractNumId="6" w15:restartNumberingAfterBreak="0">
+  <w:abstractNum w:abstractNumId="10" w15:restartNumberingAfterBreak="0">
     <w:nsid w:val="23732D8D"/>
     <w:multiLevelType w:val="hybridMultilevel"/>
     <w:tmpl w:val="884E83CE"/>
@@ -21755,7 +29730,7 @@
       </w:pPr>
     </w:lvl>
   </w:abstractNum>
-  <w:abstractNum w:abstractNumId="7" w15:restartNumberingAfterBreak="0">
+  <w:abstractNum w:abstractNumId="11" w15:restartNumberingAfterBreak="0">
     <w:nsid w:val="27911F06"/>
     <w:multiLevelType w:val="multilevel"/>
     <w:tmpl w:val="BA84F32C"/>
@@ -21904,7 +29879,7 @@
       </w:rPr>
     </w:lvl>
   </w:abstractNum>
-  <w:abstractNum w:abstractNumId="8" w15:restartNumberingAfterBreak="0">
+  <w:abstractNum w:abstractNumId="12" w15:restartNumberingAfterBreak="0">
     <w:nsid w:val="27CF63E4"/>
     <w:multiLevelType w:val="multilevel"/>
     <w:tmpl w:val="EE6C6DDA"/>
@@ -22053,7 +30028,7 @@
       </w:rPr>
     </w:lvl>
   </w:abstractNum>
-  <w:abstractNum w:abstractNumId="9" w15:restartNumberingAfterBreak="0">
+  <w:abstractNum w:abstractNumId="13" w15:restartNumberingAfterBreak="0">
     <w:nsid w:val="29CC4210"/>
     <w:multiLevelType w:val="multilevel"/>
     <w:tmpl w:val="5F9EB14E"/>
@@ -22202,7 +30177,156 @@
       </w:rPr>
     </w:lvl>
   </w:abstractNum>
-  <w:abstractNum w:abstractNumId="10" w15:restartNumberingAfterBreak="0">
+  <w:abstractNum w:abstractNumId="14" w15:restartNumberingAfterBreak="0">
+    <w:nsid w:val="2E8F4FD2"/>
+    <w:multiLevelType w:val="multilevel"/>
+    <w:tmpl w:val="C44AC244"/>
+    <w:lvl w:ilvl="0">
+      <w:start w:val="1"/>
+      <w:numFmt w:val="bullet"/>
+      <w:lvlText w:val=""/>
+      <w:lvlJc w:val="left"/>
+      <w:pPr>
+        <w:tabs>
+          <w:tab w:val="num" w:pos="720"/>
+        </w:tabs>
+        <w:ind w:left="720" w:hanging="360"/>
+      </w:pPr>
+      <w:rPr>
+        <w:rFonts w:ascii="Symbol" w:hAnsi="Symbol" w:hint="default"/>
+        <w:sz w:val="20"/>
+      </w:rPr>
+    </w:lvl>
+    <w:lvl w:ilvl="1" w:tentative="1">
+      <w:start w:val="1"/>
+      <w:numFmt w:val="bullet"/>
+      <w:lvlText w:val="o"/>
+      <w:lvlJc w:val="left"/>
+      <w:pPr>
+        <w:tabs>
+          <w:tab w:val="num" w:pos="1440"/>
+        </w:tabs>
+        <w:ind w:left="1440" w:hanging="360"/>
+      </w:pPr>
+      <w:rPr>
+        <w:rFonts w:ascii="Courier New" w:hAnsi="Courier New" w:hint="default"/>
+        <w:sz w:val="20"/>
+      </w:rPr>
+    </w:lvl>
+    <w:lvl w:ilvl="2" w:tentative="1">
+      <w:start w:val="1"/>
+      <w:numFmt w:val="bullet"/>
+      <w:lvlText w:val=""/>
+      <w:lvlJc w:val="left"/>
+      <w:pPr>
+        <w:tabs>
+          <w:tab w:val="num" w:pos="2160"/>
+        </w:tabs>
+        <w:ind w:left="2160" w:hanging="360"/>
+      </w:pPr>
+      <w:rPr>
+        <w:rFonts w:ascii="Wingdings" w:hAnsi="Wingdings" w:hint="default"/>
+        <w:sz w:val="20"/>
+      </w:rPr>
+    </w:lvl>
+    <w:lvl w:ilvl="3" w:tentative="1">
+      <w:start w:val="1"/>
+      <w:numFmt w:val="bullet"/>
+      <w:lvlText w:val=""/>
+      <w:lvlJc w:val="left"/>
+      <w:pPr>
+        <w:tabs>
+          <w:tab w:val="num" w:pos="2880"/>
+        </w:tabs>
+        <w:ind w:left="2880" w:hanging="360"/>
+      </w:pPr>
+      <w:rPr>
+        <w:rFonts w:ascii="Wingdings" w:hAnsi="Wingdings" w:hint="default"/>
+        <w:sz w:val="20"/>
+      </w:rPr>
+    </w:lvl>
+    <w:lvl w:ilvl="4" w:tentative="1">
+      <w:start w:val="1"/>
+      <w:numFmt w:val="bullet"/>
+      <w:lvlText w:val=""/>
+      <w:lvlJc w:val="left"/>
+      <w:pPr>
+        <w:tabs>
+          <w:tab w:val="num" w:pos="3600"/>
+        </w:tabs>
+        <w:ind w:left="3600" w:hanging="360"/>
+      </w:pPr>
+      <w:rPr>
+        <w:rFonts w:ascii="Wingdings" w:hAnsi="Wingdings" w:hint="default"/>
+        <w:sz w:val="20"/>
+      </w:rPr>
+    </w:lvl>
+    <w:lvl w:ilvl="5" w:tentative="1">
+      <w:start w:val="1"/>
+      <w:numFmt w:val="bullet"/>
+      <w:lvlText w:val=""/>
+      <w:lvlJc w:val="left"/>
+      <w:pPr>
+        <w:tabs>
+          <w:tab w:val="num" w:pos="4320"/>
+        </w:tabs>
+        <w:ind w:left="4320" w:hanging="360"/>
+      </w:pPr>
+      <w:rPr>
+        <w:rFonts w:ascii="Wingdings" w:hAnsi="Wingdings" w:hint="default"/>
+        <w:sz w:val="20"/>
+      </w:rPr>
+    </w:lvl>
+    <w:lvl w:ilvl="6" w:tentative="1">
+      <w:start w:val="1"/>
+      <w:numFmt w:val="bullet"/>
+      <w:lvlText w:val=""/>
+      <w:lvlJc w:val="left"/>
+      <w:pPr>
+        <w:tabs>
+          <w:tab w:val="num" w:pos="5040"/>
+        </w:tabs>
+        <w:ind w:left="5040" w:hanging="360"/>
+      </w:pPr>
+      <w:rPr>
+        <w:rFonts w:ascii="Wingdings" w:hAnsi="Wingdings" w:hint="default"/>
+        <w:sz w:val="20"/>
+      </w:rPr>
+    </w:lvl>
+    <w:lvl w:ilvl="7" w:tentative="1">
+      <w:start w:val="1"/>
+      <w:numFmt w:val="bullet"/>
+      <w:lvlText w:val=""/>
+      <w:lvlJc w:val="left"/>
+      <w:pPr>
+        <w:tabs>
+          <w:tab w:val="num" w:pos="5760"/>
+        </w:tabs>
+        <w:ind w:left="5760" w:hanging="360"/>
+      </w:pPr>
+      <w:rPr>
+        <w:rFonts w:ascii="Wingdings" w:hAnsi="Wingdings" w:hint="default"/>
+        <w:sz w:val="20"/>
+      </w:rPr>
+    </w:lvl>
+    <w:lvl w:ilvl="8" w:tentative="1">
+      <w:start w:val="1"/>
+      <w:numFmt w:val="bullet"/>
+      <w:lvlText w:val=""/>
+      <w:lvlJc w:val="left"/>
+      <w:pPr>
+        <w:tabs>
+          <w:tab w:val="num" w:pos="6480"/>
+        </w:tabs>
+        <w:ind w:left="6480" w:hanging="360"/>
+      </w:pPr>
+      <w:rPr>
+        <w:rFonts w:ascii="Wingdings" w:hAnsi="Wingdings" w:hint="default"/>
+        <w:sz w:val="20"/>
+      </w:rPr>
+    </w:lvl>
+  </w:abstractNum>
+  <w:abstractNum w:abstractNumId="15" w15:restartNumberingAfterBreak="0">
     <w:nsid w:val="31860C42"/>
     <w:multiLevelType w:val="multilevel"/>
     <w:tmpl w:val="FB825A9C"/>
@@ -22351,7 +30475,7 @@
       </w:rPr>
     </w:lvl>
   </w:abstractNum>
-  <w:abstractNum w:abstractNumId="11" w15:restartNumberingAfterBreak="0">
+  <w:abstractNum w:abstractNumId="16" w15:restartNumberingAfterBreak="0">
     <w:nsid w:val="35581C25"/>
     <w:multiLevelType w:val="multilevel"/>
     <w:tmpl w:val="D5A6D61A"/>
@@ -22500,7 +30624,7 @@
       </w:rPr>
     </w:lvl>
   </w:abstractNum>
-  <w:abstractNum w:abstractNumId="12" w15:restartNumberingAfterBreak="0">
+  <w:abstractNum w:abstractNumId="17" w15:restartNumberingAfterBreak="0">
     <w:nsid w:val="35D56ACB"/>
     <w:multiLevelType w:val="multilevel"/>
     <w:tmpl w:val="9A58995A"/>
@@ -22649,7 +30773,7 @@
       </w:rPr>
     </w:lvl>
   </w:abstractNum>
-  <w:abstractNum w:abstractNumId="13" w15:restartNumberingAfterBreak="0">
+  <w:abstractNum w:abstractNumId="18" w15:restartNumberingAfterBreak="0">
     <w:nsid w:val="3AC83E4D"/>
     <w:multiLevelType w:val="multilevel"/>
     <w:tmpl w:val="AD26FD44"/>
@@ -22762,7 +30886,7 @@
       </w:pPr>
     </w:lvl>
   </w:abstractNum>
-  <w:abstractNum w:abstractNumId="14" w15:restartNumberingAfterBreak="0">
+  <w:abstractNum w:abstractNumId="19" w15:restartNumberingAfterBreak="0">
     <w:nsid w:val="3B805A3B"/>
     <w:multiLevelType w:val="multilevel"/>
     <w:tmpl w:val="99C0D50C"/>
@@ -22911,7 +31035,7 @@
       </w:rPr>
     </w:lvl>
   </w:abstractNum>
-  <w:abstractNum w:abstractNumId="15" w15:restartNumberingAfterBreak="0">
+  <w:abstractNum w:abstractNumId="20" w15:restartNumberingAfterBreak="0">
     <w:nsid w:val="3BE91DB1"/>
     <w:multiLevelType w:val="multilevel"/>
     <w:tmpl w:val="A00443C4"/>
@@ -23060,7 +31184,7 @@
       </w:rPr>
     </w:lvl>
   </w:abstractNum>
-  <w:abstractNum w:abstractNumId="16" w15:restartNumberingAfterBreak="0">
+  <w:abstractNum w:abstractNumId="21" w15:restartNumberingAfterBreak="0">
     <w:nsid w:val="408E4DBF"/>
     <w:multiLevelType w:val="multilevel"/>
     <w:tmpl w:val="BB88F982"/>
@@ -23209,7 +31333,7 @@
       </w:rPr>
     </w:lvl>
   </w:abstractNum>
-  <w:abstractNum w:abstractNumId="17" w15:restartNumberingAfterBreak="0">
+  <w:abstractNum w:abstractNumId="22" w15:restartNumberingAfterBreak="0">
     <w:nsid w:val="458543D0"/>
     <w:multiLevelType w:val="multilevel"/>
     <w:tmpl w:val="AF9C97D0"/>
@@ -23322,7 +31446,7 @@
       </w:pPr>
     </w:lvl>
   </w:abstractNum>
-  <w:abstractNum w:abstractNumId="18" w15:restartNumberingAfterBreak="0">
+  <w:abstractNum w:abstractNumId="23" w15:restartNumberingAfterBreak="0">
     <w:nsid w:val="4D7D6B02"/>
     <w:multiLevelType w:val="multilevel"/>
     <w:tmpl w:val="DE6A1112"/>
@@ -23471,7 +31595,7 @@
       </w:rPr>
     </w:lvl>
   </w:abstractNum>
-  <w:abstractNum w:abstractNumId="19" w15:restartNumberingAfterBreak="0">
+  <w:abstractNum w:abstractNumId="24" w15:restartNumberingAfterBreak="0">
     <w:nsid w:val="4E682074"/>
     <w:multiLevelType w:val="multilevel"/>
     <w:tmpl w:val="56E038C4"/>
@@ -23620,7 +31744,7 @@
       </w:rPr>
     </w:lvl>
   </w:abstractNum>
-  <w:abstractNum w:abstractNumId="20" w15:restartNumberingAfterBreak="0">
+  <w:abstractNum w:abstractNumId="25" w15:restartNumberingAfterBreak="0">
     <w:nsid w:val="50453F82"/>
     <w:multiLevelType w:val="multilevel"/>
     <w:tmpl w:val="21CAB674"/>
@@ -23769,7 +31893,7 @@
       </w:rPr>
     </w:lvl>
   </w:abstractNum>
-  <w:abstractNum w:abstractNumId="21" w15:restartNumberingAfterBreak="0">
+  <w:abstractNum w:abstractNumId="26" w15:restartNumberingAfterBreak="0">
     <w:nsid w:val="5A7C0DE8"/>
     <w:multiLevelType w:val="multilevel"/>
     <w:tmpl w:val="4A808946"/>
@@ -23918,7 +32042,7 @@
       </w:rPr>
     </w:lvl>
   </w:abstractNum>
-  <w:abstractNum w:abstractNumId="22" w15:restartNumberingAfterBreak="0">
+  <w:abstractNum w:abstractNumId="27" w15:restartNumberingAfterBreak="0">
     <w:nsid w:val="5EC919AC"/>
     <w:multiLevelType w:val="multilevel"/>
     <w:tmpl w:val="05A276DE"/>
@@ -24067,7 +32191,156 @@
       </w:rPr>
     </w:lvl>
   </w:abstractNum>
-  <w:abstractNum w:abstractNumId="23" w15:restartNumberingAfterBreak="0">
+  <w:abstractNum w:abstractNumId="28" w15:restartNumberingAfterBreak="0">
+    <w:nsid w:val="60846AC2"/>
+    <w:multiLevelType w:val="multilevel"/>
+    <w:tmpl w:val="BE88F4A0"/>
+    <w:lvl w:ilvl="0">
+      <w:start w:val="1"/>
+      <w:numFmt w:val="bullet"/>
+      <w:lvlText w:val=""/>
+      <w:lvlJc w:val="left"/>
+      <w:pPr>
+        <w:tabs>
+          <w:tab w:val="num" w:pos="720"/>
+        </w:tabs>
+        <w:ind w:left="720" w:hanging="360"/>
+      </w:pPr>
+      <w:rPr>
+        <w:rFonts w:ascii="Symbol" w:hAnsi="Symbol" w:hint="default"/>
+        <w:sz w:val="20"/>
+      </w:rPr>
+    </w:lvl>
+    <w:lvl w:ilvl="1" w:tentative="1">
+      <w:start w:val="1"/>
+      <w:numFmt w:val="bullet"/>
+      <w:lvlText w:val="o"/>
+      <w:lvlJc w:val="left"/>
+      <w:pPr>
+        <w:tabs>
+          <w:tab w:val="num" w:pos="1440"/>
+        </w:tabs>
+        <w:ind w:left="1440" w:hanging="360"/>
+      </w:pPr>
+      <w:rPr>
+        <w:rFonts w:ascii="Courier New" w:hAnsi="Courier New" w:hint="default"/>
+        <w:sz w:val="20"/>
+      </w:rPr>
+    </w:lvl>
+    <w:lvl w:ilvl="2" w:tentative="1">
+      <w:start w:val="1"/>
+      <w:numFmt w:val="bullet"/>
+      <w:lvlText w:val=""/>
+      <w:lvlJc w:val="left"/>
+      <w:pPr>
+        <w:tabs>
+          <w:tab w:val="num" w:pos="2160"/>
+        </w:tabs>
+        <w:ind w:left="2160" w:hanging="360"/>
+      </w:pPr>
+      <w:rPr>
+        <w:rFonts w:ascii="Wingdings" w:hAnsi="Wingdings" w:hint="default"/>
+        <w:sz w:val="20"/>
+      </w:rPr>
+    </w:lvl>
+    <w:lvl w:ilvl="3" w:tentative="1">
+      <w:start w:val="1"/>
+      <w:numFmt w:val="bullet"/>
+      <w:lvlText w:val=""/>
+      <w:lvlJc w:val="left"/>
+      <w:pPr>
+        <w:tabs>
+          <w:tab w:val="num" w:pos="2880"/>
+        </w:tabs>
+        <w:ind w:left="2880" w:hanging="360"/>
+      </w:pPr>
+      <w:rPr>
+        <w:rFonts w:ascii="Wingdings" w:hAnsi="Wingdings" w:hint="default"/>
+        <w:sz w:val="20"/>
+      </w:rPr>
+    </w:lvl>
+    <w:lvl w:ilvl="4" w:tentative="1">
+      <w:start w:val="1"/>
+      <w:numFmt w:val="bullet"/>
+      <w:lvlText w:val=""/>
+      <w:lvlJc w:val="left"/>
+      <w:pPr>
+        <w:tabs>
+          <w:tab w:val="num" w:pos="3600"/>
+        </w:tabs>
+        <w:ind w:left="3600" w:hanging="360"/>
+      </w:pPr>
+      <w:rPr>
+        <w:rFonts w:ascii="Wingdings" w:hAnsi="Wingdings" w:hint="default"/>
+        <w:sz w:val="20"/>
+      </w:rPr>
+    </w:lvl>
+    <w:lvl w:ilvl="5" w:tentative="1">
+      <w:start w:val="1"/>
+      <w:numFmt w:val="bullet"/>
+      <w:lvlText w:val=""/>
+      <w:lvlJc w:val="left"/>
+      <w:pPr>
+        <w:tabs>
+          <w:tab w:val="num" w:pos="4320"/>
+        </w:tabs>
+        <w:ind w:left="4320" w:hanging="360"/>
+      </w:pPr>
+      <w:rPr>
+        <w:rFonts w:ascii="Wingdings" w:hAnsi="Wingdings" w:hint="default"/>
+        <w:sz w:val="20"/>
+      </w:rPr>
+    </w:lvl>
+    <w:lvl w:ilvl="6" w:tentative="1">
+      <w:start w:val="1"/>
+      <w:numFmt w:val="bullet"/>
+      <w:lvlText w:val=""/>
+      <w:lvlJc w:val="left"/>
+      <w:pPr>
+        <w:tabs>
+          <w:tab w:val="num" w:pos="5040"/>
+        </w:tabs>
+        <w:ind w:left="5040" w:hanging="360"/>
+      </w:pPr>
+      <w:rPr>
+        <w:rFonts w:ascii="Wingdings" w:hAnsi="Wingdings" w:hint="default"/>
+        <w:sz w:val="20"/>
+      </w:rPr>
+    </w:lvl>
+    <w:lvl w:ilvl="7" w:tentative="1">
+      <w:start w:val="1"/>
+      <w:numFmt w:val="bullet"/>
+      <w:lvlText w:val=""/>
+      <w:lvlJc w:val="left"/>
+      <w:pPr>
+        <w:tabs>
+          <w:tab w:val="num" w:pos="5760"/>
+        </w:tabs>
+        <w:ind w:left="5760" w:hanging="360"/>
+      </w:pPr>
+      <w:rPr>
+        <w:rFonts w:ascii="Wingdings" w:hAnsi="Wingdings" w:hint="default"/>
+        <w:sz w:val="20"/>
+      </w:rPr>
+    </w:lvl>
+    <w:lvl w:ilvl="8" w:tentative="1">
+      <w:start w:val="1"/>
+      <w:numFmt w:val="bullet"/>
+      <w:lvlText w:val=""/>
+      <w:lvlJc w:val="left"/>
+      <w:pPr>
+        <w:tabs>
+          <w:tab w:val="num" w:pos="6480"/>
+        </w:tabs>
+        <w:ind w:left="6480" w:hanging="360"/>
+      </w:pPr>
+      <w:rPr>
+        <w:rFonts w:ascii="Wingdings" w:hAnsi="Wingdings" w:hint="default"/>
+        <w:sz w:val="20"/>
+      </w:rPr>
+    </w:lvl>
+  </w:abstractNum>
+  <w:abstractNum w:abstractNumId="29" w15:restartNumberingAfterBreak="0">
     <w:nsid w:val="65955685"/>
     <w:multiLevelType w:val="multilevel"/>
     <w:tmpl w:val="CCFA5076"/>
@@ -24216,7 +32489,156 @@
       </w:rPr>
     </w:lvl>
   </w:abstractNum>
-  <w:abstractNum w:abstractNumId="24" w15:restartNumberingAfterBreak="0">
+  <w:abstractNum w:abstractNumId="30" w15:restartNumberingAfterBreak="0">
+    <w:nsid w:val="676E2113"/>
+    <w:multiLevelType w:val="multilevel"/>
+    <w:tmpl w:val="04522B6C"/>
+    <w:lvl w:ilvl="0">
+      <w:start w:val="1"/>
+      <w:numFmt w:val="bullet"/>
+      <w:lvlText w:val=""/>
+      <w:lvlJc w:val="left"/>
+      <w:pPr>
+        <w:tabs>
+          <w:tab w:val="num" w:pos="720"/>
+        </w:tabs>
+        <w:ind w:left="720" w:hanging="360"/>
+      </w:pPr>
+      <w:rPr>
+        <w:rFonts w:ascii="Symbol" w:hAnsi="Symbol" w:hint="default"/>
+        <w:sz w:val="20"/>
+      </w:rPr>
+    </w:lvl>
+    <w:lvl w:ilvl="1" w:tentative="1">
+      <w:start w:val="1"/>
+      <w:numFmt w:val="bullet"/>
+      <w:lvlText w:val="o"/>
+      <w:lvlJc w:val="left"/>
+      <w:pPr>
+        <w:tabs>
+          <w:tab w:val="num" w:pos="1440"/>
+        </w:tabs>
+        <w:ind w:left="1440" w:hanging="360"/>
+      </w:pPr>
+      <w:rPr>
+        <w:rFonts w:ascii="Courier New" w:hAnsi="Courier New" w:hint="default"/>
+        <w:sz w:val="20"/>
+      </w:rPr>
+    </w:lvl>
+    <w:lvl w:ilvl="2" w:tentative="1">
+      <w:start w:val="1"/>
+      <w:numFmt w:val="bullet"/>
+      <w:lvlText w:val=""/>
+      <w:lvlJc w:val="left"/>
+      <w:pPr>
+        <w:tabs>
+          <w:tab w:val="num" w:pos="2160"/>
+        </w:tabs>
+        <w:ind w:left="2160" w:hanging="360"/>
+      </w:pPr>
+      <w:rPr>
+        <w:rFonts w:ascii="Wingdings" w:hAnsi="Wingdings" w:hint="default"/>
+        <w:sz w:val="20"/>
+      </w:rPr>
+    </w:lvl>
+    <w:lvl w:ilvl="3" w:tentative="1">
+      <w:start w:val="1"/>
+      <w:numFmt w:val="bullet"/>
+      <w:lvlText w:val=""/>
+      <w:lvlJc w:val="left"/>
+      <w:pPr>
+        <w:tabs>
+          <w:tab w:val="num" w:pos="2880"/>
+        </w:tabs>
+        <w:ind w:left="2880" w:hanging="360"/>
+      </w:pPr>
+      <w:rPr>
+        <w:rFonts w:ascii="Wingdings" w:hAnsi="Wingdings" w:hint="default"/>
+        <w:sz w:val="20"/>
+      </w:rPr>
+    </w:lvl>
+    <w:lvl w:ilvl="4" w:tentative="1">
+      <w:start w:val="1"/>
+      <w:numFmt w:val="bullet"/>
+      <w:lvlText w:val=""/>
+      <w:lvlJc w:val="left"/>
+      <w:pPr>
+        <w:tabs>
+          <w:tab w:val="num" w:pos="3600"/>
+        </w:tabs>
+        <w:ind w:left="3600" w:hanging="360"/>
+      </w:pPr>
+      <w:rPr>
+        <w:rFonts w:ascii="Wingdings" w:hAnsi="Wingdings" w:hint="default"/>
+        <w:sz w:val="20"/>
+      </w:rPr>
+    </w:lvl>
+    <w:lvl w:ilvl="5" w:tentative="1">
+      <w:start w:val="1"/>
+      <w:numFmt w:val="bullet"/>
+      <w:lvlText w:val=""/>
+      <w:lvlJc w:val="left"/>
+      <w:pPr>
+        <w:tabs>
+          <w:tab w:val="num" w:pos="4320"/>
+        </w:tabs>
+        <w:ind w:left="4320" w:hanging="360"/>
+      </w:pPr>
+      <w:rPr>
+        <w:rFonts w:ascii="Wingdings" w:hAnsi="Wingdings" w:hint="default"/>
+        <w:sz w:val="20"/>
+      </w:rPr>
+    </w:lvl>
+    <w:lvl w:ilvl="6" w:tentative="1">
+      <w:start w:val="1"/>
+      <w:numFmt w:val="bullet"/>
+      <w:lvlText w:val=""/>
+      <w:lvlJc w:val="left"/>
+      <w:pPr>
+        <w:tabs>
+          <w:tab w:val="num" w:pos="5040"/>
+        </w:tabs>
+        <w:ind w:left="5040" w:hanging="360"/>
+      </w:pPr>
+      <w:rPr>
+        <w:rFonts w:ascii="Wingdings" w:hAnsi="Wingdings" w:hint="default"/>
+        <w:sz w:val="20"/>
+      </w:rPr>
+    </w:lvl>
+    <w:lvl w:ilvl="7" w:tentative="1">
+      <w:start w:val="1"/>
+      <w:numFmt w:val="bullet"/>
+      <w:lvlText w:val=""/>
+      <w:lvlJc w:val="left"/>
+      <w:pPr>
+        <w:tabs>
+          <w:tab w:val="num" w:pos="5760"/>
+        </w:tabs>
+        <w:ind w:left="5760" w:hanging="360"/>
+      </w:pPr>
+      <w:rPr>
+        <w:rFonts w:ascii="Wingdings" w:hAnsi="Wingdings" w:hint="default"/>
+        <w:sz w:val="20"/>
+      </w:rPr>
+    </w:lvl>
+    <w:lvl w:ilvl="8" w:tentative="1">
+      <w:start w:val="1"/>
+      <w:numFmt w:val="bullet"/>
+      <w:lvlText w:val=""/>
+      <w:lvlJc w:val="left"/>
+      <w:pPr>
+        <w:tabs>
+          <w:tab w:val="num" w:pos="6480"/>
+        </w:tabs>
+        <w:ind w:left="6480" w:hanging="360"/>
+      </w:pPr>
+      <w:rPr>
+        <w:rFonts w:ascii="Wingdings" w:hAnsi="Wingdings" w:hint="default"/>
+        <w:sz w:val="20"/>
+      </w:rPr>
+    </w:lvl>
+  </w:abstractNum>
+  <w:abstractNum w:abstractNumId="31" w15:restartNumberingAfterBreak="0">
     <w:nsid w:val="685677FD"/>
     <w:multiLevelType w:val="multilevel"/>
     <w:tmpl w:val="FB06A024"/>
@@ -24365,7 +32787,156 @@
       </w:rPr>
     </w:lvl>
   </w:abstractNum>
-  <w:abstractNum w:abstractNumId="25" w15:restartNumberingAfterBreak="0">
+  <w:abstractNum w:abstractNumId="32" w15:restartNumberingAfterBreak="0">
+    <w:nsid w:val="6CB81D21"/>
+    <w:multiLevelType w:val="multilevel"/>
+    <w:tmpl w:val="4CFCC322"/>
+    <w:lvl w:ilvl="0">
+      <w:start w:val="1"/>
+      <w:numFmt w:val="bullet"/>
+      <w:lvlText w:val=""/>
+      <w:lvlJc w:val="left"/>
+      <w:pPr>
+        <w:tabs>
+          <w:tab w:val="num" w:pos="720"/>
+        </w:tabs>
+        <w:ind w:left="720" w:hanging="360"/>
+      </w:pPr>
+      <w:rPr>
+        <w:rFonts w:ascii="Symbol" w:hAnsi="Symbol" w:hint="default"/>
+        <w:sz w:val="20"/>
+      </w:rPr>
+    </w:lvl>
+    <w:lvl w:ilvl="1" w:tentative="1">
+      <w:start w:val="1"/>
+      <w:numFmt w:val="bullet"/>
+      <w:lvlText w:val="o"/>
+      <w:lvlJc w:val="left"/>
+      <w:pPr>
+        <w:tabs>
+          <w:tab w:val="num" w:pos="1440"/>
+        </w:tabs>
+        <w:ind w:left="1440" w:hanging="360"/>
+      </w:pPr>
+      <w:rPr>
+        <w:rFonts w:ascii="Courier New" w:hAnsi="Courier New" w:hint="default"/>
+        <w:sz w:val="20"/>
+      </w:rPr>
+    </w:lvl>
+    <w:lvl w:ilvl="2" w:tentative="1">
+      <w:start w:val="1"/>
+      <w:numFmt w:val="bullet"/>
+      <w:lvlText w:val=""/>
+      <w:lvlJc w:val="left"/>
+      <w:pPr>
+        <w:tabs>
+          <w:tab w:val="num" w:pos="2160"/>
+        </w:tabs>
+        <w:ind w:left="2160" w:hanging="360"/>
+      </w:pPr>
+      <w:rPr>
+        <w:rFonts w:ascii="Wingdings" w:hAnsi="Wingdings" w:hint="default"/>
+        <w:sz w:val="20"/>
+      </w:rPr>
+    </w:lvl>
+    <w:lvl w:ilvl="3" w:tentative="1">
+      <w:start w:val="1"/>
+      <w:numFmt w:val="bullet"/>
+      <w:lvlText w:val=""/>
+      <w:lvlJc w:val="left"/>
+      <w:pPr>
+        <w:tabs>
+          <w:tab w:val="num" w:pos="2880"/>
+        </w:tabs>
+        <w:ind w:left="2880" w:hanging="360"/>
+      </w:pPr>
+      <w:rPr>
+        <w:rFonts w:ascii="Wingdings" w:hAnsi="Wingdings" w:hint="default"/>
+        <w:sz w:val="20"/>
+      </w:rPr>
+    </w:lvl>
+    <w:lvl w:ilvl="4" w:tentative="1">
+      <w:start w:val="1"/>
+      <w:numFmt w:val="bullet"/>
+      <w:lvlText w:val=""/>
+      <w:lvlJc w:val="left"/>
+      <w:pPr>
+        <w:tabs>
+          <w:tab w:val="num" w:pos="3600"/>
+        </w:tabs>
+        <w:ind w:left="3600" w:hanging="360"/>
+      </w:pPr>
+      <w:rPr>
+        <w:rFonts w:ascii="Wingdings" w:hAnsi="Wingdings" w:hint="default"/>
+        <w:sz w:val="20"/>
+      </w:rPr>
+    </w:lvl>
+    <w:lvl w:ilvl="5" w:tentative="1">
+      <w:start w:val="1"/>
+      <w:numFmt w:val="bullet"/>
+      <w:lvlText w:val=""/>
+      <w:lvlJc w:val="left"/>
+      <w:pPr>
+        <w:tabs>
+          <w:tab w:val="num" w:pos="4320"/>
+        </w:tabs>
+        <w:ind w:left="4320" w:hanging="360"/>
+      </w:pPr>
+      <w:rPr>
+        <w:rFonts w:ascii="Wingdings" w:hAnsi="Wingdings" w:hint="default"/>
+        <w:sz w:val="20"/>
+      </w:rPr>
+    </w:lvl>
+    <w:lvl w:ilvl="6" w:tentative="1">
+      <w:start w:val="1"/>
+      <w:numFmt w:val="bullet"/>
+      <w:lvlText w:val=""/>
+      <w:lvlJc w:val="left"/>
+      <w:pPr>
+        <w:tabs>
+          <w:tab w:val="num" w:pos="5040"/>
+        </w:tabs>
+        <w:ind w:left="5040" w:hanging="360"/>
+      </w:pPr>
+      <w:rPr>
+        <w:rFonts w:ascii="Wingdings" w:hAnsi="Wingdings" w:hint="default"/>
+        <w:sz w:val="20"/>
+      </w:rPr>
+    </w:lvl>
+    <w:lvl w:ilvl="7" w:tentative="1">
+      <w:start w:val="1"/>
+      <w:numFmt w:val="bullet"/>
+      <w:lvlText w:val=""/>
+      <w:lvlJc w:val="left"/>
+      <w:pPr>
+        <w:tabs>
+          <w:tab w:val="num" w:pos="5760"/>
+        </w:tabs>
+        <w:ind w:left="5760" w:hanging="360"/>
+      </w:pPr>
+      <w:rPr>
+        <w:rFonts w:ascii="Wingdings" w:hAnsi="Wingdings" w:hint="default"/>
+        <w:sz w:val="20"/>
+      </w:rPr>
+    </w:lvl>
+    <w:lvl w:ilvl="8" w:tentative="1">
+      <w:start w:val="1"/>
+      <w:numFmt w:val="bullet"/>
+      <w:lvlText w:val=""/>
+      <w:lvlJc w:val="left"/>
+      <w:pPr>
+        <w:tabs>
+          <w:tab w:val="num" w:pos="6480"/>
+        </w:tabs>
+        <w:ind w:left="6480" w:hanging="360"/>
+      </w:pPr>
+      <w:rPr>
+        <w:rFonts w:ascii="Wingdings" w:hAnsi="Wingdings" w:hint="default"/>
+        <w:sz w:val="20"/>
+      </w:rPr>
+    </w:lvl>
+  </w:abstractNum>
+  <w:abstractNum w:abstractNumId="33" w15:restartNumberingAfterBreak="0">
     <w:nsid w:val="70A54749"/>
     <w:multiLevelType w:val="multilevel"/>
     <w:tmpl w:val="1CC63CD6"/>
@@ -24478,7 +33049,120 @@
       </w:pPr>
     </w:lvl>
   </w:abstractNum>
-  <w:abstractNum w:abstractNumId="26" w15:restartNumberingAfterBreak="0">
+  <w:abstractNum w:abstractNumId="34" w15:restartNumberingAfterBreak="0">
+    <w:nsid w:val="732E6A07"/>
+    <w:multiLevelType w:val="multilevel"/>
+    <w:tmpl w:val="9BAA5112"/>
+    <w:lvl w:ilvl="0">
+      <w:start w:val="1"/>
+      <w:numFmt w:val="decimal"/>
+      <w:lvlText w:val="%1."/>
+      <w:lvlJc w:val="left"/>
+      <w:pPr>
+        <w:tabs>
+          <w:tab w:val="num" w:pos="720"/>
+        </w:tabs>
+        <w:ind w:left="720" w:hanging="360"/>
+      </w:pPr>
+    </w:lvl>
+    <w:lvl w:ilvl="1" w:tentative="1">
+      <w:start w:val="1"/>
+      <w:numFmt w:val="decimal"/>
+      <w:lvlText w:val="%2."/>
+      <w:lvlJc w:val="left"/>
+      <w:pPr>
+        <w:tabs>
+          <w:tab w:val="num" w:pos="1440"/>
+        </w:tabs>
+        <w:ind w:left="1440" w:hanging="360"/>
+      </w:pPr>
+    </w:lvl>
+    <w:lvl w:ilvl="2" w:tentative="1">
+      <w:start w:val="1"/>
+      <w:numFmt w:val="decimal"/>
+      <w:lvlText w:val="%3."/>
+      <w:lvlJc w:val="left"/>
+      <w:pPr>
+        <w:tabs>
+          <w:tab w:val="num" w:pos="2160"/>
+        </w:tabs>
+        <w:ind w:left="2160" w:hanging="360"/>
+      </w:pPr>
+    </w:lvl>
+    <w:lvl w:ilvl="3" w:tentative="1">
+      <w:start w:val="1"/>
+      <w:numFmt w:val="decimal"/>
+      <w:lvlText w:val="%4."/>
+      <w:lvlJc w:val="left"/>
+      <w:pPr>
+        <w:tabs>
+          <w:tab w:val="num" w:pos="2880"/>
+        </w:tabs>
+        <w:ind w:left="2880" w:hanging="360"/>
+      </w:pPr>
+    </w:lvl>
+    <w:lvl w:ilvl="4" w:tentative="1">
+      <w:start w:val="1"/>
+      <w:numFmt w:val="decimal"/>
+      <w:lvlText w:val="%5."/>
+      <w:lvlJc w:val="left"/>
+      <w:pPr>
+        <w:tabs>
+          <w:tab w:val="num" w:pos="3600"/>
+        </w:tabs>
+        <w:ind w:left="3600" w:hanging="360"/>
+      </w:pPr>
+    </w:lvl>
+    <w:lvl w:ilvl="5" w:tentative="1">
+      <w:start w:val="1"/>
+      <w:numFmt w:val="decimal"/>
+      <w:lvlText w:val="%6."/>
+      <w:lvlJc w:val="left"/>
+      <w:pPr>
+        <w:tabs>
+          <w:tab w:val="num" w:pos="4320"/>
+        </w:tabs>
+        <w:ind w:left="4320" w:hanging="360"/>
+      </w:pPr>
+    </w:lvl>
+    <w:lvl w:ilvl="6" w:tentative="1">
+      <w:start w:val="1"/>
+      <w:numFmt w:val="decimal"/>
+      <w:lvlText w:val="%7."/>
+      <w:lvlJc w:val="left"/>
+      <w:pPr>
+        <w:tabs>
+          <w:tab w:val="num" w:pos="5040"/>
+        </w:tabs>
+        <w:ind w:left="5040" w:hanging="360"/>
+      </w:pPr>
+    </w:lvl>
+    <w:lvl w:ilvl="7" w:tentative="1">
+      <w:start w:val="1"/>
+      <w:numFmt w:val="decimal"/>
+      <w:lvlText w:val="%8."/>
+      <w:lvlJc w:val="left"/>
+      <w:pPr>
+        <w:tabs>
+          <w:tab w:val="num" w:pos="5760"/>
+        </w:tabs>
+        <w:ind w:left="5760" w:hanging="360"/>
+      </w:pPr>
+    </w:lvl>
+    <w:lvl w:ilvl="8" w:tentative="1">
+      <w:start w:val="1"/>
+      <w:numFmt w:val="decimal"/>
+      <w:lvlText w:val="%9."/>
+      <w:lvlJc w:val="left"/>
+      <w:pPr>
+        <w:tabs>
+          <w:tab w:val="num" w:pos="6480"/>
+        </w:tabs>
+        <w:ind w:left="6480" w:hanging="360"/>
+      </w:pPr>
+    </w:lvl>
+  </w:abstractNum>
+  <w:abstractNum w:abstractNumId="35" w15:restartNumberingAfterBreak="0">
     <w:nsid w:val="7417796D"/>
     <w:multiLevelType w:val="multilevel"/>
     <w:tmpl w:val="317E329A"/>
@@ -24591,7 +33275,7 @@
       </w:pPr>
     </w:lvl>
   </w:abstractNum>
-  <w:abstractNum w:abstractNumId="27" w15:restartNumberingAfterBreak="0">
+  <w:abstractNum w:abstractNumId="36" w15:restartNumberingAfterBreak="0">
     <w:nsid w:val="764C0899"/>
     <w:multiLevelType w:val="multilevel"/>
     <w:tmpl w:val="190C2020"/>
@@ -24740,7 +33424,7 @@
       </w:rPr>
     </w:lvl>
   </w:abstractNum>
-  <w:abstractNum w:abstractNumId="28" w15:restartNumberingAfterBreak="0">
+  <w:abstractNum w:abstractNumId="37" w15:restartNumberingAfterBreak="0">
     <w:nsid w:val="787F0533"/>
     <w:multiLevelType w:val="multilevel"/>
     <w:tmpl w:val="4EB62138"/>
@@ -24889,7 +33573,7 @@
       </w:rPr>
     </w:lvl>
   </w:abstractNum>
-  <w:abstractNum w:abstractNumId="29" w15:restartNumberingAfterBreak="0">
+  <w:abstractNum w:abstractNumId="38" w15:restartNumberingAfterBreak="0">
     <w:nsid w:val="799F184A"/>
     <w:multiLevelType w:val="multilevel"/>
     <w:tmpl w:val="ED903AD0"/>
@@ -25038,7 +33722,7 @@
       </w:rPr>
     </w:lvl>
   </w:abstractNum>
-  <w:abstractNum w:abstractNumId="30" w15:restartNumberingAfterBreak="0">
+  <w:abstractNum w:abstractNumId="39" w15:restartNumberingAfterBreak="0">
     <w:nsid w:val="7AE27280"/>
     <w:multiLevelType w:val="multilevel"/>
     <w:tmpl w:val="E5D26A5E"/>
@@ -25187,7 +33871,96 @@
       </w:rPr>
     </w:lvl>
   </w:abstractNum>
-  <w:abstractNum w:abstractNumId="31" w15:restartNumberingAfterBreak="0">
+  <w:abstractNum w:abstractNumId="40" w15:restartNumberingAfterBreak="0">
+    <w:nsid w:val="7DCB1E18"/>
+    <w:multiLevelType w:val="hybridMultilevel"/>
+    <w:tmpl w:val="62026AE6"/>
+    <w:lvl w:ilvl="0" w:tplc="0409000F">
+      <w:start w:val="1"/>
+      <w:numFmt w:val="decimal"/>
+      <w:lvlText w:val="%1."/>
+      <w:lvlJc w:val="left"/>
+      <w:pPr>
+        <w:ind w:left="720" w:hanging="360"/>
+      </w:pPr>
+      <w:rPr>
+        <w:rFonts w:hint="default"/>
+      </w:rPr>
+    </w:lvl>
+    <w:lvl w:ilvl="1" w:tplc="04090019" w:tentative="1">
+      <w:start w:val="1"/>
+      <w:numFmt w:val="lowerLetter"/>
+      <w:lvlText w:val="%2."/>
+      <w:lvlJc w:val="left"/>
+      <w:pPr>
+        <w:ind w:left="1440" w:hanging="360"/>
+      </w:pPr>
+    </w:lvl>
+    <w:lvl w:ilvl="2" w:tplc="0409001B" w:tentative="1">
+      <w:start w:val="1"/>
+      <w:numFmt w:val="lowerRoman"/>
+      <w:lvlText w:val="%3."/>
+      <w:lvlJc w:val="right"/>
+      <w:pPr>
+        <w:ind w:left="2160" w:hanging="180"/>
+      </w:pPr>
+    </w:lvl>
+    <w:lvl w:ilvl="3" w:tplc="0409000F" w:tentative="1">
+      <w:start w:val="1"/>
+      <w:numFmt w:val="decimal"/>
+      <w:lvlText w:val="%4."/>
+      <w:lvlJc w:val="left"/>
+      <w:pPr>
+        <w:ind w:left="2880" w:hanging="360"/>
+      </w:pPr>
+    </w:lvl>
+    <w:lvl w:ilvl="4" w:tplc="04090019" w:tentative="1">
+      <w:start w:val="1"/>
+      <w:numFmt w:val="lowerLetter"/>
+      <w:lvlText w:val="%5."/>
+      <w:lvlJc w:val="left"/>
+      <w:pPr>
+        <w:ind w:left="3600" w:hanging="360"/>
+      </w:pPr>
+    </w:lvl>
+    <w:lvl w:ilvl="5" w:tplc="0409001B" w:tentative="1">
+      <w:start w:val="1"/>
+      <w:numFmt w:val="lowerRoman"/>
+      <w:lvlText w:val="%6."/>
+      <w:lvlJc w:val="right"/>
+      <w:pPr>
+        <w:ind w:left="4320" w:hanging="180"/>
+      </w:pPr>
+    </w:lvl>
+    <w:lvl w:ilvl="6" w:tplc="0409000F" w:tentative="1">
+      <w:start w:val="1"/>
+      <w:numFmt w:val="decimal"/>
+      <w:lvlText w:val="%7."/>
+      <w:lvlJc w:val="left"/>
+      <w:pPr>
+        <w:ind w:left="5040" w:hanging="360"/>
+      </w:pPr>
+    </w:lvl>
+    <w:lvl w:ilvl="7" w:tplc="04090019" w:tentative="1">
+      <w:start w:val="1"/>
+      <w:numFmt w:val="lowerLetter"/>
+      <w:lvlText w:val="%8."/>
+      <w:lvlJc w:val="left"/>
+      <w:pPr>
+        <w:ind w:left="5760" w:hanging="360"/>
+      </w:pPr>
+    </w:lvl>
+    <w:lvl w:ilvl="8" w:tplc="0409001B" w:tentative="1">
+      <w:start w:val="1"/>
+      <w:numFmt w:val="lowerRoman"/>
+      <w:lvlText w:val="%9."/>
+      <w:lvlJc w:val="right"/>
+      <w:pPr>
+        <w:ind w:left="6480" w:hanging="180"/>
+      </w:pPr>
+    </w:lvl>
+  </w:abstractNum>
+  <w:abstractNum w:abstractNumId="41" w15:restartNumberingAfterBreak="0">
     <w:nsid w:val="7FD43CDC"/>
     <w:multiLevelType w:val="multilevel"/>
     <w:tmpl w:val="1BF01136"/>
@@ -25301,100 +34074,130 @@
     </w:lvl>
   </w:abstractNum>
   <w:num w:numId="1" w16cid:durableId="1333487665">
+    <w:abstractNumId w:val="5"/>
+  </w:num>
+  <w:num w:numId="2" w16cid:durableId="267279900">
+    <w:abstractNumId w:val="29"/>
+  </w:num>
+  <w:num w:numId="3" w16cid:durableId="206338296">
+    <w:abstractNumId w:val="10"/>
+  </w:num>
+  <w:num w:numId="4" w16cid:durableId="325980066">
+    <w:abstractNumId w:val="16"/>
+  </w:num>
+  <w:num w:numId="5" w16cid:durableId="2039622575">
+    <w:abstractNumId w:val="36"/>
+  </w:num>
+  <w:num w:numId="6" w16cid:durableId="1174610173">
+    <w:abstractNumId w:val="6"/>
+  </w:num>
+  <w:num w:numId="7" w16cid:durableId="331219849">
+    <w:abstractNumId w:val="25"/>
+  </w:num>
+  <w:num w:numId="8" w16cid:durableId="1062414116">
+    <w:abstractNumId w:val="22"/>
+  </w:num>
+  <w:num w:numId="9" w16cid:durableId="408894739">
+    <w:abstractNumId w:val="24"/>
+  </w:num>
+  <w:num w:numId="10" w16cid:durableId="1051028963">
+    <w:abstractNumId w:val="17"/>
+  </w:num>
+  <w:num w:numId="11" w16cid:durableId="1251695714">
+    <w:abstractNumId w:val="27"/>
+  </w:num>
+  <w:num w:numId="12" w16cid:durableId="1813210955">
+    <w:abstractNumId w:val="26"/>
+  </w:num>
+  <w:num w:numId="13" w16cid:durableId="1516070321">
+    <w:abstractNumId w:val="38"/>
+  </w:num>
+  <w:num w:numId="14" w16cid:durableId="1475097476">
+    <w:abstractNumId w:val="41"/>
+  </w:num>
+  <w:num w:numId="15" w16cid:durableId="748890972">
+    <w:abstractNumId w:val="4"/>
+  </w:num>
+  <w:num w:numId="16" w16cid:durableId="1423647147">
+    <w:abstractNumId w:val="15"/>
+  </w:num>
+  <w:num w:numId="17" w16cid:durableId="2018000010">
+    <w:abstractNumId w:val="31"/>
+  </w:num>
+  <w:num w:numId="18" w16cid:durableId="1422215202">
+    <w:abstractNumId w:val="13"/>
+  </w:num>
+  <w:num w:numId="19" w16cid:durableId="1694111214">
+    <w:abstractNumId w:val="35"/>
+  </w:num>
+  <w:num w:numId="20" w16cid:durableId="446776120">
+    <w:abstractNumId w:val="39"/>
+  </w:num>
+  <w:num w:numId="21" w16cid:durableId="1628850908">
+    <w:abstractNumId w:val="37"/>
+  </w:num>
+  <w:num w:numId="22" w16cid:durableId="1750888520">
+    <w:abstractNumId w:val="8"/>
+  </w:num>
+  <w:num w:numId="23" w16cid:durableId="638270785">
+    <w:abstractNumId w:val="20"/>
+  </w:num>
+  <w:num w:numId="24" w16cid:durableId="398745654">
+    <w:abstractNumId w:val="7"/>
+  </w:num>
+  <w:num w:numId="25" w16cid:durableId="1800877336">
+    <w:abstractNumId w:val="18"/>
+  </w:num>
+  <w:num w:numId="26" w16cid:durableId="1927034907">
+    <w:abstractNumId w:val="9"/>
+  </w:num>
+  <w:num w:numId="27" w16cid:durableId="1258714450">
+    <w:abstractNumId w:val="11"/>
+  </w:num>
+  <w:num w:numId="28" w16cid:durableId="1768385318">
+    <w:abstractNumId w:val="12"/>
+  </w:num>
+  <w:num w:numId="29" w16cid:durableId="395128981">
+    <w:abstractNumId w:val="23"/>
+  </w:num>
+  <w:num w:numId="30" w16cid:durableId="367802095">
+    <w:abstractNumId w:val="33"/>
+  </w:num>
+  <w:num w:numId="31" w16cid:durableId="1501771627">
+    <w:abstractNumId w:val="19"/>
+  </w:num>
+  <w:num w:numId="32" w16cid:durableId="1055541703">
+    <w:abstractNumId w:val="21"/>
+  </w:num>
+  <w:num w:numId="33" w16cid:durableId="1493790733">
+    <w:abstractNumId w:val="34"/>
+  </w:num>
+  <w:num w:numId="34" w16cid:durableId="1103376013">
+    <w:abstractNumId w:val="0"/>
+  </w:num>
+  <w:num w:numId="35" w16cid:durableId="243805857">
     <w:abstractNumId w:val="1"/>
   </w:num>
-  <w:num w:numId="2" w16cid:durableId="267279900">
-    <w:abstractNumId w:val="23"/>
-  </w:num>
-  <w:num w:numId="3" w16cid:durableId="206338296">
-    <w:abstractNumId w:val="6"/>
-  </w:num>
-  <w:num w:numId="4" w16cid:durableId="325980066">
-    <w:abstractNumId w:val="11"/>
-  </w:num>
-  <w:num w:numId="5" w16cid:durableId="2039622575">
-    <w:abstractNumId w:val="27"/>
-  </w:num>
-  <w:num w:numId="6" w16cid:durableId="1174610173">
+  <w:num w:numId="36" w16cid:durableId="357901405">
     <w:abstractNumId w:val="2"/>
   </w:num>
-  <w:num w:numId="7" w16cid:durableId="331219849">
-    <w:abstractNumId w:val="20"/>
+  <w:num w:numId="37" w16cid:durableId="548953376">
+    <w:abstractNumId w:val="14"/>
   </w:num>
-  <w:num w:numId="8" w16cid:durableId="1062414116">
-    <w:abstractNumId w:val="17"/>
+  <w:num w:numId="38" w16cid:durableId="1406419727">
+    <w:abstractNumId w:val="32"/>
   </w:num>
-  <w:num w:numId="9" w16cid:durableId="408894739">
-    <w:abstractNumId w:val="19"/>
+  <w:num w:numId="39" w16cid:durableId="607346460">
+    <w:abstractNumId w:val="28"/>
   </w:num>
-  <w:num w:numId="10" w16cid:durableId="1051028963">
-    <w:abstractNumId w:val="12"/>
+  <w:num w:numId="40" w16cid:durableId="1510829375">
+    <w:abstractNumId w:val="3"/>
   </w:num>
-  <w:num w:numId="11" w16cid:durableId="1251695714">
-    <w:abstractNumId w:val="22"/>
-  </w:num>
-  <w:num w:numId="12" w16cid:durableId="1813210955">
-    <w:abstractNumId w:val="21"/>
-  </w:num>
-  <w:num w:numId="13" w16cid:durableId="1516070321">
-    <w:abstractNumId w:val="29"/>
-  </w:num>
-  <w:num w:numId="14" w16cid:durableId="1475097476">
-    <w:abstractNumId w:val="31"/>
-  </w:num>
-  <w:num w:numId="15" w16cid:durableId="748890972">
-    <w:abstractNumId w:val="0"/>
-  </w:num>
-  <w:num w:numId="16" w16cid:durableId="1423647147">
-    <w:abstractNumId w:val="10"/>
-  </w:num>
-  <w:num w:numId="17" w16cid:durableId="2018000010">
-    <w:abstractNumId w:val="24"/>
-  </w:num>
-  <w:num w:numId="18" w16cid:durableId="1422215202">
-    <w:abstractNumId w:val="9"/>
-  </w:num>
-  <w:num w:numId="19" w16cid:durableId="1694111214">
-    <w:abstractNumId w:val="26"/>
-  </w:num>
-  <w:num w:numId="20" w16cid:durableId="446776120">
+  <w:num w:numId="41" w16cid:durableId="666523499">
     <w:abstractNumId w:val="30"/>
   </w:num>
-  <w:num w:numId="21" w16cid:durableId="1628850908">
-    <w:abstractNumId w:val="28"/>
-  </w:num>
-  <w:num w:numId="22" w16cid:durableId="1750888520">
-    <w:abstractNumId w:val="4"/>
-  </w:num>
-  <w:num w:numId="23" w16cid:durableId="638270785">
-    <w:abstractNumId w:val="15"/>
-  </w:num>
-  <w:num w:numId="24" w16cid:durableId="398745654">
-    <w:abstractNumId w:val="3"/>
-  </w:num>
-  <w:num w:numId="25" w16cid:durableId="1800877336">
-    <w:abstractNumId w:val="13"/>
-  </w:num>
-  <w:num w:numId="26" w16cid:durableId="1927034907">
-    <w:abstractNumId w:val="5"/>
-  </w:num>
-  <w:num w:numId="27" w16cid:durableId="1258714450">
-    <w:abstractNumId w:val="7"/>
-  </w:num>
-  <w:num w:numId="28" w16cid:durableId="1768385318">
-    <w:abstractNumId w:val="8"/>
-  </w:num>
-  <w:num w:numId="29" w16cid:durableId="395128981">
-    <w:abstractNumId w:val="18"/>
-  </w:num>
-  <w:num w:numId="30" w16cid:durableId="367802095">
-    <w:abstractNumId w:val="25"/>
-  </w:num>
-  <w:num w:numId="31" w16cid:durableId="1501771627">
-    <w:abstractNumId w:val="14"/>
-  </w:num>
-  <w:num w:numId="32" w16cid:durableId="1055541703">
-    <w:abstractNumId w:val="16"/>
+  <w:num w:numId="42" w16cid:durableId="1764105148">
+    <w:abstractNumId w:val="40"/>
   </w:num>
   <w:numIdMacAtCleanup w:val="32"/>
 </w:numbering>
@@ -25883,7 +34686,6 @@
   <w:style w:type="character" w:default="1" w:styleId="DefaultParagraphFont">
     <w:name w:val="Default Paragraph Font"/>
     <w:uiPriority w:val="1"/>
-    <w:semiHidden/>
     <w:unhideWhenUsed/>
   </w:style>
   <w:style w:type="table" w:default="1" w:styleId="TableNormal">
